--- a/05-数字电路/02-时序逻辑电路/FIFO先入先出电路/FIFO先入先出电路.docx
+++ b/05-数字电路/02-时序逻辑电路/FIFO先入先出电路/FIFO先入先出电路.docx
@@ -2676,6 +2676,20 @@
     </w:p>
     <w:bookmarkEnd w:id="26"/>
     <w:bookmarkEnd w:id="27"/>
+    <w:p>
+      <w:pPr>
+        <w:spacing w:before="360"/>
+        <w:jc w:val="center"/>
+      </w:pPr>
+      <w:r>
+        <w:rPr>
+          <w:rFonts w:ascii="Times New Roman" w:hAnsi="Times New Roman"/>
+          <w:color w:val="555555"/>
+          <w:sz w:val="21"/>
+        </w:rPr>
+        <w:t>材料收集者：杜文杰</w:t>
+      </w:r>
+    </w:p>
     <w:sectPr>
       <w:headerReference r:id="rId9" w:type="default"/>
       <w:footerReference r:id="rId10" w:type="default"/>

--- a/05-数字电路/02-时序逻辑电路/FIFO先入先出电路/FIFO先入先出电路.docx
+++ b/05-数字电路/02-时序逻辑电路/FIFO先入先出电路/FIFO先入先出电路.docx
@@ -1,6 +1,6 @@
 
 <file path=word/document.xml><?xml version="1.0" encoding="utf-8"?>
-<w:document xmlns:w="http://schemas.openxmlformats.org/wordprocessingml/2006/main" xmlns:m="http://schemas.openxmlformats.org/officeDocument/2006/math" xmlns:r="http://schemas.openxmlformats.org/officeDocument/2006/relationships" xmlns:o="urn:schemas-microsoft-com:office:office" xmlns:v="urn:schemas-microsoft-com:vml" xmlns:w10="urn:schemas-microsoft-com:office:word" xmlns:a="http://schemas.openxmlformats.org/drawingml/2006/main" xmlns:pic="http://schemas.openxmlformats.org/drawingml/2006/picture" xmlns:wp="http://schemas.openxmlformats.org/drawingml/2006/wordprocessingDrawing">
+<w:document xmlns:m="http://schemas.openxmlformats.org/officeDocument/2006/math" xmlns:r="http://schemas.openxmlformats.org/officeDocument/2006/relationships" xmlns:w="http://schemas.openxmlformats.org/wordprocessingml/2006/main" xmlns:o="urn:schemas-microsoft-com:office:office" xmlns:v="urn:schemas-microsoft-com:vml" xmlns:w10="urn:schemas-microsoft-com:office:word" xmlns:a="http://schemas.openxmlformats.org/drawingml/2006/main" xmlns:pic="http://schemas.openxmlformats.org/drawingml/2006/picture" xmlns:wp="http://schemas.openxmlformats.org/drawingml/2006/wordprocessingDrawing">
   <w:body>
     <w:bookmarkStart w:id="27" w:name="fifo-先入先出电路"/>
     <w:p>
@@ -8,11 +8,14 @@
         <w:pStyle w:val="Heading1"/>
       </w:pPr>
       <w:r>
+        <w:rPr>
+          <w:rFonts w:eastAsia="黑体"/>
+        </w:rPr>
         <w:t xml:space="preserve">FIFO </w:t>
       </w:r>
       <w:r>
         <w:rPr>
-          <w:rFonts w:hint="eastAsia"/>
+          <w:rFonts w:hint="eastAsia" w:eastAsia="黑体"/>
         </w:rPr>
         <w:t xml:space="preserve">先入先出电路</w:t>
       </w:r>
@@ -24,7 +27,7 @@
       </w:pPr>
       <w:r>
         <w:rPr>
-          <w:rFonts w:hint="eastAsia"/>
+          <w:rFonts w:hint="eastAsia" w:eastAsia="黑体"/>
         </w:rPr>
         <w:t xml:space="preserve">拓扑描述</w:t>
       </w:r>
@@ -35,13 +38,13 @@
       </w:pPr>
       <w:r>
         <w:rPr>
-          <w:rFonts w:hint="eastAsia"/>
+          <w:rFonts w:hint="eastAsia" w:eastAsia="黑体"/>
         </w:rPr>
         <w:t xml:space="preserve">由</w:t>
       </w:r>
       <w:r>
         <w:rPr>
-          <w:rFonts w:hint="eastAsia"/>
+          <w:rFonts w:hint="eastAsia" w:eastAsia="黑体"/>
           <w:b/>
           <w:bCs/>
         </w:rPr>
@@ -49,6 +52,7 @@
       </w:r>
       <w:r>
         <w:rPr>
+          <w:rFonts w:eastAsia="黑体"/>
           <w:b/>
           <w:bCs/>
         </w:rPr>
@@ -61,7 +65,7 @@
       </m:oMath>
       <w:r>
         <w:rPr>
-          <w:rFonts w:hint="eastAsia"/>
+          <w:rFonts w:hint="eastAsia" w:eastAsia="黑体"/>
         </w:rPr>
         <w:t xml:space="preserve">（</w:t>
       </w:r>
@@ -80,15 +84,21 @@
         </m:sSup>
       </m:oMath>
       <w:r>
+        <w:rPr>
+          <w:rFonts w:eastAsia="黑体"/>
+        </w:rPr>
         <w:t xml:space="preserve"> </w:t>
       </w:r>
       <w:r>
         <w:rPr>
-          <w:rFonts w:hint="eastAsia"/>
+          <w:rFonts w:hint="eastAsia" w:eastAsia="黑体"/>
         </w:rPr>
         <w:t xml:space="preserve">个字、每字</w:t>
       </w:r>
       <w:r>
+        <w:rPr>
+          <w:rFonts w:eastAsia="黑体"/>
+        </w:rPr>
         <w:t xml:space="preserve"> </w:t>
       </w:r>
       <m:oMath>
@@ -97,17 +107,20 @@
         </m:r>
       </m:oMath>
       <w:r>
+        <w:rPr>
+          <w:rFonts w:eastAsia="黑体"/>
+        </w:rPr>
         <w:t xml:space="preserve"> </w:t>
       </w:r>
       <w:r>
         <w:rPr>
-          <w:rFonts w:hint="eastAsia"/>
+          <w:rFonts w:hint="eastAsia" w:eastAsia="黑体"/>
         </w:rPr>
         <w:t xml:space="preserve">位）、</w:t>
       </w:r>
       <w:r>
         <w:rPr>
-          <w:rFonts w:hint="eastAsia"/>
+          <w:rFonts w:hint="eastAsia" w:eastAsia="黑体"/>
           <w:b/>
           <w:bCs/>
         </w:rPr>
@@ -115,6 +128,7 @@
       </w:r>
       <w:r>
         <w:rPr>
+          <w:rFonts w:eastAsia="黑体"/>
           <w:b/>
           <w:bCs/>
         </w:rPr>
@@ -135,11 +149,14 @@
         </m:sSub>
       </m:oMath>
       <w:r>
+        <w:rPr>
+          <w:rFonts w:eastAsia="黑体"/>
+        </w:rPr>
         <w:t xml:space="preserve">、</w:t>
       </w:r>
       <w:r>
         <w:rPr>
-          <w:rFonts w:hint="eastAsia"/>
+          <w:rFonts w:hint="eastAsia" w:eastAsia="黑体"/>
           <w:b/>
           <w:bCs/>
         </w:rPr>
@@ -147,6 +164,7 @@
       </w:r>
       <w:r>
         <w:rPr>
+          <w:rFonts w:eastAsia="黑体"/>
           <w:b/>
           <w:bCs/>
         </w:rPr>
@@ -168,11 +186,14 @@
       </m:oMath>
       <w:r>
         <w:rPr>
-          <w:rFonts w:hint="eastAsia"/>
+          <w:rFonts w:hint="eastAsia" w:eastAsia="黑体"/>
         </w:rPr>
         <w:t xml:space="preserve">（各为</w:t>
       </w:r>
       <w:r>
+        <w:rPr>
+          <w:rFonts w:eastAsia="黑体"/>
+        </w:rPr>
         <w:t xml:space="preserve"> </w:t>
       </w:r>
       <m:oMath>
@@ -181,28 +202,34 @@
         </m:r>
       </m:oMath>
       <w:r>
+        <w:rPr>
+          <w:rFonts w:eastAsia="黑体"/>
+        </w:rPr>
         <w:t xml:space="preserve"> </w:t>
       </w:r>
       <w:r>
         <w:rPr>
-          <w:rFonts w:hint="eastAsia"/>
+          <w:rFonts w:hint="eastAsia" w:eastAsia="黑体"/>
         </w:rPr>
         <w:t xml:space="preserve">位计数器）、</w:t>
       </w:r>
       <w:r>
         <w:rPr>
-          <w:rFonts w:hint="eastAsia"/>
+          <w:rFonts w:hint="eastAsia" w:eastAsia="黑体"/>
           <w:b/>
           <w:bCs/>
         </w:rPr>
         <w:t xml:space="preserve">地址译码器</w:t>
       </w:r>
       <w:r>
+        <w:rPr>
+          <w:rFonts w:eastAsia="黑体"/>
+        </w:rPr>
         <w:t xml:space="preserve">、</w:t>
       </w:r>
       <w:r>
         <w:rPr>
-          <w:rFonts w:hint="eastAsia"/>
+          <w:rFonts w:hint="eastAsia" w:eastAsia="黑体"/>
           <w:b/>
           <w:bCs/>
         </w:rPr>
@@ -210,13 +237,13 @@
       </w:r>
       <w:r>
         <w:rPr>
-          <w:rFonts w:hint="eastAsia"/>
+          <w:rFonts w:hint="eastAsia" w:eastAsia="黑体"/>
         </w:rPr>
         <w:t xml:space="preserve">与</w:t>
       </w:r>
       <w:r>
         <w:rPr>
-          <w:rFonts w:hint="eastAsia"/>
+          <w:rFonts w:hint="eastAsia" w:eastAsia="黑体"/>
           <w:b/>
           <w:bCs/>
         </w:rPr>
@@ -224,22 +251,25 @@
       </w:r>
       <w:r>
         <w:rPr>
-          <w:rFonts w:hint="eastAsia"/>
+          <w:rFonts w:hint="eastAsia" w:eastAsia="黑体"/>
         </w:rPr>
         <w:t xml:space="preserve">组成。电路共</w:t>
       </w:r>
       <w:r>
+        <w:rPr>
+          <w:rFonts w:eastAsia="黑体"/>
+        </w:rPr>
         <w:t xml:space="preserve"> 9 </w:t>
       </w:r>
       <w:r>
         <w:rPr>
-          <w:rFonts w:hint="eastAsia"/>
+          <w:rFonts w:hint="eastAsia" w:eastAsia="黑体"/>
         </w:rPr>
         <w:t xml:space="preserve">个关键节点：</w:t>
       </w:r>
       <w:r>
         <w:rPr>
-          <w:rFonts w:hint="eastAsia"/>
+          <w:rFonts w:hint="eastAsia" w:eastAsia="黑体"/>
           <w:b/>
           <w:bCs/>
         </w:rPr>
@@ -247,6 +277,7 @@
       </w:r>
       <w:r>
         <w:rPr>
+          <w:rFonts w:eastAsia="黑体"/>
           <w:b/>
           <w:bCs/>
         </w:rPr>
@@ -254,7 +285,7 @@
       </w:r>
       <w:r>
         <w:rPr>
-          <w:rFonts w:hint="eastAsia"/>
+          <w:rFonts w:hint="eastAsia" w:eastAsia="黑体"/>
           <w:b/>
           <w:bCs/>
         </w:rPr>
@@ -262,6 +293,7 @@
       </w:r>
       <w:r>
         <w:rPr>
+          <w:rFonts w:eastAsia="黑体"/>
           <w:b/>
           <w:bCs/>
         </w:rPr>
@@ -286,13 +318,13 @@
       </m:oMath>
       <w:r>
         <w:rPr>
-          <w:rFonts w:hint="eastAsia"/>
+          <w:rFonts w:hint="eastAsia" w:eastAsia="黑体"/>
         </w:rPr>
         <w:t xml:space="preserve">（外部写入数据，接存储阵列的数据写入端）；</w:t>
       </w:r>
       <w:r>
         <w:rPr>
-          <w:rFonts w:hint="eastAsia"/>
+          <w:rFonts w:hint="eastAsia" w:eastAsia="黑体"/>
           <w:b/>
           <w:bCs/>
         </w:rPr>
@@ -300,6 +332,7 @@
       </w:r>
       <w:r>
         <w:rPr>
+          <w:rFonts w:eastAsia="黑体"/>
           <w:b/>
           <w:bCs/>
         </w:rPr>
@@ -307,7 +340,7 @@
       </w:r>
       <w:r>
         <w:rPr>
-          <w:rFonts w:hint="eastAsia"/>
+          <w:rFonts w:hint="eastAsia" w:eastAsia="黑体"/>
           <w:b/>
           <w:bCs/>
         </w:rPr>
@@ -315,6 +348,7 @@
       </w:r>
       <w:r>
         <w:rPr>
+          <w:rFonts w:eastAsia="黑体"/>
           <w:b/>
           <w:bCs/>
         </w:rPr>
@@ -342,13 +376,13 @@
       </m:oMath>
       <w:r>
         <w:rPr>
-          <w:rFonts w:hint="eastAsia"/>
+          <w:rFonts w:hint="eastAsia" w:eastAsia="黑体"/>
         </w:rPr>
         <w:t xml:space="preserve">（存储阵列的数据读出端，作为电路输出）；</w:t>
       </w:r>
       <w:r>
         <w:rPr>
-          <w:rFonts w:hint="eastAsia"/>
+          <w:rFonts w:hint="eastAsia" w:eastAsia="黑体"/>
           <w:b/>
           <w:bCs/>
         </w:rPr>
@@ -356,6 +390,7 @@
       </w:r>
       <w:r>
         <w:rPr>
+          <w:rFonts w:eastAsia="黑体"/>
           <w:b/>
           <w:bCs/>
         </w:rPr>
@@ -363,7 +398,7 @@
       </w:r>
       <w:r>
         <w:rPr>
-          <w:rFonts w:hint="eastAsia"/>
+          <w:rFonts w:hint="eastAsia" w:eastAsia="黑体"/>
           <w:b/>
           <w:bCs/>
         </w:rPr>
@@ -371,6 +406,7 @@
       </w:r>
       <w:r>
         <w:rPr>
+          <w:rFonts w:eastAsia="黑体"/>
           <w:b/>
           <w:bCs/>
         </w:rPr>
@@ -392,13 +428,13 @@
       </m:oMath>
       <w:r>
         <w:rPr>
-          <w:rFonts w:hint="eastAsia"/>
+          <w:rFonts w:hint="eastAsia" w:eastAsia="黑体"/>
         </w:rPr>
         <w:t xml:space="preserve">（接写指针与写控制逻辑）；</w:t>
       </w:r>
       <w:r>
         <w:rPr>
-          <w:rFonts w:hint="eastAsia"/>
+          <w:rFonts w:hint="eastAsia" w:eastAsia="黑体"/>
           <w:b/>
           <w:bCs/>
         </w:rPr>
@@ -406,6 +442,7 @@
       </w:r>
       <w:r>
         <w:rPr>
+          <w:rFonts w:eastAsia="黑体"/>
           <w:b/>
           <w:bCs/>
         </w:rPr>
@@ -413,7 +450,7 @@
       </w:r>
       <w:r>
         <w:rPr>
-          <w:rFonts w:hint="eastAsia"/>
+          <w:rFonts w:hint="eastAsia" w:eastAsia="黑体"/>
           <w:b/>
           <w:bCs/>
         </w:rPr>
@@ -421,6 +458,7 @@
       </w:r>
       <w:r>
         <w:rPr>
+          <w:rFonts w:eastAsia="黑体"/>
           <w:b/>
           <w:bCs/>
         </w:rPr>
@@ -442,13 +480,13 @@
       </m:oMath>
       <w:r>
         <w:rPr>
-          <w:rFonts w:hint="eastAsia"/>
+          <w:rFonts w:hint="eastAsia" w:eastAsia="黑体"/>
         </w:rPr>
         <w:t xml:space="preserve">（接读指针与读控制逻辑）；</w:t>
       </w:r>
       <w:r>
         <w:rPr>
-          <w:rFonts w:hint="eastAsia"/>
+          <w:rFonts w:hint="eastAsia" w:eastAsia="黑体"/>
           <w:b/>
           <w:bCs/>
         </w:rPr>
@@ -456,6 +494,7 @@
       </w:r>
       <w:r>
         <w:rPr>
+          <w:rFonts w:eastAsia="黑体"/>
           <w:b/>
           <w:bCs/>
         </w:rPr>
@@ -463,7 +502,7 @@
       </w:r>
       <w:r>
         <w:rPr>
-          <w:rFonts w:hint="eastAsia"/>
+          <w:rFonts w:hint="eastAsia" w:eastAsia="黑体"/>
           <w:b/>
           <w:bCs/>
         </w:rPr>
@@ -471,6 +510,7 @@
       </w:r>
       <w:r>
         <w:rPr>
+          <w:rFonts w:eastAsia="黑体"/>
           <w:b/>
           <w:bCs/>
         </w:rPr>
@@ -489,13 +529,13 @@
       </m:oMath>
       <w:r>
         <w:rPr>
-          <w:rFonts w:hint="eastAsia"/>
+          <w:rFonts w:hint="eastAsia" w:eastAsia="黑体"/>
         </w:rPr>
         <w:t xml:space="preserve">（接写指针与写控制）；</w:t>
       </w:r>
       <w:r>
         <w:rPr>
-          <w:rFonts w:hint="eastAsia"/>
+          <w:rFonts w:hint="eastAsia" w:eastAsia="黑体"/>
           <w:b/>
           <w:bCs/>
         </w:rPr>
@@ -503,6 +543,7 @@
       </w:r>
       <w:r>
         <w:rPr>
+          <w:rFonts w:eastAsia="黑体"/>
           <w:b/>
           <w:bCs/>
         </w:rPr>
@@ -510,7 +551,7 @@
       </w:r>
       <w:r>
         <w:rPr>
-          <w:rFonts w:hint="eastAsia"/>
+          <w:rFonts w:hint="eastAsia" w:eastAsia="黑体"/>
           <w:b/>
           <w:bCs/>
         </w:rPr>
@@ -518,6 +559,7 @@
       </w:r>
       <w:r>
         <w:rPr>
+          <w:rFonts w:eastAsia="黑体"/>
           <w:b/>
           <w:bCs/>
         </w:rPr>
@@ -536,13 +578,13 @@
       </m:oMath>
       <w:r>
         <w:rPr>
-          <w:rFonts w:hint="eastAsia"/>
+          <w:rFonts w:hint="eastAsia" w:eastAsia="黑体"/>
         </w:rPr>
         <w:t xml:space="preserve">（接读指针与读控制）；</w:t>
       </w:r>
       <w:r>
         <w:rPr>
-          <w:rFonts w:hint="eastAsia"/>
+          <w:rFonts w:hint="eastAsia" w:eastAsia="黑体"/>
           <w:b/>
           <w:bCs/>
         </w:rPr>
@@ -550,6 +592,7 @@
       </w:r>
       <w:r>
         <w:rPr>
+          <w:rFonts w:eastAsia="黑体"/>
           <w:b/>
           <w:bCs/>
         </w:rPr>
@@ -557,7 +600,7 @@
       </w:r>
       <w:r>
         <w:rPr>
-          <w:rFonts w:hint="eastAsia"/>
+          <w:rFonts w:hint="eastAsia" w:eastAsia="黑体"/>
           <w:b/>
           <w:bCs/>
         </w:rPr>
@@ -565,6 +608,7 @@
       </w:r>
       <w:r>
         <w:rPr>
+          <w:rFonts w:eastAsia="黑体"/>
           <w:b/>
           <w:bCs/>
         </w:rPr>
@@ -583,13 +627,13 @@
       </m:oMath>
       <w:r>
         <w:rPr>
-          <w:rFonts w:hint="eastAsia"/>
+          <w:rFonts w:hint="eastAsia" w:eastAsia="黑体"/>
         </w:rPr>
         <w:t xml:space="preserve">（接两个指针清零端）；</w:t>
       </w:r>
       <w:r>
         <w:rPr>
-          <w:rFonts w:hint="eastAsia"/>
+          <w:rFonts w:hint="eastAsia" w:eastAsia="黑体"/>
           <w:b/>
           <w:bCs/>
         </w:rPr>
@@ -597,6 +641,7 @@
       </w:r>
       <w:r>
         <w:rPr>
+          <w:rFonts w:eastAsia="黑体"/>
           <w:b/>
           <w:bCs/>
         </w:rPr>
@@ -604,7 +649,7 @@
       </w:r>
       <w:r>
         <w:rPr>
-          <w:rFonts w:hint="eastAsia"/>
+          <w:rFonts w:hint="eastAsia" w:eastAsia="黑体"/>
           <w:b/>
           <w:bCs/>
         </w:rPr>
@@ -612,6 +657,7 @@
       </w:r>
       <w:r>
         <w:rPr>
+          <w:rFonts w:eastAsia="黑体"/>
           <w:b/>
           <w:bCs/>
         </w:rPr>
@@ -633,13 +679,13 @@
       </m:oMath>
       <w:r>
         <w:rPr>
-          <w:rFonts w:hint="eastAsia"/>
+          <w:rFonts w:hint="eastAsia" w:eastAsia="黑体"/>
         </w:rPr>
         <w:t xml:space="preserve">；</w:t>
       </w:r>
       <w:r>
         <w:rPr>
-          <w:rFonts w:hint="eastAsia"/>
+          <w:rFonts w:hint="eastAsia" w:eastAsia="黑体"/>
           <w:b/>
           <w:bCs/>
         </w:rPr>
@@ -647,6 +693,7 @@
       </w:r>
       <w:r>
         <w:rPr>
+          <w:rFonts w:eastAsia="黑体"/>
           <w:b/>
           <w:bCs/>
         </w:rPr>
@@ -654,7 +701,7 @@
       </w:r>
       <w:r>
         <w:rPr>
-          <w:rFonts w:hint="eastAsia"/>
+          <w:rFonts w:hint="eastAsia" w:eastAsia="黑体"/>
           <w:b/>
           <w:bCs/>
         </w:rPr>
@@ -662,6 +709,7 @@
       </w:r>
       <w:r>
         <w:rPr>
+          <w:rFonts w:eastAsia="黑体"/>
           <w:b/>
           <w:bCs/>
         </w:rPr>
@@ -686,7 +734,7 @@
       </m:oMath>
       <w:r>
         <w:rPr>
-          <w:rFonts w:hint="eastAsia"/>
+          <w:rFonts w:hint="eastAsia" w:eastAsia="黑体"/>
         </w:rPr>
         <w:t xml:space="preserve">（由标志生成逻辑输出）。</w:t>
       </w:r>
@@ -695,13 +743,13 @@
       <w:pPr/>
       <w:r>
         <w:rPr>
-          <w:rFonts w:hint="eastAsia"/>
+          <w:rFonts w:hint="eastAsia" w:eastAsia="黑体"/>
         </w:rPr>
         <w:t xml:space="preserve">各单元管脚连接：</w:t>
       </w:r>
       <w:r>
         <w:rPr>
-          <w:rFonts w:hint="eastAsia"/>
+          <w:rFonts w:hint="eastAsia" w:eastAsia="黑体"/>
           <w:b/>
           <w:bCs/>
         </w:rPr>
@@ -709,6 +757,7 @@
       </w:r>
       <w:r>
         <w:rPr>
+          <w:rFonts w:eastAsia="黑体"/>
           <w:b/>
           <w:bCs/>
         </w:rPr>
@@ -720,15 +769,21 @@
         </m:r>
       </m:oMath>
       <w:r>
+        <w:rPr>
+          <w:rFonts w:eastAsia="黑体"/>
+        </w:rPr>
         <w:t xml:space="preserve"> </w:t>
       </w:r>
       <w:r>
         <w:rPr>
-          <w:rFonts w:hint="eastAsia"/>
+          <w:rFonts w:hint="eastAsia" w:eastAsia="黑体"/>
         </w:rPr>
         <w:t xml:space="preserve">的写数据脚接</w:t>
       </w:r>
       <w:r>
+        <w:rPr>
+          <w:rFonts w:eastAsia="黑体"/>
+        </w:rPr>
         <w:t xml:space="preserve"> </w:t>
       </w:r>
       <m:oMath>
@@ -750,11 +805,14 @@
       </m:oMath>
       <w:r>
         <w:rPr>
-          <w:rFonts w:hint="eastAsia"/>
+          <w:rFonts w:hint="eastAsia" w:eastAsia="黑体"/>
         </w:rPr>
         <w:t xml:space="preserve">、读数据脚接</w:t>
       </w:r>
       <w:r>
+        <w:rPr>
+          <w:rFonts w:eastAsia="黑体"/>
+        </w:rPr>
         <w:t xml:space="preserve"> </w:t>
       </w:r>
       <m:oMath>
@@ -779,11 +837,14 @@
       </m:oMath>
       <w:r>
         <w:rPr>
-          <w:rFonts w:hint="eastAsia"/>
+          <w:rFonts w:hint="eastAsia" w:eastAsia="黑体"/>
         </w:rPr>
         <w:t xml:space="preserve">、写地址脚</w:t>
       </w:r>
       <w:r>
+        <w:rPr>
+          <w:rFonts w:eastAsia="黑体"/>
+        </w:rPr>
         <w:t xml:space="preserve"> </w:t>
       </w:r>
       <m:oMath>
@@ -801,15 +862,21 @@
         </m:sSub>
       </m:oMath>
       <w:r>
+        <w:rPr>
+          <w:rFonts w:eastAsia="黑体"/>
+        </w:rPr>
         <w:t xml:space="preserve"> </w:t>
       </w:r>
       <w:r>
         <w:rPr>
-          <w:rFonts w:hint="eastAsia"/>
+          <w:rFonts w:hint="eastAsia" w:eastAsia="黑体"/>
         </w:rPr>
         <w:t xml:space="preserve">接写指针</w:t>
       </w:r>
       <w:r>
+        <w:rPr>
+          <w:rFonts w:eastAsia="黑体"/>
+        </w:rPr>
         <w:t xml:space="preserve"> </w:t>
       </w:r>
       <m:oMath>
@@ -827,15 +894,21 @@
         </m:sSub>
       </m:oMath>
       <w:r>
+        <w:rPr>
+          <w:rFonts w:eastAsia="黑体"/>
+        </w:rPr>
         <w:t xml:space="preserve"> </w:t>
       </w:r>
       <w:r>
         <w:rPr>
-          <w:rFonts w:hint="eastAsia"/>
+          <w:rFonts w:hint="eastAsia" w:eastAsia="黑体"/>
         </w:rPr>
         <w:t xml:space="preserve">的输出、读地址脚</w:t>
       </w:r>
       <w:r>
+        <w:rPr>
+          <w:rFonts w:eastAsia="黑体"/>
+        </w:rPr>
         <w:t xml:space="preserve"> </w:t>
       </w:r>
       <m:oMath>
@@ -853,15 +926,21 @@
         </m:sSub>
       </m:oMath>
       <w:r>
+        <w:rPr>
+          <w:rFonts w:eastAsia="黑体"/>
+        </w:rPr>
         <w:t xml:space="preserve"> </w:t>
       </w:r>
       <w:r>
         <w:rPr>
-          <w:rFonts w:hint="eastAsia"/>
+          <w:rFonts w:hint="eastAsia" w:eastAsia="黑体"/>
         </w:rPr>
         <w:t xml:space="preserve">接读指针</w:t>
       </w:r>
       <w:r>
+        <w:rPr>
+          <w:rFonts w:eastAsia="黑体"/>
+        </w:rPr>
         <w:t xml:space="preserve"> </w:t>
       </w:r>
       <m:oMath>
@@ -879,17 +958,20 @@
         </m:sSub>
       </m:oMath>
       <w:r>
+        <w:rPr>
+          <w:rFonts w:eastAsia="黑体"/>
+        </w:rPr>
         <w:t xml:space="preserve"> </w:t>
       </w:r>
       <w:r>
         <w:rPr>
-          <w:rFonts w:hint="eastAsia"/>
+          <w:rFonts w:hint="eastAsia" w:eastAsia="黑体"/>
         </w:rPr>
         <w:t xml:space="preserve">的输出；</w:t>
       </w:r>
       <w:r>
         <w:rPr>
-          <w:rFonts w:hint="eastAsia"/>
+          <w:rFonts w:hint="eastAsia" w:eastAsia="黑体"/>
           <w:b/>
           <w:bCs/>
         </w:rPr>
@@ -897,6 +979,7 @@
       </w:r>
       <w:r>
         <w:rPr>
+          <w:rFonts w:eastAsia="黑体"/>
           <w:b/>
           <w:bCs/>
         </w:rPr>
@@ -917,15 +1000,21 @@
         </m:sSub>
       </m:oMath>
       <w:r>
+        <w:rPr>
+          <w:rFonts w:eastAsia="黑体"/>
+        </w:rPr>
         <w:t xml:space="preserve"> </w:t>
       </w:r>
       <w:r>
         <w:rPr>
-          <w:rFonts w:hint="eastAsia"/>
+          <w:rFonts w:hint="eastAsia" w:eastAsia="黑体"/>
         </w:rPr>
         <w:t xml:space="preserve">的时钟脚接</w:t>
       </w:r>
       <w:r>
+        <w:rPr>
+          <w:rFonts w:eastAsia="黑体"/>
+        </w:rPr>
         <w:t xml:space="preserve"> </w:t>
       </w:r>
       <m:oMath>
@@ -944,11 +1033,14 @@
       </m:oMath>
       <w:r>
         <w:rPr>
-          <w:rFonts w:hint="eastAsia"/>
+          <w:rFonts w:hint="eastAsia" w:eastAsia="黑体"/>
         </w:rPr>
         <w:t xml:space="preserve">、使能脚接</w:t>
       </w:r>
       <w:r>
+        <w:rPr>
+          <w:rFonts w:eastAsia="黑体"/>
+        </w:rPr>
         <w:t xml:space="preserve"> </w:t>
       </w:r>
       <m:oMath>
@@ -964,11 +1056,14 @@
       </m:oMath>
       <w:r>
         <w:rPr>
-          <w:rFonts w:hint="eastAsia"/>
+          <w:rFonts w:hint="eastAsia" w:eastAsia="黑体"/>
         </w:rPr>
         <w:t xml:space="preserve">、清零脚接</w:t>
       </w:r>
       <w:r>
+        <w:rPr>
+          <w:rFonts w:eastAsia="黑体"/>
+        </w:rPr>
         <w:t xml:space="preserve"> </w:t>
       </w:r>
       <m:oMath>
@@ -984,11 +1079,14 @@
       </m:oMath>
       <w:r>
         <w:rPr>
-          <w:rFonts w:hint="eastAsia"/>
+          <w:rFonts w:hint="eastAsia" w:eastAsia="黑体"/>
         </w:rPr>
         <w:t xml:space="preserve">，其</w:t>
       </w:r>
       <w:r>
+        <w:rPr>
+          <w:rFonts w:eastAsia="黑体"/>
+        </w:rPr>
         <w:t xml:space="preserve"> </w:t>
       </w:r>
       <m:oMath>
@@ -997,15 +1095,21 @@
         </m:r>
       </m:oMath>
       <w:r>
+        <w:rPr>
+          <w:rFonts w:eastAsia="黑体"/>
+        </w:rPr>
         <w:t xml:space="preserve"> </w:t>
       </w:r>
       <w:r>
         <w:rPr>
-          <w:rFonts w:hint="eastAsia"/>
+          <w:rFonts w:hint="eastAsia" w:eastAsia="黑体"/>
         </w:rPr>
         <w:t xml:space="preserve">位输出</w:t>
       </w:r>
       <w:r>
+        <w:rPr>
+          <w:rFonts w:eastAsia="黑体"/>
+        </w:rPr>
         <w:t xml:space="preserve"> </w:t>
       </w:r>
       <m:oMath>
@@ -1023,17 +1127,20 @@
         </m:sSub>
       </m:oMath>
       <w:r>
+        <w:rPr>
+          <w:rFonts w:eastAsia="黑体"/>
+        </w:rPr>
         <w:t xml:space="preserve"> </w:t>
       </w:r>
       <w:r>
         <w:rPr>
-          <w:rFonts w:hint="eastAsia"/>
+          <w:rFonts w:hint="eastAsia" w:eastAsia="黑体"/>
         </w:rPr>
         <w:t xml:space="preserve">接存储阵列写地址脚；</w:t>
       </w:r>
       <w:r>
         <w:rPr>
-          <w:rFonts w:hint="eastAsia"/>
+          <w:rFonts w:hint="eastAsia" w:eastAsia="黑体"/>
           <w:b/>
           <w:bCs/>
         </w:rPr>
@@ -1041,6 +1148,7 @@
       </w:r>
       <w:r>
         <w:rPr>
+          <w:rFonts w:eastAsia="黑体"/>
           <w:b/>
           <w:bCs/>
         </w:rPr>
@@ -1061,15 +1169,21 @@
         </m:sSub>
       </m:oMath>
       <w:r>
+        <w:rPr>
+          <w:rFonts w:eastAsia="黑体"/>
+        </w:rPr>
         <w:t xml:space="preserve"> </w:t>
       </w:r>
       <w:r>
         <w:rPr>
-          <w:rFonts w:hint="eastAsia"/>
+          <w:rFonts w:hint="eastAsia" w:eastAsia="黑体"/>
         </w:rPr>
         <w:t xml:space="preserve">的时钟脚接</w:t>
       </w:r>
       <w:r>
+        <w:rPr>
+          <w:rFonts w:eastAsia="黑体"/>
+        </w:rPr>
         <w:t xml:space="preserve"> </w:t>
       </w:r>
       <m:oMath>
@@ -1088,11 +1202,14 @@
       </m:oMath>
       <w:r>
         <w:rPr>
-          <w:rFonts w:hint="eastAsia"/>
+          <w:rFonts w:hint="eastAsia" w:eastAsia="黑体"/>
         </w:rPr>
         <w:t xml:space="preserve">、使能脚接</w:t>
       </w:r>
       <w:r>
+        <w:rPr>
+          <w:rFonts w:eastAsia="黑体"/>
+        </w:rPr>
         <w:t xml:space="preserve"> </w:t>
       </w:r>
       <m:oMath>
@@ -1108,11 +1225,14 @@
       </m:oMath>
       <w:r>
         <w:rPr>
-          <w:rFonts w:hint="eastAsia"/>
+          <w:rFonts w:hint="eastAsia" w:eastAsia="黑体"/>
         </w:rPr>
         <w:t xml:space="preserve">、清零脚接</w:t>
       </w:r>
       <w:r>
+        <w:rPr>
+          <w:rFonts w:eastAsia="黑体"/>
+        </w:rPr>
         <w:t xml:space="preserve"> </w:t>
       </w:r>
       <m:oMath>
@@ -1128,11 +1248,14 @@
       </m:oMath>
       <w:r>
         <w:rPr>
-          <w:rFonts w:hint="eastAsia"/>
+          <w:rFonts w:hint="eastAsia" w:eastAsia="黑体"/>
         </w:rPr>
         <w:t xml:space="preserve">，其</w:t>
       </w:r>
       <w:r>
+        <w:rPr>
+          <w:rFonts w:eastAsia="黑体"/>
+        </w:rPr>
         <w:t xml:space="preserve"> </w:t>
       </w:r>
       <m:oMath>
@@ -1141,15 +1264,21 @@
         </m:r>
       </m:oMath>
       <w:r>
+        <w:rPr>
+          <w:rFonts w:eastAsia="黑体"/>
+        </w:rPr>
         <w:t xml:space="preserve"> </w:t>
       </w:r>
       <w:r>
         <w:rPr>
-          <w:rFonts w:hint="eastAsia"/>
+          <w:rFonts w:hint="eastAsia" w:eastAsia="黑体"/>
         </w:rPr>
         <w:t xml:space="preserve">位输出</w:t>
       </w:r>
       <w:r>
+        <w:rPr>
+          <w:rFonts w:eastAsia="黑体"/>
+        </w:rPr>
         <w:t xml:space="preserve"> </w:t>
       </w:r>
       <m:oMath>
@@ -1167,32 +1296,41 @@
         </m:sSub>
       </m:oMath>
       <w:r>
+        <w:rPr>
+          <w:rFonts w:eastAsia="黑体"/>
+        </w:rPr>
         <w:t xml:space="preserve"> </w:t>
       </w:r>
       <w:r>
         <w:rPr>
-          <w:rFonts w:hint="eastAsia"/>
+          <w:rFonts w:hint="eastAsia" w:eastAsia="黑体"/>
         </w:rPr>
         <w:t xml:space="preserve">接存储阵列读地址脚；</w:t>
       </w:r>
       <w:r>
         <w:rPr>
-          <w:rFonts w:hint="eastAsia"/>
+          <w:rFonts w:hint="eastAsia" w:eastAsia="黑体"/>
           <w:b/>
           <w:bCs/>
         </w:rPr>
         <w:t xml:space="preserve">读写控制逻辑</w:t>
       </w:r>
       <w:r>
+        <w:rPr>
+          <w:rFonts w:eastAsia="黑体"/>
+        </w:rPr>
         <w:t xml:space="preserve"> </w:t>
       </w:r>
       <w:r>
         <w:rPr>
-          <w:rFonts w:hint="eastAsia"/>
+          <w:rFonts w:hint="eastAsia" w:eastAsia="黑体"/>
         </w:rPr>
         <w:t xml:space="preserve">接收</w:t>
       </w:r>
       <w:r>
+        <w:rPr>
+          <w:rFonts w:eastAsia="黑体"/>
+        </w:rPr>
         <w:t xml:space="preserve"> </w:t>
       </w:r>
       <m:oMath>
@@ -1207,6 +1345,9 @@
         </m:r>
       </m:oMath>
       <w:r>
+        <w:rPr>
+          <w:rFonts w:eastAsia="黑体"/>
+        </w:rPr>
         <w:t xml:space="preserve">、</w:t>
       </w:r>
       <m:oMath>
@@ -1221,32 +1362,41 @@
         </m:r>
       </m:oMath>
       <w:r>
+        <w:rPr>
+          <w:rFonts w:eastAsia="黑体"/>
+        </w:rPr>
         <w:t xml:space="preserve"> </w:t>
       </w:r>
       <w:r>
         <w:rPr>
-          <w:rFonts w:hint="eastAsia"/>
+          <w:rFonts w:hint="eastAsia" w:eastAsia="黑体"/>
         </w:rPr>
         <w:t xml:space="preserve">产生读写控制信号；</w:t>
       </w:r>
       <w:r>
         <w:rPr>
-          <w:rFonts w:hint="eastAsia"/>
+          <w:rFonts w:hint="eastAsia" w:eastAsia="黑体"/>
           <w:b/>
           <w:bCs/>
         </w:rPr>
         <w:t xml:space="preserve">标志生成逻辑</w:t>
       </w:r>
       <w:r>
+        <w:rPr>
+          <w:rFonts w:eastAsia="黑体"/>
+        </w:rPr>
         <w:t xml:space="preserve"> </w:t>
       </w:r>
       <w:r>
         <w:rPr>
-          <w:rFonts w:hint="eastAsia"/>
+          <w:rFonts w:hint="eastAsia" w:eastAsia="黑体"/>
         </w:rPr>
         <w:t xml:space="preserve">同时接入</w:t>
       </w:r>
       <w:r>
+        <w:rPr>
+          <w:rFonts w:eastAsia="黑体"/>
+        </w:rPr>
         <w:t xml:space="preserve"> </w:t>
       </w:r>
       <m:oMath>
@@ -1264,15 +1414,21 @@
         </m:sSub>
       </m:oMath>
       <w:r>
+        <w:rPr>
+          <w:rFonts w:eastAsia="黑体"/>
+        </w:rPr>
         <w:t xml:space="preserve"> </w:t>
       </w:r>
       <w:r>
         <w:rPr>
-          <w:rFonts w:hint="eastAsia"/>
+          <w:rFonts w:hint="eastAsia" w:eastAsia="黑体"/>
         </w:rPr>
         <w:t xml:space="preserve">与</w:t>
       </w:r>
       <w:r>
+        <w:rPr>
+          <w:rFonts w:eastAsia="黑体"/>
+        </w:rPr>
         <w:t xml:space="preserve"> </w:t>
       </w:r>
       <m:oMath>
@@ -1290,15 +1446,21 @@
         </m:sSub>
       </m:oMath>
       <w:r>
+        <w:rPr>
+          <w:rFonts w:eastAsia="黑体"/>
+        </w:rPr>
         <w:t xml:space="preserve"> </w:t>
       </w:r>
       <w:r>
         <w:rPr>
-          <w:rFonts w:hint="eastAsia"/>
+          <w:rFonts w:hint="eastAsia" w:eastAsia="黑体"/>
         </w:rPr>
         <w:t xml:space="preserve">的输出并比较，产生</w:t>
       </w:r>
       <w:r>
+        <w:rPr>
+          <w:rFonts w:eastAsia="黑体"/>
+        </w:rPr>
         <w:t xml:space="preserve"> </w:t>
       </w:r>
       <m:oMath>
@@ -1316,15 +1478,21 @@
         </m:r>
       </m:oMath>
       <w:r>
+        <w:rPr>
+          <w:rFonts w:eastAsia="黑体"/>
+        </w:rPr>
         <w:t xml:space="preserve"> </w:t>
       </w:r>
       <w:r>
         <w:rPr>
-          <w:rFonts w:hint="eastAsia"/>
+          <w:rFonts w:hint="eastAsia" w:eastAsia="黑体"/>
         </w:rPr>
         <w:t xml:space="preserve">与</w:t>
       </w:r>
       <w:r>
+        <w:rPr>
+          <w:rFonts w:eastAsia="黑体"/>
+        </w:rPr>
         <w:t xml:space="preserve"> </w:t>
       </w:r>
       <m:oMath>
@@ -1346,11 +1514,14 @@
       </m:oMath>
       <w:r>
         <w:rPr>
-          <w:rFonts w:hint="eastAsia"/>
+          <w:rFonts w:hint="eastAsia" w:eastAsia="黑体"/>
         </w:rPr>
         <w:t xml:space="preserve">；各单元</w:t>
       </w:r>
       <w:r>
+        <w:rPr>
+          <w:rFonts w:eastAsia="黑体"/>
+        </w:rPr>
         <w:t xml:space="preserve"> </w:t>
       </w:r>
       <m:oMath>
@@ -1371,15 +1542,21 @@
         </m:sSub>
       </m:oMath>
       <w:r>
+        <w:rPr>
+          <w:rFonts w:eastAsia="黑体"/>
+        </w:rPr>
         <w:t xml:space="preserve"> </w:t>
       </w:r>
       <w:r>
         <w:rPr>
-          <w:rFonts w:hint="eastAsia"/>
+          <w:rFonts w:hint="eastAsia" w:eastAsia="黑体"/>
         </w:rPr>
         <w:t xml:space="preserve">接</w:t>
       </w:r>
       <w:r>
+        <w:rPr>
+          <w:rFonts w:eastAsia="黑体"/>
+        </w:rPr>
         <w:t xml:space="preserve"> </w:t>
       </w:r>
       <m:oMath>
@@ -1406,6 +1583,9 @@
         </m:sSub>
       </m:oMath>
       <w:r>
+        <w:rPr>
+          <w:rFonts w:eastAsia="黑体"/>
+        </w:rPr>
         <w:t xml:space="preserve">、</w:t>
       </w:r>
       <m:oMath>
@@ -1420,11 +1600,14 @@
         </m:r>
       </m:oMath>
       <w:r>
+        <w:rPr>
+          <w:rFonts w:eastAsia="黑体"/>
+        </w:rPr>
         <w:t xml:space="preserve"> </w:t>
       </w:r>
       <w:r>
         <w:rPr>
-          <w:rFonts w:hint="eastAsia"/>
+          <w:rFonts w:hint="eastAsia" w:eastAsia="黑体"/>
         </w:rPr>
         <w:t xml:space="preserve">接地。</w:t>
       </w:r>
@@ -1433,16 +1616,19 @@
       <w:pPr/>
       <w:r>
         <w:rPr>
-          <w:rFonts w:hint="eastAsia"/>
+          <w:rFonts w:hint="eastAsia" w:eastAsia="黑体"/>
         </w:rPr>
         <w:t xml:space="preserve">由此构成”双端口指针式</w:t>
       </w:r>
       <w:r>
+        <w:rPr>
+          <w:rFonts w:eastAsia="黑体"/>
+        </w:rPr>
         <w:t xml:space="preserve"> RAM </w:t>
       </w:r>
       <w:r>
         <w:rPr>
-          <w:rFonts w:hint="eastAsia"/>
+          <w:rFonts w:hint="eastAsia" w:eastAsia="黑体"/>
         </w:rPr>
         <w:t xml:space="preserve">缓冲”组态，写入口地址与读出口地址独立推进，数据按写入顺序从队头读出，并由指针差值产生满/空标志，实现先入先出功能。</w:t>
       </w:r>
@@ -1455,7 +1641,7 @@
       </w:pPr>
       <w:r>
         <w:rPr>
-          <w:rFonts w:hint="eastAsia"/>
+          <w:rFonts w:hint="eastAsia" w:eastAsia="黑体"/>
         </w:rPr>
         <w:t xml:space="preserve">工作原理</w:t>
       </w:r>
@@ -1466,16 +1652,19 @@
       </w:pPr>
       <w:r>
         <w:rPr>
-          <w:rFonts w:hint="eastAsia"/>
+          <w:rFonts w:hint="eastAsia" w:eastAsia="黑体"/>
         </w:rPr>
         <w:t xml:space="preserve">写操作使写指针递增并写入数据；读操作使读指针递增并读出数据。两个指针之差即当前队列中的有效数据个数，指针相撞时产生“空”或“满”标志。异步</w:t>
       </w:r>
       <w:r>
+        <w:rPr>
+          <w:rFonts w:eastAsia="黑体"/>
+        </w:rPr>
         <w:t xml:space="preserve"> FIFO </w:t>
       </w:r>
       <w:r>
         <w:rPr>
-          <w:rFonts w:hint="eastAsia"/>
+          <w:rFonts w:hint="eastAsia" w:eastAsia="黑体"/>
         </w:rPr>
         <w:t xml:space="preserve">用格雷码指针跨时钟域同步，避免亚稳态。</w:t>
       </w:r>
@@ -1488,7 +1677,7 @@
       </w:pPr>
       <w:r>
         <w:rPr>
-          <w:rFonts w:hint="eastAsia"/>
+          <w:rFonts w:hint="eastAsia" w:eastAsia="黑体"/>
         </w:rPr>
         <w:t xml:space="preserve">关键计算公式</w:t>
       </w:r>
@@ -1502,7 +1691,7 @@
       </w:pPr>
       <w:r>
         <w:rPr>
-          <w:rFonts w:hint="eastAsia"/>
+          <w:rFonts w:hint="eastAsia" w:eastAsia="黑体"/>
         </w:rPr>
         <w:t xml:space="preserve">占用深度（当前数据量）：</w:t>
       </w:r>
@@ -1625,7 +1814,7 @@
       </w:pPr>
       <w:r>
         <w:rPr>
-          <w:rFonts w:hint="eastAsia"/>
+          <w:rFonts w:hint="eastAsia" w:eastAsia="黑体"/>
         </w:rPr>
         <w:t xml:space="preserve">空标志条件：</w:t>
       </w:r>
@@ -1690,7 +1879,7 @@
       </w:pPr>
       <w:r>
         <w:rPr>
-          <w:rFonts w:hint="eastAsia"/>
+          <w:rFonts w:hint="eastAsia" w:eastAsia="黑体"/>
         </w:rPr>
         <w:t xml:space="preserve">满标志条件：</w:t>
       </w:r>
@@ -1822,7 +2011,7 @@
             </w:pPr>
             <w:r>
               <w:rPr>
-                <w:rFonts w:hint="eastAsia"/>
+                <w:rFonts w:hint="eastAsia" w:eastAsia="黑体"/>
               </w:rPr>
               <w:t xml:space="preserve">符号</w:t>
             </w:r>
@@ -1836,7 +2025,7 @@
             </w:pPr>
             <w:r>
               <w:rPr>
-                <w:rFonts w:hint="eastAsia"/>
+                <w:rFonts w:hint="eastAsia" w:eastAsia="黑体"/>
               </w:rPr>
               <w:t xml:space="preserve">含义</w:t>
             </w:r>
@@ -1850,7 +2039,7 @@
             </w:pPr>
             <w:r>
               <w:rPr>
-                <w:rFonts w:hint="eastAsia"/>
+                <w:rFonts w:hint="eastAsia" w:eastAsia="黑体"/>
               </w:rPr>
               <w:t xml:space="preserve">单位</w:t>
             </w:r>
@@ -1883,6 +2072,9 @@
               </m:sSub>
             </m:oMath>
             <w:r>
+              <w:rPr>
+                <w:rFonts w:eastAsia="黑体"/>
+              </w:rPr>
               <w:t xml:space="preserve">​</w:t>
             </w:r>
           </w:p>
@@ -1895,7 +2087,7 @@
             </w:pPr>
             <w:r>
               <w:rPr>
-                <w:rFonts w:hint="eastAsia"/>
+                <w:rFonts w:hint="eastAsia" w:eastAsia="黑体"/>
               </w:rPr>
               <w:t xml:space="preserve">写指针</w:t>
             </w:r>
@@ -1908,6 +2100,9 @@
               <w:pStyle w:val="Compact"/>
             </w:pPr>
             <w:r>
+              <w:rPr>
+                <w:rFonts w:eastAsia="黑体"/>
+              </w:rPr>
               <w:t xml:space="preserve">—</w:t>
             </w:r>
           </w:p>
@@ -1939,6 +2134,9 @@
               </m:sSub>
             </m:oMath>
             <w:r>
+              <w:rPr>
+                <w:rFonts w:eastAsia="黑体"/>
+              </w:rPr>
               <w:t xml:space="preserve">​</w:t>
             </w:r>
           </w:p>
@@ -1951,7 +2149,7 @@
             </w:pPr>
             <w:r>
               <w:rPr>
-                <w:rFonts w:hint="eastAsia"/>
+                <w:rFonts w:hint="eastAsia" w:eastAsia="黑体"/>
               </w:rPr>
               <w:t xml:space="preserve">读指针</w:t>
             </w:r>
@@ -1964,6 +2162,9 @@
               <w:pStyle w:val="Compact"/>
             </w:pPr>
             <w:r>
+              <w:rPr>
+                <w:rFonts w:eastAsia="黑体"/>
+              </w:rPr>
               <w:t xml:space="preserve">—</w:t>
             </w:r>
           </w:p>
@@ -1982,6 +2183,9 @@
               </m:r>
             </m:oMath>
             <w:r>
+              <w:rPr>
+                <w:rFonts w:eastAsia="黑体"/>
+              </w:rPr>
               <w:t xml:space="preserve">​</w:t>
             </w:r>
           </w:p>
@@ -1994,7 +2198,7 @@
             </w:pPr>
             <w:r>
               <w:rPr>
-                <w:rFonts w:hint="eastAsia"/>
+                <w:rFonts w:hint="eastAsia" w:eastAsia="黑体"/>
               </w:rPr>
               <w:t xml:space="preserve">指针/地址比特数</w:t>
             </w:r>
@@ -2007,6 +2211,9 @@
               <w:pStyle w:val="Compact"/>
             </w:pPr>
             <w:r>
+              <w:rPr>
+                <w:rFonts w:eastAsia="黑体"/>
+              </w:rPr>
               <w:t xml:space="preserve">—</w:t>
             </w:r>
           </w:p>
@@ -2038,6 +2245,9 @@
               </m:sSub>
             </m:oMath>
             <w:r>
+              <w:rPr>
+                <w:rFonts w:eastAsia="黑体"/>
+              </w:rPr>
               <w:t xml:space="preserve">​</w:t>
             </w:r>
           </w:p>
@@ -2050,7 +2260,7 @@
             </w:pPr>
             <w:r>
               <w:rPr>
-                <w:rFonts w:hint="eastAsia"/>
+                <w:rFonts w:hint="eastAsia" w:eastAsia="黑体"/>
               </w:rPr>
               <w:t xml:space="preserve">已占用深度</w:t>
             </w:r>
@@ -2063,6 +2273,9 @@
               <w:pStyle w:val="Compact"/>
             </w:pPr>
             <w:r>
+              <w:rPr>
+                <w:rFonts w:eastAsia="黑体"/>
+              </w:rPr>
               <w:t xml:space="preserve">—</w:t>
             </w:r>
           </w:p>
@@ -2077,7 +2290,7 @@
       </w:pPr>
       <w:r>
         <w:rPr>
-          <w:rFonts w:hint="eastAsia"/>
+          <w:rFonts w:hint="eastAsia" w:eastAsia="黑体"/>
         </w:rPr>
         <w:t xml:space="preserve">元件调整影响</w:t>
       </w:r>
@@ -2092,7 +2305,7 @@
       </w:pPr>
       <w:r>
         <w:rPr>
-          <w:rFonts w:hint="eastAsia"/>
+          <w:rFonts w:hint="eastAsia" w:eastAsia="黑体"/>
           <w:b/>
           <w:bCs/>
         </w:rPr>
@@ -2100,6 +2313,7 @@
       </w:r>
       <w:r>
         <w:rPr>
+          <w:rFonts w:eastAsia="黑体"/>
           <w:b/>
           <w:bCs/>
         </w:rPr>
@@ -2107,21 +2321,27 @@
       </w:r>
       <w:r>
         <w:rPr>
-          <w:rFonts w:hint="eastAsia"/>
+          <w:rFonts w:hint="eastAsia" w:eastAsia="黑体"/>
           <w:b/>
           <w:bCs/>
         </w:rPr>
         <w:t xml:space="preserve">n）增大</w:t>
       </w:r>
       <w:r>
+        <w:rPr>
+          <w:rFonts w:eastAsia="黑体"/>
+        </w:rPr>
         <w:t xml:space="preserve"> </w:t>
       </w:r>
       <w:r>
+        <w:rPr>
+          <w:rFonts w:eastAsia="黑体"/>
+        </w:rPr>
         <w:t xml:space="preserve">→ </w:t>
       </w:r>
       <w:r>
         <w:rPr>
-          <w:rFonts w:hint="eastAsia"/>
+          <w:rFonts w:hint="eastAsia" w:eastAsia="黑体"/>
         </w:rPr>
         <w:t xml:space="preserve">可缓存更多数据，但存储面积与指针比较逻辑增大。</w:t>
       </w:r>
@@ -2136,21 +2356,27 @@
       </w:pPr>
       <w:r>
         <w:rPr>
-          <w:rFonts w:hint="eastAsia"/>
+          <w:rFonts w:hint="eastAsia" w:eastAsia="黑体"/>
           <w:b/>
           <w:bCs/>
         </w:rPr>
         <w:t xml:space="preserve">写速率大于读速率持续过久</w:t>
       </w:r>
       <w:r>
+        <w:rPr>
+          <w:rFonts w:eastAsia="黑体"/>
+        </w:rPr>
         <w:t xml:space="preserve"> </w:t>
       </w:r>
       <w:r>
+        <w:rPr>
+          <w:rFonts w:eastAsia="黑体"/>
+        </w:rPr>
         <w:t xml:space="preserve">→ FIFO </w:t>
       </w:r>
       <w:r>
         <w:rPr>
-          <w:rFonts w:hint="eastAsia"/>
+          <w:rFonts w:hint="eastAsia" w:eastAsia="黑体"/>
         </w:rPr>
         <w:t xml:space="preserve">会写满，数据溢出丢失。</w:t>
       </w:r>
@@ -2165,21 +2391,27 @@
       </w:pPr>
       <w:r>
         <w:rPr>
-          <w:rFonts w:hint="eastAsia"/>
+          <w:rFonts w:hint="eastAsia" w:eastAsia="黑体"/>
           <w:b/>
           <w:bCs/>
         </w:rPr>
         <w:t xml:space="preserve">读写时钟不同步</w:t>
       </w:r>
       <w:r>
+        <w:rPr>
+          <w:rFonts w:eastAsia="黑体"/>
+        </w:rPr>
         <w:t xml:space="preserve"> </w:t>
       </w:r>
       <w:r>
+        <w:rPr>
+          <w:rFonts w:eastAsia="黑体"/>
+        </w:rPr>
         <w:t xml:space="preserve">→ </w:t>
       </w:r>
       <w:r>
         <w:rPr>
-          <w:rFonts w:hint="eastAsia"/>
+          <w:rFonts w:hint="eastAsia" w:eastAsia="黑体"/>
         </w:rPr>
         <w:t xml:space="preserve">须用格雷码指针与双触发器同步，否则满/空标志出错。</w:t>
       </w:r>
@@ -2194,21 +2426,27 @@
       </w:pPr>
       <w:r>
         <w:rPr>
-          <w:rFonts w:hint="eastAsia"/>
+          <w:rFonts w:hint="eastAsia" w:eastAsia="黑体"/>
           <w:b/>
           <w:bCs/>
         </w:rPr>
         <w:t xml:space="preserve">标志产生滞后</w:t>
       </w:r>
       <w:r>
+        <w:rPr>
+          <w:rFonts w:eastAsia="黑体"/>
+        </w:rPr>
         <w:t xml:space="preserve"> </w:t>
       </w:r>
       <w:r>
+        <w:rPr>
+          <w:rFonts w:eastAsia="黑体"/>
+        </w:rPr>
         <w:t xml:space="preserve">→ </w:t>
       </w:r>
       <w:r>
         <w:rPr>
-          <w:rFonts w:hint="eastAsia"/>
+          <w:rFonts w:hint="eastAsia" w:eastAsia="黑体"/>
         </w:rPr>
         <w:t xml:space="preserve">空/满标志通常滞后一拍，控制逻辑需预留余量。</w:t>
       </w:r>
@@ -2221,7 +2459,7 @@
       </w:pPr>
       <w:r>
         <w:rPr>
-          <w:rFonts w:hint="eastAsia"/>
+          <w:rFonts w:hint="eastAsia" w:eastAsia="黑体"/>
         </w:rPr>
         <w:t xml:space="preserve">典型参数示例</w:t>
       </w:r>
@@ -2236,34 +2474,43 @@
       </w:pPr>
       <w:r>
         <w:rPr>
-          <w:rFonts w:hint="eastAsia"/>
+          <w:rFonts w:hint="eastAsia" w:eastAsia="黑体"/>
         </w:rPr>
         <w:t xml:space="preserve">一个</w:t>
       </w:r>
       <w:r>
+        <w:rPr>
+          <w:rFonts w:eastAsia="黑体"/>
+        </w:rPr>
         <w:t xml:space="preserve"> 256 </w:t>
       </w:r>
       <w:r>
         <w:rPr>
-          <w:rFonts w:hint="eastAsia"/>
+          <w:rFonts w:hint="eastAsia" w:eastAsia="黑体"/>
         </w:rPr>
         <w:t xml:space="preserve">深、8</w:t>
       </w:r>
       <w:r>
+        <w:rPr>
+          <w:rFonts w:eastAsia="黑体"/>
+        </w:rPr>
         <w:t xml:space="preserve"> bit </w:t>
       </w:r>
       <w:r>
         <w:rPr>
-          <w:rFonts w:hint="eastAsia"/>
+          <w:rFonts w:hint="eastAsia" w:eastAsia="黑体"/>
         </w:rPr>
         <w:t xml:space="preserve">宽的</w:t>
       </w:r>
       <w:r>
+        <w:rPr>
+          <w:rFonts w:eastAsia="黑体"/>
+        </w:rPr>
         <w:t xml:space="preserve"> </w:t>
       </w:r>
       <w:r>
         <w:rPr>
-          <w:rFonts w:hint="eastAsia"/>
+          <w:rFonts w:hint="eastAsia" w:eastAsia="黑体"/>
         </w:rPr>
         <w:t xml:space="preserve">FIFO：</w:t>
       </w:r>
@@ -2283,11 +2530,14 @@
       </m:oMath>
       <w:r>
         <w:rPr>
-          <w:rFonts w:hint="eastAsia"/>
+          <w:rFonts w:hint="eastAsia" w:eastAsia="黑体"/>
         </w:rPr>
         <w:t xml:space="preserve">，总容量</w:t>
       </w:r>
       <w:r>
+        <w:rPr>
+          <w:rFonts w:eastAsia="黑体"/>
+        </w:rPr>
         <w:t xml:space="preserve"> </w:t>
       </w:r>
       <m:oMath>
@@ -2314,15 +2564,21 @@
         </m:r>
       </m:oMath>
       <w:r>
+        <w:rPr>
+          <w:rFonts w:eastAsia="黑体"/>
+        </w:rPr>
         <w:t xml:space="preserve"> </w:t>
       </w:r>
       <w:r>
         <w:rPr>
-          <w:rFonts w:hint="eastAsia"/>
+          <w:rFonts w:hint="eastAsia" w:eastAsia="黑体"/>
         </w:rPr>
         <w:t xml:space="preserve">个字。若写指针=100、读指针=80，则</w:t>
       </w:r>
       <w:r>
+        <w:rPr>
+          <w:rFonts w:eastAsia="黑体"/>
+        </w:rPr>
         <w:t xml:space="preserve"> </w:t>
       </w:r>
       <m:oMath>
@@ -2383,11 +2639,14 @@
         </m:r>
       </m:oMath>
       <w:r>
+        <w:rPr>
+          <w:rFonts w:eastAsia="黑体"/>
+        </w:rPr>
         <w:t xml:space="preserve"> </w:t>
       </w:r>
       <w:r>
         <w:rPr>
-          <w:rFonts w:hint="eastAsia"/>
+          <w:rFonts w:hint="eastAsia" w:eastAsia="黑体"/>
         </w:rPr>
         <w:t xml:space="preserve">个字。</w:t>
       </w:r>
@@ -2402,34 +2661,43 @@
       </w:pPr>
       <w:r>
         <w:rPr>
-          <w:rFonts w:hint="eastAsia"/>
+          <w:rFonts w:hint="eastAsia" w:eastAsia="黑体"/>
         </w:rPr>
         <w:t xml:space="preserve">异步</w:t>
       </w:r>
       <w:r>
+        <w:rPr>
+          <w:rFonts w:eastAsia="黑体"/>
+        </w:rPr>
         <w:t xml:space="preserve"> FIFO </w:t>
       </w:r>
       <w:r>
         <w:rPr>
-          <w:rFonts w:hint="eastAsia"/>
+          <w:rFonts w:hint="eastAsia" w:eastAsia="黑体"/>
         </w:rPr>
         <w:t xml:space="preserve">常用于</w:t>
       </w:r>
       <w:r>
+        <w:rPr>
+          <w:rFonts w:eastAsia="黑体"/>
+        </w:rPr>
         <w:t xml:space="preserve"> 50 MHz </w:t>
       </w:r>
       <w:r>
         <w:rPr>
-          <w:rFonts w:hint="eastAsia"/>
+          <w:rFonts w:hint="eastAsia" w:eastAsia="黑体"/>
         </w:rPr>
         <w:t xml:space="preserve">写域到</w:t>
       </w:r>
       <w:r>
+        <w:rPr>
+          <w:rFonts w:eastAsia="黑体"/>
+        </w:rPr>
         <w:t xml:space="preserve"> 25 MHz </w:t>
       </w:r>
       <w:r>
         <w:rPr>
-          <w:rFonts w:hint="eastAsia"/>
+          <w:rFonts w:hint="eastAsia" w:eastAsia="黑体"/>
         </w:rPr>
         <w:t xml:space="preserve">读域的跨时钟数据缓冲。</w:t>
       </w:r>
@@ -2442,7 +2710,7 @@
       </w:pPr>
       <w:r>
         <w:rPr>
-          <w:rFonts w:hint="eastAsia"/>
+          <w:rFonts w:hint="eastAsia" w:eastAsia="黑体"/>
         </w:rPr>
         <w:t xml:space="preserve">常见器件型号</w:t>
       </w:r>
@@ -2457,43 +2725,55 @@
       </w:pPr>
       <w:r>
         <w:rPr>
-          <w:rFonts w:hint="eastAsia"/>
+          <w:rFonts w:hint="eastAsia" w:eastAsia="黑体"/>
         </w:rPr>
         <w:t xml:space="preserve">常用：按需选型（FIFO</w:t>
       </w:r>
       <w:r>
+        <w:rPr>
+          <w:rFonts w:eastAsia="黑体"/>
+        </w:rPr>
         <w:t xml:space="preserve"> </w:t>
       </w:r>
       <w:r>
         <w:rPr>
-          <w:rFonts w:hint="eastAsia"/>
+          <w:rFonts w:hint="eastAsia" w:eastAsia="黑体"/>
         </w:rPr>
         <w:t xml:space="preserve">多以</w:t>
       </w:r>
       <w:r>
+        <w:rPr>
+          <w:rFonts w:eastAsia="黑体"/>
+        </w:rPr>
         <w:t xml:space="preserve"> IP </w:t>
       </w:r>
       <w:r>
         <w:rPr>
-          <w:rFonts w:hint="eastAsia"/>
+          <w:rFonts w:hint="eastAsia" w:eastAsia="黑体"/>
         </w:rPr>
         <w:t xml:space="preserve">核或</w:t>
       </w:r>
       <w:r>
+        <w:rPr>
+          <w:rFonts w:eastAsia="黑体"/>
+        </w:rPr>
         <w:t xml:space="preserve"> FPGA </w:t>
       </w:r>
       <w:r>
         <w:rPr>
-          <w:rFonts w:hint="eastAsia"/>
+          <w:rFonts w:hint="eastAsia" w:eastAsia="黑体"/>
         </w:rPr>
         <w:t xml:space="preserve">资源实现，如</w:t>
       </w:r>
       <w:r>
+        <w:rPr>
+          <w:rFonts w:eastAsia="黑体"/>
+        </w:rPr>
         <w:t xml:space="preserve"> Xilinx/Intel FIFO </w:t>
       </w:r>
       <w:r>
         <w:rPr>
-          <w:rFonts w:hint="eastAsia"/>
+          <w:rFonts w:hint="eastAsia" w:eastAsia="黑体"/>
         </w:rPr>
         <w:t xml:space="preserve">IP）。</w:t>
       </w:r>
@@ -2508,34 +2788,43 @@
       </w:pPr>
       <w:r>
         <w:rPr>
-          <w:rFonts w:hint="eastAsia"/>
+          <w:rFonts w:hint="eastAsia" w:eastAsia="黑体"/>
         </w:rPr>
         <w:t xml:space="preserve">独立芯片：IDT72V</w:t>
       </w:r>
       <w:r>
+        <w:rPr>
+          <w:rFonts w:eastAsia="黑体"/>
+        </w:rPr>
         <w:t xml:space="preserve"> </w:t>
       </w:r>
       <w:r>
         <w:rPr>
-          <w:rFonts w:hint="eastAsia"/>
+          <w:rFonts w:hint="eastAsia" w:eastAsia="黑体"/>
         </w:rPr>
         <w:t xml:space="preserve">系列、SN74V</w:t>
       </w:r>
       <w:r>
+        <w:rPr>
+          <w:rFonts w:eastAsia="黑体"/>
+        </w:rPr>
         <w:t xml:space="preserve"> </w:t>
       </w:r>
       <w:r>
         <w:rPr>
-          <w:rFonts w:hint="eastAsia"/>
+          <w:rFonts w:hint="eastAsia" w:eastAsia="黑体"/>
         </w:rPr>
         <w:t xml:space="preserve">系列同步</w:t>
       </w:r>
       <w:r>
+        <w:rPr>
+          <w:rFonts w:eastAsia="黑体"/>
+        </w:rPr>
         <w:t xml:space="preserve"> </w:t>
       </w:r>
       <w:r>
         <w:rPr>
-          <w:rFonts w:hint="eastAsia"/>
+          <w:rFonts w:hint="eastAsia" w:eastAsia="黑体"/>
         </w:rPr>
         <w:t xml:space="preserve">FIFO（具体型号按深度/宽度选型）。</w:t>
       </w:r>
@@ -2548,7 +2837,7 @@
       </w:pPr>
       <w:r>
         <w:rPr>
-          <w:rFonts w:hint="eastAsia"/>
+          <w:rFonts w:hint="eastAsia" w:eastAsia="黑体"/>
         </w:rPr>
         <w:t xml:space="preserve">注意事项</w:t>
       </w:r>
@@ -2563,16 +2852,19 @@
       </w:pPr>
       <w:r>
         <w:rPr>
-          <w:rFonts w:hint="eastAsia"/>
+          <w:rFonts w:hint="eastAsia" w:eastAsia="黑体"/>
         </w:rPr>
         <w:t xml:space="preserve">依据读写速率差估算最小</w:t>
       </w:r>
       <w:r>
+        <w:rPr>
+          <w:rFonts w:eastAsia="黑体"/>
+        </w:rPr>
         <w:t xml:space="preserve"> FIFO </w:t>
       </w:r>
       <w:r>
         <w:rPr>
-          <w:rFonts w:hint="eastAsia"/>
+          <w:rFonts w:hint="eastAsia" w:eastAsia="黑体"/>
         </w:rPr>
         <w:t xml:space="preserve">深度，防止溢出或读空。</w:t>
       </w:r>
@@ -2587,16 +2879,19 @@
       </w:pPr>
       <w:r>
         <w:rPr>
-          <w:rFonts w:hint="eastAsia"/>
+          <w:rFonts w:hint="eastAsia" w:eastAsia="黑体"/>
         </w:rPr>
         <w:t xml:space="preserve">异步</w:t>
       </w:r>
       <w:r>
+        <w:rPr>
+          <w:rFonts w:eastAsia="黑体"/>
+        </w:rPr>
         <w:t xml:space="preserve"> FIFO </w:t>
       </w:r>
       <w:r>
         <w:rPr>
-          <w:rFonts w:hint="eastAsia"/>
+          <w:rFonts w:hint="eastAsia" w:eastAsia="黑体"/>
         </w:rPr>
         <w:t xml:space="preserve">必须用格雷码指针，避免多位指针同时翻转导致同步错误。</w:t>
       </w:r>
@@ -2611,7 +2906,7 @@
       </w:pPr>
       <w:r>
         <w:rPr>
-          <w:rFonts w:hint="eastAsia"/>
+          <w:rFonts w:hint="eastAsia" w:eastAsia="黑体"/>
         </w:rPr>
         <w:t xml:space="preserve">满/空标志需提前使用（如空标志在“几乎空”时预判），避免一拍延迟出错。</w:t>
       </w:r>
@@ -2624,7 +2919,7 @@
       </w:pPr>
       <w:r>
         <w:rPr>
-          <w:rFonts w:hint="eastAsia"/>
+          <w:rFonts w:hint="eastAsia" w:eastAsia="黑体"/>
         </w:rPr>
         <w:t xml:space="preserve">参考资料</w:t>
       </w:r>
@@ -2638,6 +2933,9 @@
         </w:numPr>
       </w:pPr>
       <w:r>
+        <w:rPr>
+          <w:rFonts w:eastAsia="黑体"/>
+        </w:rPr>
         <w:t xml:space="preserve">Wikipedia: FIFO (computing and electronics)。</w:t>
       </w:r>
     </w:p>
@@ -2651,7 +2949,7 @@
       </w:pPr>
       <w:r>
         <w:rPr>
-          <w:rFonts w:hint="eastAsia"/>
+          <w:rFonts w:hint="eastAsia" w:eastAsia="黑体"/>
         </w:rPr>
         <w:t xml:space="preserve">《数字电子技术基础》（阎石）。</w:t>
       </w:r>
@@ -2665,11 +2963,14 @@
         </w:numPr>
       </w:pPr>
       <w:r>
+        <w:rPr>
+          <w:rFonts w:eastAsia="黑体"/>
+        </w:rPr>
         <w:t xml:space="preserve">Xilinx FIFO Generator </w:t>
       </w:r>
       <w:r>
         <w:rPr>
-          <w:rFonts w:hint="eastAsia"/>
+          <w:rFonts w:hint="eastAsia" w:eastAsia="黑体"/>
         </w:rPr>
         <w:t xml:space="preserve">文档（PG057）。</w:t>
       </w:r>
@@ -2683,11 +2984,11 @@
       </w:pPr>
       <w:r>
         <w:rPr>
-          <w:rFonts w:ascii="Times New Roman" w:hAnsi="Times New Roman"/>
+          <w:rFonts w:ascii="Times New Roman" w:hAnsi="Times New Roman" w:eastAsia="黑体"/>
           <w:color w:val="555555"/>
           <w:sz w:val="21"/>
         </w:rPr>
-        <w:t>材料收集者：杜文杰</w:t>
+        <w:t>材料收集者：杜文杰，WX手机：19519196569，QQ:3478827729</w:t>
       </w:r>
     </w:p>
     <w:sectPr>
@@ -2707,7 +3008,7 @@
 </file>
 
 <file path=word/footer1.xml><?xml version="1.0" encoding="utf-8"?>
-<w:ftr xmlns:m="http://schemas.openxmlformats.org/officeDocument/2006/math" xmlns:mc="http://schemas.openxmlformats.org/markup-compatibility/2006" xmlns:mo="http://schemas.microsoft.com/office/mac/office/2008/main" xmlns:mv="urn:schemas-microsoft-com:mac:vml" xmlns:o="urn:schemas-microsoft-com:office:office" xmlns:r="http://schemas.openxmlformats.org/officeDocument/2006/relationships" xmlns:v="urn:schemas-microsoft-com:vml" xmlns:w10="urn:schemas-microsoft-com:office:word" xmlns:w14="http://schemas.microsoft.com/office/word/2010/wordml" xmlns:w="http://schemas.openxmlformats.org/wordprocessingml/2006/main" xmlns:wne="http://schemas.microsoft.com/office/word/2006/wordml" xmlns:wp14="http://schemas.microsoft.com/office/word/2010/wordprocessingDrawing" xmlns:wp="http://schemas.openxmlformats.org/drawingml/2006/wordprocessingDrawing" xmlns:wpc="http://schemas.microsoft.com/office/word/2010/wordprocessingCanvas" xmlns:wpg="http://schemas.microsoft.com/office/word/2010/wordprocessingGroup" xmlns:wpi="http://schemas.microsoft.com/office/word/2010/wordprocessingInk" xmlns:wps="http://schemas.microsoft.com/office/word/2010/wordprocessingShape" mc:Ignorable="w14 wp14">
+<w:ftr xmlns:mc="http://schemas.openxmlformats.org/markup-compatibility/2006" xmlns:w="http://schemas.openxmlformats.org/wordprocessingml/2006/main" xmlns:m="http://schemas.openxmlformats.org/officeDocument/2006/math" xmlns:mo="http://schemas.microsoft.com/office/mac/office/2008/main" xmlns:mv="urn:schemas-microsoft-com:mac:vml" xmlns:o="urn:schemas-microsoft-com:office:office" xmlns:r="http://schemas.openxmlformats.org/officeDocument/2006/relationships" xmlns:v="urn:schemas-microsoft-com:vml" xmlns:w10="urn:schemas-microsoft-com:office:word" xmlns:w14="http://schemas.microsoft.com/office/word/2010/wordml" xmlns:wne="http://schemas.microsoft.com/office/word/2006/wordml" xmlns:wp14="http://schemas.microsoft.com/office/word/2010/wordprocessingDrawing" xmlns:wp="http://schemas.openxmlformats.org/drawingml/2006/wordprocessingDrawing" xmlns:wpc="http://schemas.microsoft.com/office/word/2010/wordprocessingCanvas" xmlns:wpg="http://schemas.microsoft.com/office/word/2010/wordprocessingGroup" xmlns:wpi="http://schemas.microsoft.com/office/word/2010/wordprocessingInk" xmlns:wps="http://schemas.microsoft.com/office/word/2010/wordprocessingShape" mc:Ignorable="w14 wp14">
   <w:p>
     <w:pPr>
       <w:pStyle w:val="Footer"/>
@@ -2715,12 +3016,14 @@
     </w:pPr>
     <w:r>
       <w:rPr>
+        <w:rFonts w:eastAsia="黑体"/>
         <w:sz w:val="18"/>
       </w:rPr>
       <w:t xml:space="preserve">第 </w:t>
     </w:r>
     <w:r>
       <w:rPr>
+        <w:rFonts w:eastAsia="黑体"/>
         <w:sz w:val="18"/>
       </w:rPr>
       <w:fldChar w:fldCharType="begin"/>
@@ -2729,6 +3032,7 @@
     </w:r>
     <w:r>
       <w:rPr>
+        <w:rFonts w:eastAsia="黑体"/>
         <w:sz w:val="18"/>
       </w:rPr>
       <w:t xml:space="preserve"> 页</w:t>
@@ -2742,6 +3046,9 @@
   <w:footnote w:type="continuationSeparator" w:id="0">
     <w:p>
       <w:r>
+        <w:rPr>
+          <w:rFonts w:eastAsia="黑体"/>
+        </w:rPr>
         <w:continuationSeparator/>
       </w:r>
     </w:p>
@@ -2749,6 +3056,9 @@
   <w:footnote w:type="separator" w:id="-1">
     <w:p>
       <w:r>
+        <w:rPr>
+          <w:rFonts w:eastAsia="黑体"/>
+        </w:rPr>
         <w:separator/>
       </w:r>
     </w:p>
@@ -2757,7 +3067,7 @@
 </file>
 
 <file path=word/header1.xml><?xml version="1.0" encoding="utf-8"?>
-<w:hdr xmlns:m="http://schemas.openxmlformats.org/officeDocument/2006/math" xmlns:mc="http://schemas.openxmlformats.org/markup-compatibility/2006" xmlns:mo="http://schemas.microsoft.com/office/mac/office/2008/main" xmlns:mv="urn:schemas-microsoft-com:mac:vml" xmlns:o="urn:schemas-microsoft-com:office:office" xmlns:r="http://schemas.openxmlformats.org/officeDocument/2006/relationships" xmlns:v="urn:schemas-microsoft-com:vml" xmlns:w10="urn:schemas-microsoft-com:office:word" xmlns:w14="http://schemas.microsoft.com/office/word/2010/wordml" xmlns:w="http://schemas.openxmlformats.org/wordprocessingml/2006/main" xmlns:wne="http://schemas.microsoft.com/office/word/2006/wordml" xmlns:wp14="http://schemas.microsoft.com/office/word/2010/wordprocessingDrawing" xmlns:wp="http://schemas.openxmlformats.org/drawingml/2006/wordprocessingDrawing" xmlns:wpc="http://schemas.microsoft.com/office/word/2010/wordprocessingCanvas" xmlns:wpg="http://schemas.microsoft.com/office/word/2010/wordprocessingGroup" xmlns:wpi="http://schemas.microsoft.com/office/word/2010/wordprocessingInk" xmlns:wps="http://schemas.microsoft.com/office/word/2010/wordprocessingShape" mc:Ignorable="w14 wp14">
+<w:hdr xmlns:mc="http://schemas.openxmlformats.org/markup-compatibility/2006" xmlns:w="http://schemas.openxmlformats.org/wordprocessingml/2006/main" xmlns:m="http://schemas.openxmlformats.org/officeDocument/2006/math" xmlns:mo="http://schemas.microsoft.com/office/mac/office/2008/main" xmlns:mv="urn:schemas-microsoft-com:mac:vml" xmlns:o="urn:schemas-microsoft-com:office:office" xmlns:r="http://schemas.openxmlformats.org/officeDocument/2006/relationships" xmlns:v="urn:schemas-microsoft-com:vml" xmlns:w10="urn:schemas-microsoft-com:office:word" xmlns:w14="http://schemas.microsoft.com/office/word/2010/wordml" xmlns:wne="http://schemas.microsoft.com/office/word/2006/wordml" xmlns:wp14="http://schemas.microsoft.com/office/word/2010/wordprocessingDrawing" xmlns:wp="http://schemas.openxmlformats.org/drawingml/2006/wordprocessingDrawing" xmlns:wpc="http://schemas.microsoft.com/office/word/2010/wordprocessingCanvas" xmlns:wpg="http://schemas.microsoft.com/office/word/2010/wordprocessingGroup" xmlns:wpi="http://schemas.microsoft.com/office/word/2010/wordprocessingInk" xmlns:wps="http://schemas.microsoft.com/office/word/2010/wordprocessingShape" mc:Ignorable="w14 wp14">
   <w:p>
     <w:pPr>
       <w:pStyle w:val="Header"/>
@@ -2765,7 +3075,7 @@
     </w:pPr>
     <w:r>
       <w:rPr>
-        <w:rFonts w:ascii="Times New Roman" w:hAnsi="Times New Roman"/>
+        <w:rFonts w:ascii="Times New Roman" w:hAnsi="Times New Roman" w:eastAsia="黑体"/>
         <w:sz w:val="18"/>
         <w:rFonts w:eastAsia="黑体"/>
         <w:rFonts w:eastAsia="黑体"/>
@@ -2777,7 +3087,7 @@
 </file>
 
 <file path=word/numbering.xml><?xml version="1.0" encoding="utf-8"?>
-<w:numbering xmlns:m="http://schemas.openxmlformats.org/officeDocument/2006/math" xmlns:mc="http://schemas.openxmlformats.org/markup-compatibility/2006" xmlns:mo="http://schemas.microsoft.com/office/mac/office/2008/main" xmlns:mv="urn:schemas-microsoft-com:mac:vml" xmlns:o="urn:schemas-microsoft-com:office:office" xmlns:r="http://schemas.openxmlformats.org/officeDocument/2006/relationships" xmlns:v="urn:schemas-microsoft-com:vml" xmlns:w="http://schemas.openxmlformats.org/wordprocessingml/2006/main" xmlns:w10="urn:schemas-microsoft-com:office:word" xmlns:w14="http://schemas.microsoft.com/office/word/2010/wordml" xmlns:wne="http://schemas.microsoft.com/office/word/2006/wordml" xmlns:wp="http://schemas.openxmlformats.org/drawingml/2006/wordprocessingDrawing" xmlns:wp14="http://schemas.microsoft.com/office/word/2010/wordprocessingDrawing" xmlns:wpc="http://schemas.microsoft.com/office/word/2010/wordprocessingCanvas" xmlns:wpg="http://schemas.microsoft.com/office/word/2010/wordprocessingGroup" xmlns:wpi="http://schemas.microsoft.com/office/word/2010/wordprocessingInk" xmlns:wps="http://schemas.microsoft.com/office/word/2010/wordprocessingShape" mc:Ignorable="w14 wp14">
+<w:numbering xmlns:mc="http://schemas.openxmlformats.org/markup-compatibility/2006" xmlns:w="http://schemas.openxmlformats.org/wordprocessingml/2006/main" xmlns:m="http://schemas.openxmlformats.org/officeDocument/2006/math" xmlns:mo="http://schemas.microsoft.com/office/mac/office/2008/main" xmlns:mv="urn:schemas-microsoft-com:mac:vml" xmlns:o="urn:schemas-microsoft-com:office:office" xmlns:r="http://schemas.openxmlformats.org/officeDocument/2006/relationships" xmlns:v="urn:schemas-microsoft-com:vml" xmlns:w10="urn:schemas-microsoft-com:office:word" xmlns:w14="http://schemas.microsoft.com/office/word/2010/wordml" xmlns:wne="http://schemas.microsoft.com/office/word/2006/wordml" xmlns:wp="http://schemas.openxmlformats.org/drawingml/2006/wordprocessingDrawing" xmlns:wp14="http://schemas.microsoft.com/office/word/2010/wordprocessingDrawing" xmlns:wpc="http://schemas.microsoft.com/office/word/2010/wordprocessingCanvas" xmlns:wpg="http://schemas.microsoft.com/office/word/2010/wordprocessingGroup" xmlns:wpi="http://schemas.microsoft.com/office/word/2010/wordprocessingInk" xmlns:wps="http://schemas.microsoft.com/office/word/2010/wordprocessingShape" mc:Ignorable="w14 wp14">
   <w:abstractNum w:abstractNumId="0">
     <w:nsid w:val="FFFFFF7C"/>
     <w:multiLevelType w:val="singleLevel"/>
@@ -2864,7 +3174,7 @@
         <w:ind w:hanging="360" w:left="1440"/>
       </w:pPr>
       <w:rPr>
-        <w:rFonts w:ascii="Symbol" w:hAnsi="Symbol" w:hint="default"/>
+        <w:rFonts w:ascii="Symbol" w:hAnsi="Symbol" w:hint="default" w:eastAsia="黑体"/>
       </w:rPr>
     </w:lvl>
   </w:abstractNum>
@@ -2885,7 +3195,7 @@
         <w:ind w:hanging="360" w:left="1080"/>
       </w:pPr>
       <w:rPr>
-        <w:rFonts w:ascii="Symbol" w:hAnsi="Symbol" w:hint="default"/>
+        <w:rFonts w:ascii="Symbol" w:hAnsi="Symbol" w:hint="default" w:eastAsia="黑体"/>
       </w:rPr>
     </w:lvl>
   </w:abstractNum>
@@ -2906,7 +3216,7 @@
         <w:ind w:hanging="360" w:left="720"/>
       </w:pPr>
       <w:rPr>
-        <w:rFonts w:ascii="Symbol" w:hAnsi="Symbol" w:hint="default"/>
+        <w:rFonts w:ascii="Symbol" w:hAnsi="Symbol" w:hint="default" w:eastAsia="黑体"/>
       </w:rPr>
     </w:lvl>
   </w:abstractNum>
@@ -2945,7 +3255,7 @@
         <w:ind w:hanging="360" w:left="360"/>
       </w:pPr>
       <w:rPr>
-        <w:rFonts w:ascii="Symbol" w:hAnsi="Symbol" w:hint="default"/>
+        <w:rFonts w:ascii="Symbol" w:hAnsi="Symbol" w:hint="default" w:eastAsia="黑体"/>
       </w:rPr>
     </w:lvl>
   </w:abstractNum>
@@ -3036,7 +3346,7 @@
         <w:ind w:left="720" w:hanging="360"/>
       </w:pPr>
       <w:rPr>
-        <w:rFonts w:ascii="Symbol" w:hAnsi="Symbol" w:cs="Symbol" w:hint="default"/>
+        <w:rFonts w:ascii="Symbol" w:hAnsi="Symbol" w:cs="Symbol" w:hint="default" w:eastAsia="黑体"/>
       </w:rPr>
     </w:lvl>
     <w:lvl w:ilvl="1">
@@ -3047,7 +3357,7 @@
         <w:ind w:left="1440" w:hanging="360"/>
       </w:pPr>
       <w:rPr>
-        <w:rFonts w:ascii="Courier New" w:hAnsi="Courier New" w:cs="Courier New" w:hint="default"/>
+        <w:rFonts w:ascii="Courier New" w:hAnsi="Courier New" w:cs="Courier New" w:hint="default" w:eastAsia="黑体"/>
       </w:rPr>
     </w:lvl>
     <w:lvl w:ilvl="2">
@@ -3058,7 +3368,7 @@
         <w:ind w:left="2160" w:hanging="360"/>
       </w:pPr>
       <w:rPr>
-        <w:rFonts w:ascii="Wingdings" w:hAnsi="Wingdings" w:cs="Wingdings" w:hint="default"/>
+        <w:rFonts w:ascii="Wingdings" w:hAnsi="Wingdings" w:cs="Wingdings" w:hint="default" w:eastAsia="黑体"/>
       </w:rPr>
     </w:lvl>
     <w:lvl w:ilvl="3">
@@ -3069,7 +3379,7 @@
         <w:ind w:left="2880" w:hanging="360"/>
       </w:pPr>
       <w:rPr>
-        <w:rFonts w:ascii="Symbol" w:hAnsi="Symbol" w:cs="Symbol" w:hint="default"/>
+        <w:rFonts w:ascii="Symbol" w:hAnsi="Symbol" w:cs="Symbol" w:hint="default" w:eastAsia="黑体"/>
       </w:rPr>
     </w:lvl>
     <w:lvl w:ilvl="4">
@@ -3080,7 +3390,7 @@
         <w:ind w:left="3600" w:hanging="360"/>
       </w:pPr>
       <w:rPr>
-        <w:rFonts w:ascii="Courier New" w:hAnsi="Courier New" w:cs="Courier New" w:hint="default"/>
+        <w:rFonts w:ascii="Courier New" w:hAnsi="Courier New" w:cs="Courier New" w:hint="default" w:eastAsia="黑体"/>
       </w:rPr>
     </w:lvl>
     <w:lvl w:ilvl="5">
@@ -3091,7 +3401,7 @@
         <w:ind w:left="4320" w:hanging="360"/>
       </w:pPr>
       <w:rPr>
-        <w:rFonts w:ascii="Wingdings" w:hAnsi="Wingdings" w:cs="Wingdings" w:hint="default"/>
+        <w:rFonts w:ascii="Wingdings" w:hAnsi="Wingdings" w:cs="Wingdings" w:hint="default" w:eastAsia="黑体"/>
       </w:rPr>
     </w:lvl>
     <w:lvl w:ilvl="6">
@@ -3102,7 +3412,7 @@
         <w:ind w:left="5040" w:hanging="360"/>
       </w:pPr>
       <w:rPr>
-        <w:rFonts w:ascii="Symbol" w:hAnsi="Symbol" w:cs="Symbol" w:hint="default"/>
+        <w:rFonts w:ascii="Symbol" w:hAnsi="Symbol" w:cs="Symbol" w:hint="default" w:eastAsia="黑体"/>
       </w:rPr>
     </w:lvl>
     <w:lvl w:ilvl="7">
@@ -3113,7 +3423,7 @@
         <w:ind w:left="5760" w:hanging="360"/>
       </w:pPr>
       <w:rPr>
-        <w:rFonts w:ascii="Courier New" w:hAnsi="Courier New" w:cs="Courier New" w:hint="default"/>
+        <w:rFonts w:ascii="Courier New" w:hAnsi="Courier New" w:cs="Courier New" w:hint="default" w:eastAsia="黑体"/>
       </w:rPr>
     </w:lvl>
     <w:lvl w:ilvl="8">
@@ -3124,7 +3434,7 @@
         <w:ind w:left="6480" w:hanging="360"/>
       </w:pPr>
       <w:rPr>
-        <w:rFonts w:ascii="Wingdings" w:hAnsi="Wingdings" w:cs="Wingdings" w:hint="default"/>
+        <w:rFonts w:ascii="Wingdings" w:hAnsi="Wingdings" w:cs="Wingdings" w:hint="default" w:eastAsia="黑体"/>
       </w:rPr>
     </w:lvl>
   </w:abstractNum>
@@ -3180,11 +3490,11 @@
 </file>
 
 <file path=word/styles.xml><?xml version="1.0" encoding="utf-8"?>
-<w:styles xmlns:mc="http://schemas.openxmlformats.org/markup-compatibility/2006" xmlns:r="http://schemas.openxmlformats.org/officeDocument/2006/relationships" xmlns:w="http://schemas.openxmlformats.org/wordprocessingml/2006/main" xmlns:w14="http://schemas.microsoft.com/office/word/2010/wordml" mc:Ignorable="w14">
+<w:styles xmlns:mc="http://schemas.openxmlformats.org/markup-compatibility/2006" xmlns:w="http://schemas.openxmlformats.org/wordprocessingml/2006/main" xmlns:r="http://schemas.openxmlformats.org/officeDocument/2006/relationships" xmlns:w14="http://schemas.microsoft.com/office/word/2010/wordml" mc:Ignorable="w14">
   <w:docDefaults>
     <w:rPrDefault>
       <w:rPr>
-        <w:rFonts w:asciiTheme="minorHAnsi" w:cstheme="minorBidi" w:eastAsiaTheme="minorEastAsia" w:hAnsiTheme="minorHAnsi"/>
+        <w:rFonts w:asciiTheme="minorHAnsi" w:cstheme="minorBidi" w:hAnsiTheme="minorHAnsi" w:eastAsia="黑体"/>
         <w:sz w:val="22"/>
         <w:szCs w:val="22"/>
         <w:lang w:bidi="ar-SA" w:eastAsia="en-US" w:val="en-US"/>
@@ -3406,7 +3716,7 @@
       <w:outlineLvl w:val="0"/>
     </w:pPr>
     <w:rPr>
-      <w:rFonts w:ascii="Times New Roman" w:asciiTheme="majorHAnsi" w:cstheme="majorBidi" w:eastAsia="黑体" w:eastAsiaTheme="majorEastAsia" w:hAnsi="Times New Roman" w:hAnsiTheme="majorHAnsi"/>
+      <w:rFonts w:ascii="Times New Roman" w:asciiTheme="majorHAnsi" w:cstheme="majorBidi" w:eastAsia="黑体" w:hAnsi="Times New Roman" w:hAnsiTheme="majorHAnsi"/>
       <w:b/>
       <w:bCs/>
       <w:color w:val="1F3864"/>
@@ -3430,7 +3740,7 @@
       <w:outlineLvl w:val="1"/>
     </w:pPr>
     <w:rPr>
-      <w:rFonts w:ascii="Times New Roman" w:asciiTheme="majorHAnsi" w:cstheme="majorBidi" w:eastAsia="黑体" w:eastAsiaTheme="majorEastAsia" w:hAnsi="Times New Roman" w:hAnsiTheme="majorHAnsi"/>
+      <w:rFonts w:ascii="Times New Roman" w:asciiTheme="majorHAnsi" w:cstheme="majorBidi" w:eastAsia="黑体" w:hAnsi="Times New Roman" w:hAnsiTheme="majorHAnsi"/>
       <w:b/>
       <w:bCs/>
       <w:color w:val="2E4E7E"/>
@@ -3454,7 +3764,7 @@
       <w:outlineLvl w:val="2"/>
     </w:pPr>
     <w:rPr>
-      <w:rFonts w:ascii="Times New Roman" w:asciiTheme="majorHAnsi" w:cstheme="majorBidi" w:eastAsia="黑体" w:eastAsiaTheme="majorEastAsia" w:hAnsi="Times New Roman" w:hAnsiTheme="majorHAnsi"/>
+      <w:rFonts w:ascii="Times New Roman" w:asciiTheme="majorHAnsi" w:cstheme="majorBidi" w:eastAsia="黑体" w:hAnsi="Times New Roman" w:hAnsiTheme="majorHAnsi"/>
       <w:b/>
       <w:bCs/>
       <w:color w:val="2E4E7E"/>
@@ -3478,7 +3788,7 @@
       <w:outlineLvl w:val="3"/>
     </w:pPr>
     <w:rPr>
-      <w:rFonts w:ascii="Times New Roman" w:asciiTheme="majorHAnsi" w:cstheme="majorBidi" w:eastAsia="黑体" w:eastAsiaTheme="majorEastAsia" w:hAnsi="Times New Roman" w:hAnsiTheme="majorHAnsi"/>
+      <w:rFonts w:ascii="Times New Roman" w:asciiTheme="majorHAnsi" w:cstheme="majorBidi" w:eastAsia="黑体" w:hAnsi="Times New Roman" w:hAnsiTheme="majorHAnsi"/>
       <w:b/>
       <w:bCs/>
       <w:i/>
@@ -3504,7 +3814,7 @@
       <w:outlineLvl w:val="4"/>
     </w:pPr>
     <w:rPr>
-      <w:rFonts w:ascii="Times New Roman" w:asciiTheme="majorHAnsi" w:cstheme="majorBidi" w:eastAsia="黑体" w:eastAsiaTheme="majorEastAsia" w:hAnsi="Times New Roman" w:hAnsiTheme="majorHAnsi"/>
+      <w:rFonts w:ascii="Times New Roman" w:asciiTheme="majorHAnsi" w:cstheme="majorBidi" w:eastAsia="黑体" w:hAnsi="Times New Roman" w:hAnsiTheme="majorHAnsi"/>
       <w:b/>
       <w:color w:val="333333"/>
       <w:sz w:val="22"/>
@@ -3527,7 +3837,7 @@
       <w:outlineLvl w:val="5"/>
     </w:pPr>
     <w:rPr>
-      <w:rFonts w:asciiTheme="majorHAnsi" w:cstheme="majorBidi" w:eastAsiaTheme="majorEastAsia" w:hAnsiTheme="majorHAnsi"/>
+      <w:rFonts w:asciiTheme="majorHAnsi" w:cstheme="majorBidi" w:hAnsiTheme="majorHAnsi" w:eastAsia="黑体"/>
       <w:i/>
       <w:iCs/>
       <w:color w:themeColor="accent1" w:themeShade="7F" w:val="243F60"/>
@@ -3550,7 +3860,7 @@
       <w:outlineLvl w:val="6"/>
     </w:pPr>
     <w:rPr>
-      <w:rFonts w:asciiTheme="majorHAnsi" w:cstheme="majorBidi" w:eastAsiaTheme="majorEastAsia" w:hAnsiTheme="majorHAnsi"/>
+      <w:rFonts w:asciiTheme="majorHAnsi" w:cstheme="majorBidi" w:hAnsiTheme="majorHAnsi" w:eastAsia="黑体"/>
       <w:i/>
       <w:iCs/>
       <w:color w:themeColor="text1" w:themeTint="BF" w:val="404040"/>
@@ -3573,7 +3883,7 @@
       <w:outlineLvl w:val="7"/>
     </w:pPr>
     <w:rPr>
-      <w:rFonts w:asciiTheme="majorHAnsi" w:cstheme="majorBidi" w:eastAsiaTheme="majorEastAsia" w:hAnsiTheme="majorHAnsi"/>
+      <w:rFonts w:asciiTheme="majorHAnsi" w:cstheme="majorBidi" w:hAnsiTheme="majorHAnsi" w:eastAsia="黑体"/>
       <w:color w:themeColor="accent1" w:val="4F81BD"/>
       <w:sz w:val="20"/>
       <w:szCs w:val="20"/>
@@ -3596,7 +3906,7 @@
       <w:outlineLvl w:val="8"/>
     </w:pPr>
     <w:rPr>
-      <w:rFonts w:asciiTheme="majorHAnsi" w:cstheme="majorBidi" w:eastAsiaTheme="majorEastAsia" w:hAnsiTheme="majorHAnsi"/>
+      <w:rFonts w:asciiTheme="majorHAnsi" w:cstheme="majorBidi" w:hAnsiTheme="majorHAnsi" w:eastAsia="黑体"/>
       <w:i/>
       <w:iCs/>
       <w:color w:themeColor="text1" w:themeTint="BF" w:val="404040"/>
@@ -3647,7 +3957,7 @@
     <w:uiPriority w:val="9"/>
     <w:rsid w:val="00FC693F"/>
     <w:rPr>
-      <w:rFonts w:asciiTheme="majorHAnsi" w:cstheme="majorBidi" w:eastAsiaTheme="majorEastAsia" w:hAnsiTheme="majorHAnsi"/>
+      <w:rFonts w:asciiTheme="majorHAnsi" w:cstheme="majorBidi" w:hAnsiTheme="majorHAnsi" w:eastAsia="黑体"/>
       <w:b/>
       <w:bCs/>
       <w:color w:themeColor="accent1" w:themeShade="BF" w:val="365F91"/>
@@ -3662,7 +3972,7 @@
     <w:uiPriority w:val="9"/>
     <w:rsid w:val="00FC693F"/>
     <w:rPr>
-      <w:rFonts w:asciiTheme="majorHAnsi" w:cstheme="majorBidi" w:eastAsiaTheme="majorEastAsia" w:hAnsiTheme="majorHAnsi"/>
+      <w:rFonts w:asciiTheme="majorHAnsi" w:cstheme="majorBidi" w:hAnsiTheme="majorHAnsi" w:eastAsia="黑体"/>
       <w:b/>
       <w:bCs/>
       <w:color w:themeColor="accent1" w:val="4F81BD"/>
@@ -3677,7 +3987,7 @@
     <w:uiPriority w:val="9"/>
     <w:rsid w:val="00FC693F"/>
     <w:rPr>
-      <w:rFonts w:asciiTheme="majorHAnsi" w:cstheme="majorBidi" w:eastAsiaTheme="majorEastAsia" w:hAnsiTheme="majorHAnsi"/>
+      <w:rFonts w:asciiTheme="majorHAnsi" w:cstheme="majorBidi" w:hAnsiTheme="majorHAnsi" w:eastAsia="黑体"/>
       <w:b/>
       <w:bCs/>
       <w:color w:themeColor="accent1" w:val="4F81BD"/>
@@ -3700,7 +4010,7 @@
       <w:contextualSpacing/>
     </w:pPr>
     <w:rPr>
-      <w:rFonts w:ascii="Times New Roman" w:asciiTheme="majorHAnsi" w:cstheme="majorBidi" w:eastAsia="黑体" w:eastAsiaTheme="majorEastAsia" w:hAnsi="Times New Roman" w:hAnsiTheme="majorHAnsi"/>
+      <w:rFonts w:ascii="Times New Roman" w:asciiTheme="majorHAnsi" w:cstheme="majorBidi" w:eastAsia="黑体" w:hAnsi="Times New Roman" w:hAnsiTheme="majorHAnsi"/>
       <w:b/>
       <w:color w:val="1F3864"/>
       <w:spacing w:val="5"/>
@@ -3716,7 +4026,7 @@
     <w:uiPriority w:val="10"/>
     <w:rsid w:val="00FC693F"/>
     <w:rPr>
-      <w:rFonts w:asciiTheme="majorHAnsi" w:cstheme="majorBidi" w:eastAsiaTheme="majorEastAsia" w:hAnsiTheme="majorHAnsi"/>
+      <w:rFonts w:asciiTheme="majorHAnsi" w:cstheme="majorBidi" w:hAnsiTheme="majorHAnsi" w:eastAsia="黑体"/>
       <w:color w:themeColor="text2" w:themeShade="BF" w:val="17365D"/>
       <w:spacing w:val="5"/>
       <w:kern w:val="28"/>
@@ -3738,7 +4048,7 @@
       </w:numPr>
     </w:pPr>
     <w:rPr>
-      <w:rFonts w:asciiTheme="majorHAnsi" w:cstheme="majorBidi" w:eastAsiaTheme="majorEastAsia" w:hAnsiTheme="majorHAnsi"/>
+      <w:rFonts w:asciiTheme="majorHAnsi" w:cstheme="majorBidi" w:hAnsiTheme="majorHAnsi" w:eastAsia="黑体"/>
       <w:i/>
       <w:iCs/>
       <w:color w:themeColor="accent1" w:val="4F81BD"/>
@@ -3754,7 +4064,7 @@
     <w:uiPriority w:val="11"/>
     <w:rsid w:val="00FC693F"/>
     <w:rPr>
-      <w:rFonts w:asciiTheme="majorHAnsi" w:cstheme="majorBidi" w:eastAsiaTheme="majorEastAsia" w:hAnsiTheme="majorHAnsi"/>
+      <w:rFonts w:asciiTheme="majorHAnsi" w:cstheme="majorBidi" w:hAnsiTheme="majorHAnsi" w:eastAsia="黑体"/>
       <w:i/>
       <w:iCs/>
       <w:color w:themeColor="accent1" w:val="4F81BD"/>
@@ -3821,6 +4131,7 @@
       <w:spacing w:after="120"/>
     </w:pPr>
     <w:rPr>
+      <w:rFonts w:eastAsia="黑体"/>
       <w:sz w:val="16"/>
       <w:szCs w:val="16"/>
     </w:rPr>
@@ -3832,6 +4143,7 @@
     <w:uiPriority w:val="99"/>
     <w:rsid w:val="00AA1D8D"/>
     <w:rPr>
+      <w:rFonts w:eastAsia="黑体"/>
       <w:sz w:val="16"/>
       <w:szCs w:val="16"/>
     </w:rPr>
@@ -4001,7 +4313,7 @@
       </w:tabs>
     </w:pPr>
     <w:rPr>
-      <w:rFonts w:ascii="Courier" w:hAnsi="Courier"/>
+      <w:rFonts w:ascii="Courier" w:hAnsi="Courier" w:eastAsia="黑体"/>
       <w:sz w:val="20"/>
       <w:szCs w:val="20"/>
     </w:rPr>
@@ -4013,7 +4325,7 @@
     <w:uiPriority w:val="99"/>
     <w:rsid w:val="0029639D"/>
     <w:rPr>
-      <w:rFonts w:ascii="Courier" w:hAnsi="Courier"/>
+      <w:rFonts w:ascii="Courier" w:hAnsi="Courier" w:eastAsia="黑体"/>
       <w:sz w:val="20"/>
       <w:szCs w:val="20"/>
     </w:rPr>
@@ -4049,6 +4361,7 @@
     <w:uiPriority w:val="29"/>
     <w:rsid w:val="00FC693F"/>
     <w:rPr>
+      <w:rFonts w:eastAsia="黑体"/>
       <w:i/>
       <w:iCs/>
       <w:color w:themeColor="text1" w:val="000000"/>
@@ -4062,7 +4375,7 @@
     <w:semiHidden/>
     <w:rsid w:val="00FC693F"/>
     <w:rPr>
-      <w:rFonts w:asciiTheme="majorHAnsi" w:cstheme="majorBidi" w:eastAsiaTheme="majorEastAsia" w:hAnsiTheme="majorHAnsi"/>
+      <w:rFonts w:asciiTheme="majorHAnsi" w:cstheme="majorBidi" w:hAnsiTheme="majorHAnsi" w:eastAsia="黑体"/>
       <w:b/>
       <w:bCs/>
       <w:i/>
@@ -4078,7 +4391,7 @@
     <w:semiHidden/>
     <w:rsid w:val="00FC693F"/>
     <w:rPr>
-      <w:rFonts w:asciiTheme="majorHAnsi" w:cstheme="majorBidi" w:eastAsiaTheme="majorEastAsia" w:hAnsiTheme="majorHAnsi"/>
+      <w:rFonts w:asciiTheme="majorHAnsi" w:cstheme="majorBidi" w:hAnsiTheme="majorHAnsi" w:eastAsia="黑体"/>
       <w:color w:themeColor="accent1" w:themeShade="7F" w:val="243F60"/>
     </w:rPr>
   </w:style>
@@ -4090,7 +4403,7 @@
     <w:semiHidden/>
     <w:rsid w:val="00FC693F"/>
     <w:rPr>
-      <w:rFonts w:asciiTheme="majorHAnsi" w:cstheme="majorBidi" w:eastAsiaTheme="majorEastAsia" w:hAnsiTheme="majorHAnsi"/>
+      <w:rFonts w:asciiTheme="majorHAnsi" w:cstheme="majorBidi" w:hAnsiTheme="majorHAnsi" w:eastAsia="黑体"/>
       <w:i/>
       <w:iCs/>
       <w:color w:themeColor="accent1" w:themeShade="7F" w:val="243F60"/>
@@ -4104,7 +4417,7 @@
     <w:semiHidden/>
     <w:rsid w:val="00FC693F"/>
     <w:rPr>
-      <w:rFonts w:asciiTheme="majorHAnsi" w:cstheme="majorBidi" w:eastAsiaTheme="majorEastAsia" w:hAnsiTheme="majorHAnsi"/>
+      <w:rFonts w:asciiTheme="majorHAnsi" w:cstheme="majorBidi" w:hAnsiTheme="majorHAnsi" w:eastAsia="黑体"/>
       <w:i/>
       <w:iCs/>
       <w:color w:themeColor="text1" w:themeTint="BF" w:val="404040"/>
@@ -4118,7 +4431,7 @@
     <w:semiHidden/>
     <w:rsid w:val="00FC693F"/>
     <w:rPr>
-      <w:rFonts w:asciiTheme="majorHAnsi" w:cstheme="majorBidi" w:eastAsiaTheme="majorEastAsia" w:hAnsiTheme="majorHAnsi"/>
+      <w:rFonts w:asciiTheme="majorHAnsi" w:cstheme="majorBidi" w:hAnsiTheme="majorHAnsi" w:eastAsia="黑体"/>
       <w:color w:themeColor="accent1" w:val="4F81BD"/>
       <w:sz w:val="20"/>
       <w:szCs w:val="20"/>
@@ -4132,7 +4445,7 @@
     <w:semiHidden/>
     <w:rsid w:val="00FC693F"/>
     <w:rPr>
-      <w:rFonts w:asciiTheme="majorHAnsi" w:cstheme="majorBidi" w:eastAsiaTheme="majorEastAsia" w:hAnsiTheme="majorHAnsi"/>
+      <w:rFonts w:asciiTheme="majorHAnsi" w:cstheme="majorBidi" w:hAnsiTheme="majorHAnsi" w:eastAsia="黑体"/>
       <w:i/>
       <w:iCs/>
       <w:color w:themeColor="text1" w:themeTint="BF" w:val="404040"/>
@@ -4153,6 +4466,7 @@
       <w:spacing w:line="240" w:lineRule="auto"/>
     </w:pPr>
     <w:rPr>
+      <w:rFonts w:eastAsia="黑体"/>
       <w:b/>
       <w:bCs/>
       <w:color w:themeColor="accent1" w:val="4F81BD"/>
@@ -4167,6 +4481,7 @@
     <w:qFormat/>
     <w:rsid w:val="00FC693F"/>
     <w:rPr>
+      <w:rFonts w:eastAsia="黑体"/>
       <w:b/>
       <w:bCs/>
     </w:rPr>
@@ -4178,6 +4493,7 @@
     <w:qFormat/>
     <w:rsid w:val="00FC693F"/>
     <w:rPr>
+      <w:rFonts w:eastAsia="黑体"/>
       <w:i/>
       <w:iCs/>
     </w:rPr>
@@ -4198,6 +4514,7 @@
       <w:ind w:left="936" w:right="936"/>
     </w:pPr>
     <w:rPr>
+      <w:rFonts w:eastAsia="黑体"/>
       <w:b/>
       <w:bCs/>
       <w:i/>
@@ -4212,6 +4529,7 @@
     <w:uiPriority w:val="30"/>
     <w:rsid w:val="00FC693F"/>
     <w:rPr>
+      <w:rFonts w:eastAsia="黑体"/>
       <w:b/>
       <w:bCs/>
       <w:i/>
@@ -4226,6 +4544,7 @@
     <w:qFormat/>
     <w:rsid w:val="00FC693F"/>
     <w:rPr>
+      <w:rFonts w:eastAsia="黑体"/>
       <w:i/>
       <w:iCs/>
       <w:color w:themeColor="text1" w:themeTint="7F" w:val="808080"/>
@@ -4238,6 +4557,7 @@
     <w:qFormat/>
     <w:rsid w:val="00FC693F"/>
     <w:rPr>
+      <w:rFonts w:eastAsia="黑体"/>
       <w:b/>
       <w:bCs/>
       <w:i/>
@@ -4252,6 +4572,7 @@
     <w:qFormat/>
     <w:rsid w:val="00FC693F"/>
     <w:rPr>
+      <w:rFonts w:eastAsia="黑体"/>
       <w:smallCaps/>
       <w:color w:themeColor="accent2" w:val="C0504D"/>
       <w:u w:val="single"/>
@@ -4264,6 +4585,7 @@
     <w:qFormat/>
     <w:rsid w:val="00FC693F"/>
     <w:rPr>
+      <w:rFonts w:eastAsia="黑体"/>
       <w:b/>
       <w:bCs/>
       <w:smallCaps/>
@@ -4279,6 +4601,7 @@
     <w:qFormat/>
     <w:rsid w:val="00FC693F"/>
     <w:rPr>
+      <w:rFonts w:eastAsia="黑体"/>
       <w:b/>
       <w:bCs/>
       <w:smallCaps/>
@@ -4333,6 +4656,7 @@
       <w:spacing w:after="0" w:line="240" w:lineRule="auto"/>
     </w:pPr>
     <w:rPr>
+      <w:rFonts w:eastAsia="黑体"/>
       <w:color w:themeColor="text1" w:themeShade="BF" w:val="000000"/>
     </w:rPr>
     <w:tblPr>
@@ -4355,6 +4679,7 @@
         <w:spacing w:after="0" w:before="0" w:line="240" w:lineRule="auto"/>
       </w:pPr>
       <w:rPr>
+        <w:rFonts w:eastAsia="黑体"/>
         <w:b/>
         <w:bCs/>
       </w:rPr>
@@ -4375,6 +4700,7 @@
         <w:spacing w:after="0" w:before="0" w:line="240" w:lineRule="auto"/>
       </w:pPr>
       <w:rPr>
+        <w:rFonts w:eastAsia="黑体"/>
         <w:b/>
         <w:bCs/>
       </w:rPr>
@@ -4392,12 +4718,14 @@
     </w:tblStylePr>
     <w:tblStylePr w:type="firstCol">
       <w:rPr>
+        <w:rFonts w:eastAsia="黑体"/>
         <w:b/>
         <w:bCs/>
       </w:rPr>
     </w:tblStylePr>
     <w:tblStylePr w:type="lastCol">
       <w:rPr>
+        <w:rFonts w:eastAsia="黑体"/>
         <w:b/>
         <w:bCs/>
       </w:rPr>
@@ -4436,6 +4764,7 @@
       <w:spacing w:after="0" w:line="240" w:lineRule="auto"/>
     </w:pPr>
     <w:rPr>
+      <w:rFonts w:eastAsia="黑体"/>
       <w:color w:themeColor="accent1" w:themeShade="BF" w:val="365F91"/>
     </w:rPr>
     <w:tblPr>
@@ -4458,6 +4787,7 @@
         <w:spacing w:after="0" w:before="0" w:line="240" w:lineRule="auto"/>
       </w:pPr>
       <w:rPr>
+        <w:rFonts w:eastAsia="黑体"/>
         <w:b/>
         <w:bCs/>
       </w:rPr>
@@ -4478,6 +4808,7 @@
         <w:spacing w:after="0" w:before="0" w:line="240" w:lineRule="auto"/>
       </w:pPr>
       <w:rPr>
+        <w:rFonts w:eastAsia="黑体"/>
         <w:b/>
         <w:bCs/>
       </w:rPr>
@@ -4495,12 +4826,14 @@
     </w:tblStylePr>
     <w:tblStylePr w:type="firstCol">
       <w:rPr>
+        <w:rFonts w:eastAsia="黑体"/>
         <w:b/>
         <w:bCs/>
       </w:rPr>
     </w:tblStylePr>
     <w:tblStylePr w:type="lastCol">
       <w:rPr>
+        <w:rFonts w:eastAsia="黑体"/>
         <w:b/>
         <w:bCs/>
       </w:rPr>
@@ -4539,6 +4872,7 @@
       <w:spacing w:after="0" w:line="240" w:lineRule="auto"/>
     </w:pPr>
     <w:rPr>
+      <w:rFonts w:eastAsia="黑体"/>
       <w:color w:themeColor="accent2" w:themeShade="BF" w:val="943634"/>
     </w:rPr>
     <w:tblPr>
@@ -4561,6 +4895,7 @@
         <w:spacing w:after="0" w:before="0" w:line="240" w:lineRule="auto"/>
       </w:pPr>
       <w:rPr>
+        <w:rFonts w:eastAsia="黑体"/>
         <w:b/>
         <w:bCs/>
       </w:rPr>
@@ -4581,6 +4916,7 @@
         <w:spacing w:after="0" w:before="0" w:line="240" w:lineRule="auto"/>
       </w:pPr>
       <w:rPr>
+        <w:rFonts w:eastAsia="黑体"/>
         <w:b/>
         <w:bCs/>
       </w:rPr>
@@ -4598,12 +4934,14 @@
     </w:tblStylePr>
     <w:tblStylePr w:type="firstCol">
       <w:rPr>
+        <w:rFonts w:eastAsia="黑体"/>
         <w:b/>
         <w:bCs/>
       </w:rPr>
     </w:tblStylePr>
     <w:tblStylePr w:type="lastCol">
       <w:rPr>
+        <w:rFonts w:eastAsia="黑体"/>
         <w:b/>
         <w:bCs/>
       </w:rPr>
@@ -4642,6 +4980,7 @@
       <w:spacing w:after="0" w:line="240" w:lineRule="auto"/>
     </w:pPr>
     <w:rPr>
+      <w:rFonts w:eastAsia="黑体"/>
       <w:color w:themeColor="accent3" w:themeShade="BF" w:val="76923C"/>
     </w:rPr>
     <w:tblPr>
@@ -4664,6 +5003,7 @@
         <w:spacing w:after="0" w:before="0" w:line="240" w:lineRule="auto"/>
       </w:pPr>
       <w:rPr>
+        <w:rFonts w:eastAsia="黑体"/>
         <w:b/>
         <w:bCs/>
       </w:rPr>
@@ -4684,6 +5024,7 @@
         <w:spacing w:after="0" w:before="0" w:line="240" w:lineRule="auto"/>
       </w:pPr>
       <w:rPr>
+        <w:rFonts w:eastAsia="黑体"/>
         <w:b/>
         <w:bCs/>
       </w:rPr>
@@ -4701,12 +5042,14 @@
     </w:tblStylePr>
     <w:tblStylePr w:type="firstCol">
       <w:rPr>
+        <w:rFonts w:eastAsia="黑体"/>
         <w:b/>
         <w:bCs/>
       </w:rPr>
     </w:tblStylePr>
     <w:tblStylePr w:type="lastCol">
       <w:rPr>
+        <w:rFonts w:eastAsia="黑体"/>
         <w:b/>
         <w:bCs/>
       </w:rPr>
@@ -4745,6 +5088,7 @@
       <w:spacing w:after="0" w:line="240" w:lineRule="auto"/>
     </w:pPr>
     <w:rPr>
+      <w:rFonts w:eastAsia="黑体"/>
       <w:color w:themeColor="accent4" w:themeShade="BF" w:val="5F497A"/>
     </w:rPr>
     <w:tblPr>
@@ -4767,6 +5111,7 @@
         <w:spacing w:after="0" w:before="0" w:line="240" w:lineRule="auto"/>
       </w:pPr>
       <w:rPr>
+        <w:rFonts w:eastAsia="黑体"/>
         <w:b/>
         <w:bCs/>
       </w:rPr>
@@ -4787,6 +5132,7 @@
         <w:spacing w:after="0" w:before="0" w:line="240" w:lineRule="auto"/>
       </w:pPr>
       <w:rPr>
+        <w:rFonts w:eastAsia="黑体"/>
         <w:b/>
         <w:bCs/>
       </w:rPr>
@@ -4804,12 +5150,14 @@
     </w:tblStylePr>
     <w:tblStylePr w:type="firstCol">
       <w:rPr>
+        <w:rFonts w:eastAsia="黑体"/>
         <w:b/>
         <w:bCs/>
       </w:rPr>
     </w:tblStylePr>
     <w:tblStylePr w:type="lastCol">
       <w:rPr>
+        <w:rFonts w:eastAsia="黑体"/>
         <w:b/>
         <w:bCs/>
       </w:rPr>
@@ -4848,6 +5196,7 @@
       <w:spacing w:after="0" w:line="240" w:lineRule="auto"/>
     </w:pPr>
     <w:rPr>
+      <w:rFonts w:eastAsia="黑体"/>
       <w:color w:themeColor="accent5" w:themeShade="BF" w:val="31849B"/>
     </w:rPr>
     <w:tblPr>
@@ -4870,6 +5219,7 @@
         <w:spacing w:after="0" w:before="0" w:line="240" w:lineRule="auto"/>
       </w:pPr>
       <w:rPr>
+        <w:rFonts w:eastAsia="黑体"/>
         <w:b/>
         <w:bCs/>
       </w:rPr>
@@ -4890,6 +5240,7 @@
         <w:spacing w:after="0" w:before="0" w:line="240" w:lineRule="auto"/>
       </w:pPr>
       <w:rPr>
+        <w:rFonts w:eastAsia="黑体"/>
         <w:b/>
         <w:bCs/>
       </w:rPr>
@@ -4907,12 +5258,14 @@
     </w:tblStylePr>
     <w:tblStylePr w:type="firstCol">
       <w:rPr>
+        <w:rFonts w:eastAsia="黑体"/>
         <w:b/>
         <w:bCs/>
       </w:rPr>
     </w:tblStylePr>
     <w:tblStylePr w:type="lastCol">
       <w:rPr>
+        <w:rFonts w:eastAsia="黑体"/>
         <w:b/>
         <w:bCs/>
       </w:rPr>
@@ -4951,6 +5304,7 @@
       <w:spacing w:after="0" w:line="240" w:lineRule="auto"/>
     </w:pPr>
     <w:rPr>
+      <w:rFonts w:eastAsia="黑体"/>
       <w:color w:themeColor="accent6" w:themeShade="BF" w:val="E36C0A"/>
     </w:rPr>
     <w:tblPr>
@@ -4973,6 +5327,7 @@
         <w:spacing w:after="0" w:before="0" w:line="240" w:lineRule="auto"/>
       </w:pPr>
       <w:rPr>
+        <w:rFonts w:eastAsia="黑体"/>
         <w:b/>
         <w:bCs/>
       </w:rPr>
@@ -4993,6 +5348,7 @@
         <w:spacing w:after="0" w:before="0" w:line="240" w:lineRule="auto"/>
       </w:pPr>
       <w:rPr>
+        <w:rFonts w:eastAsia="黑体"/>
         <w:b/>
         <w:bCs/>
       </w:rPr>
@@ -5010,12 +5366,14 @@
     </w:tblStylePr>
     <w:tblStylePr w:type="firstCol">
       <w:rPr>
+        <w:rFonts w:eastAsia="黑体"/>
         <w:b/>
         <w:bCs/>
       </w:rPr>
     </w:tblStylePr>
     <w:tblStylePr w:type="lastCol">
       <w:rPr>
+        <w:rFonts w:eastAsia="黑体"/>
         <w:b/>
         <w:bCs/>
       </w:rPr>
@@ -5075,6 +5433,7 @@
         <w:spacing w:after="0" w:before="0" w:line="240" w:lineRule="auto"/>
       </w:pPr>
       <w:rPr>
+        <w:rFonts w:eastAsia="黑体"/>
         <w:b/>
         <w:bCs/>
         <w:color w:themeColor="background1" w:val="FFFFFF"/>
@@ -5089,6 +5448,7 @@
         <w:spacing w:after="0" w:before="0" w:line="240" w:lineRule="auto"/>
       </w:pPr>
       <w:rPr>
+        <w:rFonts w:eastAsia="黑体"/>
         <w:b/>
         <w:bCs/>
       </w:rPr>
@@ -5104,12 +5464,14 @@
     </w:tblStylePr>
     <w:tblStylePr w:type="firstCol">
       <w:rPr>
+        <w:rFonts w:eastAsia="黑体"/>
         <w:b/>
         <w:bCs/>
       </w:rPr>
     </w:tblStylePr>
     <w:tblStylePr w:type="lastCol">
       <w:rPr>
+        <w:rFonts w:eastAsia="黑体"/>
         <w:b/>
         <w:bCs/>
       </w:rPr>
@@ -5167,6 +5529,7 @@
         <w:spacing w:after="0" w:before="0" w:line="240" w:lineRule="auto"/>
       </w:pPr>
       <w:rPr>
+        <w:rFonts w:eastAsia="黑体"/>
         <w:b/>
         <w:bCs/>
         <w:color w:themeColor="background1" w:val="FFFFFF"/>
@@ -5181,6 +5544,7 @@
         <w:spacing w:after="0" w:before="0" w:line="240" w:lineRule="auto"/>
       </w:pPr>
       <w:rPr>
+        <w:rFonts w:eastAsia="黑体"/>
         <w:b/>
         <w:bCs/>
       </w:rPr>
@@ -5196,12 +5560,14 @@
     </w:tblStylePr>
     <w:tblStylePr w:type="firstCol">
       <w:rPr>
+        <w:rFonts w:eastAsia="黑体"/>
         <w:b/>
         <w:bCs/>
       </w:rPr>
     </w:tblStylePr>
     <w:tblStylePr w:type="lastCol">
       <w:rPr>
+        <w:rFonts w:eastAsia="黑体"/>
         <w:b/>
         <w:bCs/>
       </w:rPr>
@@ -5259,6 +5625,7 @@
         <w:spacing w:after="0" w:before="0" w:line="240" w:lineRule="auto"/>
       </w:pPr>
       <w:rPr>
+        <w:rFonts w:eastAsia="黑体"/>
         <w:b/>
         <w:bCs/>
         <w:color w:themeColor="background1" w:val="FFFFFF"/>
@@ -5273,6 +5640,7 @@
         <w:spacing w:after="0" w:before="0" w:line="240" w:lineRule="auto"/>
       </w:pPr>
       <w:rPr>
+        <w:rFonts w:eastAsia="黑体"/>
         <w:b/>
         <w:bCs/>
       </w:rPr>
@@ -5288,12 +5656,14 @@
     </w:tblStylePr>
     <w:tblStylePr w:type="firstCol">
       <w:rPr>
+        <w:rFonts w:eastAsia="黑体"/>
         <w:b/>
         <w:bCs/>
       </w:rPr>
     </w:tblStylePr>
     <w:tblStylePr w:type="lastCol">
       <w:rPr>
+        <w:rFonts w:eastAsia="黑体"/>
         <w:b/>
         <w:bCs/>
       </w:rPr>
@@ -5351,6 +5721,7 @@
         <w:spacing w:after="0" w:before="0" w:line="240" w:lineRule="auto"/>
       </w:pPr>
       <w:rPr>
+        <w:rFonts w:eastAsia="黑体"/>
         <w:b/>
         <w:bCs/>
         <w:color w:themeColor="background1" w:val="FFFFFF"/>
@@ -5365,6 +5736,7 @@
         <w:spacing w:after="0" w:before="0" w:line="240" w:lineRule="auto"/>
       </w:pPr>
       <w:rPr>
+        <w:rFonts w:eastAsia="黑体"/>
         <w:b/>
         <w:bCs/>
       </w:rPr>
@@ -5380,12 +5752,14 @@
     </w:tblStylePr>
     <w:tblStylePr w:type="firstCol">
       <w:rPr>
+        <w:rFonts w:eastAsia="黑体"/>
         <w:b/>
         <w:bCs/>
       </w:rPr>
     </w:tblStylePr>
     <w:tblStylePr w:type="lastCol">
       <w:rPr>
+        <w:rFonts w:eastAsia="黑体"/>
         <w:b/>
         <w:bCs/>
       </w:rPr>
@@ -5443,6 +5817,7 @@
         <w:spacing w:after="0" w:before="0" w:line="240" w:lineRule="auto"/>
       </w:pPr>
       <w:rPr>
+        <w:rFonts w:eastAsia="黑体"/>
         <w:b/>
         <w:bCs/>
         <w:color w:themeColor="background1" w:val="FFFFFF"/>
@@ -5457,6 +5832,7 @@
         <w:spacing w:after="0" w:before="0" w:line="240" w:lineRule="auto"/>
       </w:pPr>
       <w:rPr>
+        <w:rFonts w:eastAsia="黑体"/>
         <w:b/>
         <w:bCs/>
       </w:rPr>
@@ -5472,12 +5848,14 @@
     </w:tblStylePr>
     <w:tblStylePr w:type="firstCol">
       <w:rPr>
+        <w:rFonts w:eastAsia="黑体"/>
         <w:b/>
         <w:bCs/>
       </w:rPr>
     </w:tblStylePr>
     <w:tblStylePr w:type="lastCol">
       <w:rPr>
+        <w:rFonts w:eastAsia="黑体"/>
         <w:b/>
         <w:bCs/>
       </w:rPr>
@@ -5535,6 +5913,7 @@
         <w:spacing w:after="0" w:before="0" w:line="240" w:lineRule="auto"/>
       </w:pPr>
       <w:rPr>
+        <w:rFonts w:eastAsia="黑体"/>
         <w:b/>
         <w:bCs/>
         <w:color w:themeColor="background1" w:val="FFFFFF"/>
@@ -5549,6 +5928,7 @@
         <w:spacing w:after="0" w:before="0" w:line="240" w:lineRule="auto"/>
       </w:pPr>
       <w:rPr>
+        <w:rFonts w:eastAsia="黑体"/>
         <w:b/>
         <w:bCs/>
       </w:rPr>
@@ -5564,12 +5944,14 @@
     </w:tblStylePr>
     <w:tblStylePr w:type="firstCol">
       <w:rPr>
+        <w:rFonts w:eastAsia="黑体"/>
         <w:b/>
         <w:bCs/>
       </w:rPr>
     </w:tblStylePr>
     <w:tblStylePr w:type="lastCol">
       <w:rPr>
+        <w:rFonts w:eastAsia="黑体"/>
         <w:b/>
         <w:bCs/>
       </w:rPr>
@@ -5627,6 +6009,7 @@
         <w:spacing w:after="0" w:before="0" w:line="240" w:lineRule="auto"/>
       </w:pPr>
       <w:rPr>
+        <w:rFonts w:eastAsia="黑体"/>
         <w:b/>
         <w:bCs/>
         <w:color w:themeColor="background1" w:val="FFFFFF"/>
@@ -5641,6 +6024,7 @@
         <w:spacing w:after="0" w:before="0" w:line="240" w:lineRule="auto"/>
       </w:pPr>
       <w:rPr>
+        <w:rFonts w:eastAsia="黑体"/>
         <w:b/>
         <w:bCs/>
       </w:rPr>
@@ -5656,12 +6040,14 @@
     </w:tblStylePr>
     <w:tblStylePr w:type="firstCol">
       <w:rPr>
+        <w:rFonts w:eastAsia="黑体"/>
         <w:b/>
         <w:bCs/>
       </w:rPr>
     </w:tblStylePr>
     <w:tblStylePr w:type="lastCol">
       <w:rPr>
+        <w:rFonts w:eastAsia="黑体"/>
         <w:b/>
         <w:bCs/>
       </w:rPr>
@@ -5721,7 +6107,7 @@
         <w:spacing w:after="0" w:before="0" w:line="240" w:lineRule="auto"/>
       </w:pPr>
       <w:rPr>
-        <w:rFonts w:asciiTheme="majorHAnsi" w:cstheme="majorBidi" w:eastAsiaTheme="majorEastAsia" w:hAnsiTheme="majorHAnsi"/>
+        <w:rFonts w:asciiTheme="majorHAnsi" w:cstheme="majorBidi" w:hAnsiTheme="majorHAnsi" w:eastAsia="黑体"/>
         <w:b/>
         <w:bCs/>
       </w:rPr>
@@ -5742,7 +6128,7 @@
         <w:spacing w:after="0" w:before="0" w:line="240" w:lineRule="auto"/>
       </w:pPr>
       <w:rPr>
-        <w:rFonts w:asciiTheme="majorHAnsi" w:cstheme="majorBidi" w:eastAsiaTheme="majorEastAsia" w:hAnsiTheme="majorHAnsi"/>
+        <w:rFonts w:asciiTheme="majorHAnsi" w:cstheme="majorBidi" w:hAnsiTheme="majorHAnsi" w:eastAsia="黑体"/>
         <w:b/>
         <w:bCs/>
       </w:rPr>
@@ -5760,14 +6146,14 @@
     </w:tblStylePr>
     <w:tblStylePr w:type="firstCol">
       <w:rPr>
-        <w:rFonts w:asciiTheme="majorHAnsi" w:cstheme="majorBidi" w:eastAsiaTheme="majorEastAsia" w:hAnsiTheme="majorHAnsi"/>
+        <w:rFonts w:asciiTheme="majorHAnsi" w:cstheme="majorBidi" w:hAnsiTheme="majorHAnsi" w:eastAsia="黑体"/>
         <w:b/>
         <w:bCs/>
       </w:rPr>
     </w:tblStylePr>
     <w:tblStylePr w:type="lastCol">
       <w:rPr>
-        <w:rFonts w:asciiTheme="majorHAnsi" w:cstheme="majorBidi" w:eastAsiaTheme="majorEastAsia" w:hAnsiTheme="majorHAnsi"/>
+        <w:rFonts w:asciiTheme="majorHAnsi" w:cstheme="majorBidi" w:hAnsiTheme="majorHAnsi" w:eastAsia="黑体"/>
         <w:b/>
         <w:bCs/>
       </w:rPr>
@@ -5851,7 +6237,7 @@
         <w:spacing w:after="0" w:before="0" w:line="240" w:lineRule="auto"/>
       </w:pPr>
       <w:rPr>
-        <w:rFonts w:asciiTheme="majorHAnsi" w:cstheme="majorBidi" w:eastAsiaTheme="majorEastAsia" w:hAnsiTheme="majorHAnsi"/>
+        <w:rFonts w:asciiTheme="majorHAnsi" w:cstheme="majorBidi" w:hAnsiTheme="majorHAnsi" w:eastAsia="黑体"/>
         <w:b/>
         <w:bCs/>
       </w:rPr>
@@ -5872,7 +6258,7 @@
         <w:spacing w:after="0" w:before="0" w:line="240" w:lineRule="auto"/>
       </w:pPr>
       <w:rPr>
-        <w:rFonts w:asciiTheme="majorHAnsi" w:cstheme="majorBidi" w:eastAsiaTheme="majorEastAsia" w:hAnsiTheme="majorHAnsi"/>
+        <w:rFonts w:asciiTheme="majorHAnsi" w:cstheme="majorBidi" w:hAnsiTheme="majorHAnsi" w:eastAsia="黑体"/>
         <w:b/>
         <w:bCs/>
       </w:rPr>
@@ -5890,14 +6276,14 @@
     </w:tblStylePr>
     <w:tblStylePr w:type="firstCol">
       <w:rPr>
-        <w:rFonts w:asciiTheme="majorHAnsi" w:cstheme="majorBidi" w:eastAsiaTheme="majorEastAsia" w:hAnsiTheme="majorHAnsi"/>
+        <w:rFonts w:asciiTheme="majorHAnsi" w:cstheme="majorBidi" w:hAnsiTheme="majorHAnsi" w:eastAsia="黑体"/>
         <w:b/>
         <w:bCs/>
       </w:rPr>
     </w:tblStylePr>
     <w:tblStylePr w:type="lastCol">
       <w:rPr>
-        <w:rFonts w:asciiTheme="majorHAnsi" w:cstheme="majorBidi" w:eastAsiaTheme="majorEastAsia" w:hAnsiTheme="majorHAnsi"/>
+        <w:rFonts w:asciiTheme="majorHAnsi" w:cstheme="majorBidi" w:hAnsiTheme="majorHAnsi" w:eastAsia="黑体"/>
         <w:b/>
         <w:bCs/>
       </w:rPr>
@@ -5981,7 +6367,7 @@
         <w:spacing w:after="0" w:before="0" w:line="240" w:lineRule="auto"/>
       </w:pPr>
       <w:rPr>
-        <w:rFonts w:asciiTheme="majorHAnsi" w:cstheme="majorBidi" w:eastAsiaTheme="majorEastAsia" w:hAnsiTheme="majorHAnsi"/>
+        <w:rFonts w:asciiTheme="majorHAnsi" w:cstheme="majorBidi" w:hAnsiTheme="majorHAnsi" w:eastAsia="黑体"/>
         <w:b/>
         <w:bCs/>
       </w:rPr>
@@ -6002,7 +6388,7 @@
         <w:spacing w:after="0" w:before="0" w:line="240" w:lineRule="auto"/>
       </w:pPr>
       <w:rPr>
-        <w:rFonts w:asciiTheme="majorHAnsi" w:cstheme="majorBidi" w:eastAsiaTheme="majorEastAsia" w:hAnsiTheme="majorHAnsi"/>
+        <w:rFonts w:asciiTheme="majorHAnsi" w:cstheme="majorBidi" w:hAnsiTheme="majorHAnsi" w:eastAsia="黑体"/>
         <w:b/>
         <w:bCs/>
       </w:rPr>
@@ -6020,14 +6406,14 @@
     </w:tblStylePr>
     <w:tblStylePr w:type="firstCol">
       <w:rPr>
-        <w:rFonts w:asciiTheme="majorHAnsi" w:cstheme="majorBidi" w:eastAsiaTheme="majorEastAsia" w:hAnsiTheme="majorHAnsi"/>
+        <w:rFonts w:asciiTheme="majorHAnsi" w:cstheme="majorBidi" w:hAnsiTheme="majorHAnsi" w:eastAsia="黑体"/>
         <w:b/>
         <w:bCs/>
       </w:rPr>
     </w:tblStylePr>
     <w:tblStylePr w:type="lastCol">
       <w:rPr>
-        <w:rFonts w:asciiTheme="majorHAnsi" w:cstheme="majorBidi" w:eastAsiaTheme="majorEastAsia" w:hAnsiTheme="majorHAnsi"/>
+        <w:rFonts w:asciiTheme="majorHAnsi" w:cstheme="majorBidi" w:hAnsiTheme="majorHAnsi" w:eastAsia="黑体"/>
         <w:b/>
         <w:bCs/>
       </w:rPr>
@@ -6111,7 +6497,7 @@
         <w:spacing w:after="0" w:before="0" w:line="240" w:lineRule="auto"/>
       </w:pPr>
       <w:rPr>
-        <w:rFonts w:asciiTheme="majorHAnsi" w:cstheme="majorBidi" w:eastAsiaTheme="majorEastAsia" w:hAnsiTheme="majorHAnsi"/>
+        <w:rFonts w:asciiTheme="majorHAnsi" w:cstheme="majorBidi" w:hAnsiTheme="majorHAnsi" w:eastAsia="黑体"/>
         <w:b/>
         <w:bCs/>
       </w:rPr>
@@ -6132,7 +6518,7 @@
         <w:spacing w:after="0" w:before="0" w:line="240" w:lineRule="auto"/>
       </w:pPr>
       <w:rPr>
-        <w:rFonts w:asciiTheme="majorHAnsi" w:cstheme="majorBidi" w:eastAsiaTheme="majorEastAsia" w:hAnsiTheme="majorHAnsi"/>
+        <w:rFonts w:asciiTheme="majorHAnsi" w:cstheme="majorBidi" w:hAnsiTheme="majorHAnsi" w:eastAsia="黑体"/>
         <w:b/>
         <w:bCs/>
       </w:rPr>
@@ -6150,14 +6536,14 @@
     </w:tblStylePr>
     <w:tblStylePr w:type="firstCol">
       <w:rPr>
-        <w:rFonts w:asciiTheme="majorHAnsi" w:cstheme="majorBidi" w:eastAsiaTheme="majorEastAsia" w:hAnsiTheme="majorHAnsi"/>
+        <w:rFonts w:asciiTheme="majorHAnsi" w:cstheme="majorBidi" w:hAnsiTheme="majorHAnsi" w:eastAsia="黑体"/>
         <w:b/>
         <w:bCs/>
       </w:rPr>
     </w:tblStylePr>
     <w:tblStylePr w:type="lastCol">
       <w:rPr>
-        <w:rFonts w:asciiTheme="majorHAnsi" w:cstheme="majorBidi" w:eastAsiaTheme="majorEastAsia" w:hAnsiTheme="majorHAnsi"/>
+        <w:rFonts w:asciiTheme="majorHAnsi" w:cstheme="majorBidi" w:hAnsiTheme="majorHAnsi" w:eastAsia="黑体"/>
         <w:b/>
         <w:bCs/>
       </w:rPr>
@@ -6241,7 +6627,7 @@
         <w:spacing w:after="0" w:before="0" w:line="240" w:lineRule="auto"/>
       </w:pPr>
       <w:rPr>
-        <w:rFonts w:asciiTheme="majorHAnsi" w:cstheme="majorBidi" w:eastAsiaTheme="majorEastAsia" w:hAnsiTheme="majorHAnsi"/>
+        <w:rFonts w:asciiTheme="majorHAnsi" w:cstheme="majorBidi" w:hAnsiTheme="majorHAnsi" w:eastAsia="黑体"/>
         <w:b/>
         <w:bCs/>
       </w:rPr>
@@ -6262,7 +6648,7 @@
         <w:spacing w:after="0" w:before="0" w:line="240" w:lineRule="auto"/>
       </w:pPr>
       <w:rPr>
-        <w:rFonts w:asciiTheme="majorHAnsi" w:cstheme="majorBidi" w:eastAsiaTheme="majorEastAsia" w:hAnsiTheme="majorHAnsi"/>
+        <w:rFonts w:asciiTheme="majorHAnsi" w:cstheme="majorBidi" w:hAnsiTheme="majorHAnsi" w:eastAsia="黑体"/>
         <w:b/>
         <w:bCs/>
       </w:rPr>
@@ -6280,14 +6666,14 @@
     </w:tblStylePr>
     <w:tblStylePr w:type="firstCol">
       <w:rPr>
-        <w:rFonts w:asciiTheme="majorHAnsi" w:cstheme="majorBidi" w:eastAsiaTheme="majorEastAsia" w:hAnsiTheme="majorHAnsi"/>
+        <w:rFonts w:asciiTheme="majorHAnsi" w:cstheme="majorBidi" w:hAnsiTheme="majorHAnsi" w:eastAsia="黑体"/>
         <w:b/>
         <w:bCs/>
       </w:rPr>
     </w:tblStylePr>
     <w:tblStylePr w:type="lastCol">
       <w:rPr>
-        <w:rFonts w:asciiTheme="majorHAnsi" w:cstheme="majorBidi" w:eastAsiaTheme="majorEastAsia" w:hAnsiTheme="majorHAnsi"/>
+        <w:rFonts w:asciiTheme="majorHAnsi" w:cstheme="majorBidi" w:hAnsiTheme="majorHAnsi" w:eastAsia="黑体"/>
         <w:b/>
         <w:bCs/>
       </w:rPr>
@@ -6371,7 +6757,7 @@
         <w:spacing w:after="0" w:before="0" w:line="240" w:lineRule="auto"/>
       </w:pPr>
       <w:rPr>
-        <w:rFonts w:asciiTheme="majorHAnsi" w:cstheme="majorBidi" w:eastAsiaTheme="majorEastAsia" w:hAnsiTheme="majorHAnsi"/>
+        <w:rFonts w:asciiTheme="majorHAnsi" w:cstheme="majorBidi" w:hAnsiTheme="majorHAnsi" w:eastAsia="黑体"/>
         <w:b/>
         <w:bCs/>
       </w:rPr>
@@ -6392,7 +6778,7 @@
         <w:spacing w:after="0" w:before="0" w:line="240" w:lineRule="auto"/>
       </w:pPr>
       <w:rPr>
-        <w:rFonts w:asciiTheme="majorHAnsi" w:cstheme="majorBidi" w:eastAsiaTheme="majorEastAsia" w:hAnsiTheme="majorHAnsi"/>
+        <w:rFonts w:asciiTheme="majorHAnsi" w:cstheme="majorBidi" w:hAnsiTheme="majorHAnsi" w:eastAsia="黑体"/>
         <w:b/>
         <w:bCs/>
       </w:rPr>
@@ -6410,14 +6796,14 @@
     </w:tblStylePr>
     <w:tblStylePr w:type="firstCol">
       <w:rPr>
-        <w:rFonts w:asciiTheme="majorHAnsi" w:cstheme="majorBidi" w:eastAsiaTheme="majorEastAsia" w:hAnsiTheme="majorHAnsi"/>
+        <w:rFonts w:asciiTheme="majorHAnsi" w:cstheme="majorBidi" w:hAnsiTheme="majorHAnsi" w:eastAsia="黑体"/>
         <w:b/>
         <w:bCs/>
       </w:rPr>
     </w:tblStylePr>
     <w:tblStylePr w:type="lastCol">
       <w:rPr>
-        <w:rFonts w:asciiTheme="majorHAnsi" w:cstheme="majorBidi" w:eastAsiaTheme="majorEastAsia" w:hAnsiTheme="majorHAnsi"/>
+        <w:rFonts w:asciiTheme="majorHAnsi" w:cstheme="majorBidi" w:hAnsiTheme="majorHAnsi" w:eastAsia="黑体"/>
         <w:b/>
         <w:bCs/>
       </w:rPr>
@@ -6501,7 +6887,7 @@
         <w:spacing w:after="0" w:before="0" w:line="240" w:lineRule="auto"/>
       </w:pPr>
       <w:rPr>
-        <w:rFonts w:asciiTheme="majorHAnsi" w:cstheme="majorBidi" w:eastAsiaTheme="majorEastAsia" w:hAnsiTheme="majorHAnsi"/>
+        <w:rFonts w:asciiTheme="majorHAnsi" w:cstheme="majorBidi" w:hAnsiTheme="majorHAnsi" w:eastAsia="黑体"/>
         <w:b/>
         <w:bCs/>
       </w:rPr>
@@ -6522,7 +6908,7 @@
         <w:spacing w:after="0" w:before="0" w:line="240" w:lineRule="auto"/>
       </w:pPr>
       <w:rPr>
-        <w:rFonts w:asciiTheme="majorHAnsi" w:cstheme="majorBidi" w:eastAsiaTheme="majorEastAsia" w:hAnsiTheme="majorHAnsi"/>
+        <w:rFonts w:asciiTheme="majorHAnsi" w:cstheme="majorBidi" w:hAnsiTheme="majorHAnsi" w:eastAsia="黑体"/>
         <w:b/>
         <w:bCs/>
       </w:rPr>
@@ -6540,14 +6926,14 @@
     </w:tblStylePr>
     <w:tblStylePr w:type="firstCol">
       <w:rPr>
-        <w:rFonts w:asciiTheme="majorHAnsi" w:cstheme="majorBidi" w:eastAsiaTheme="majorEastAsia" w:hAnsiTheme="majorHAnsi"/>
+        <w:rFonts w:asciiTheme="majorHAnsi" w:cstheme="majorBidi" w:hAnsiTheme="majorHAnsi" w:eastAsia="黑体"/>
         <w:b/>
         <w:bCs/>
       </w:rPr>
     </w:tblStylePr>
     <w:tblStylePr w:type="lastCol">
       <w:rPr>
-        <w:rFonts w:asciiTheme="majorHAnsi" w:cstheme="majorBidi" w:eastAsiaTheme="majorEastAsia" w:hAnsiTheme="majorHAnsi"/>
+        <w:rFonts w:asciiTheme="majorHAnsi" w:cstheme="majorBidi" w:hAnsiTheme="majorHAnsi" w:eastAsia="黑体"/>
         <w:b/>
         <w:bCs/>
       </w:rPr>
@@ -6630,6 +7016,7 @@
         <w:spacing w:after="0" w:before="0" w:line="240" w:lineRule="auto"/>
       </w:pPr>
       <w:rPr>
+        <w:rFonts w:eastAsia="黑体"/>
         <w:b/>
         <w:bCs/>
         <w:color w:themeColor="background1" w:val="FFFFFF"/>
@@ -6652,6 +7039,7 @@
         <w:spacing w:after="0" w:before="0" w:line="240" w:lineRule="auto"/>
       </w:pPr>
       <w:rPr>
+        <w:rFonts w:eastAsia="黑体"/>
         <w:b/>
         <w:bCs/>
       </w:rPr>
@@ -6669,12 +7057,14 @@
     </w:tblStylePr>
     <w:tblStylePr w:type="firstCol">
       <w:rPr>
+        <w:rFonts w:eastAsia="黑体"/>
         <w:b/>
         <w:bCs/>
       </w:rPr>
     </w:tblStylePr>
     <w:tblStylePr w:type="lastCol">
       <w:rPr>
+        <w:rFonts w:eastAsia="黑体"/>
         <w:b/>
         <w:bCs/>
       </w:rPr>
@@ -6736,6 +7126,7 @@
         <w:spacing w:after="0" w:before="0" w:line="240" w:lineRule="auto"/>
       </w:pPr>
       <w:rPr>
+        <w:rFonts w:eastAsia="黑体"/>
         <w:b/>
         <w:bCs/>
         <w:color w:themeColor="background1" w:val="FFFFFF"/>
@@ -6758,6 +7149,7 @@
         <w:spacing w:after="0" w:before="0" w:line="240" w:lineRule="auto"/>
       </w:pPr>
       <w:rPr>
+        <w:rFonts w:eastAsia="黑体"/>
         <w:b/>
         <w:bCs/>
       </w:rPr>
@@ -6775,12 +7167,14 @@
     </w:tblStylePr>
     <w:tblStylePr w:type="firstCol">
       <w:rPr>
+        <w:rFonts w:eastAsia="黑体"/>
         <w:b/>
         <w:bCs/>
       </w:rPr>
     </w:tblStylePr>
     <w:tblStylePr w:type="lastCol">
       <w:rPr>
+        <w:rFonts w:eastAsia="黑体"/>
         <w:b/>
         <w:bCs/>
       </w:rPr>
@@ -6842,6 +7236,7 @@
         <w:spacing w:after="0" w:before="0" w:line="240" w:lineRule="auto"/>
       </w:pPr>
       <w:rPr>
+        <w:rFonts w:eastAsia="黑体"/>
         <w:b/>
         <w:bCs/>
         <w:color w:themeColor="background1" w:val="FFFFFF"/>
@@ -6864,6 +7259,7 @@
         <w:spacing w:after="0" w:before="0" w:line="240" w:lineRule="auto"/>
       </w:pPr>
       <w:rPr>
+        <w:rFonts w:eastAsia="黑体"/>
         <w:b/>
         <w:bCs/>
       </w:rPr>
@@ -6881,12 +7277,14 @@
     </w:tblStylePr>
     <w:tblStylePr w:type="firstCol">
       <w:rPr>
+        <w:rFonts w:eastAsia="黑体"/>
         <w:b/>
         <w:bCs/>
       </w:rPr>
     </w:tblStylePr>
     <w:tblStylePr w:type="lastCol">
       <w:rPr>
+        <w:rFonts w:eastAsia="黑体"/>
         <w:b/>
         <w:bCs/>
       </w:rPr>
@@ -6948,6 +7346,7 @@
         <w:spacing w:after="0" w:before="0" w:line="240" w:lineRule="auto"/>
       </w:pPr>
       <w:rPr>
+        <w:rFonts w:eastAsia="黑体"/>
         <w:b/>
         <w:bCs/>
         <w:color w:themeColor="background1" w:val="FFFFFF"/>
@@ -6970,6 +7369,7 @@
         <w:spacing w:after="0" w:before="0" w:line="240" w:lineRule="auto"/>
       </w:pPr>
       <w:rPr>
+        <w:rFonts w:eastAsia="黑体"/>
         <w:b/>
         <w:bCs/>
       </w:rPr>
@@ -6987,12 +7387,14 @@
     </w:tblStylePr>
     <w:tblStylePr w:type="firstCol">
       <w:rPr>
+        <w:rFonts w:eastAsia="黑体"/>
         <w:b/>
         <w:bCs/>
       </w:rPr>
     </w:tblStylePr>
     <w:tblStylePr w:type="lastCol">
       <w:rPr>
+        <w:rFonts w:eastAsia="黑体"/>
         <w:b/>
         <w:bCs/>
       </w:rPr>
@@ -7054,6 +7456,7 @@
         <w:spacing w:after="0" w:before="0" w:line="240" w:lineRule="auto"/>
       </w:pPr>
       <w:rPr>
+        <w:rFonts w:eastAsia="黑体"/>
         <w:b/>
         <w:bCs/>
         <w:color w:themeColor="background1" w:val="FFFFFF"/>
@@ -7076,6 +7479,7 @@
         <w:spacing w:after="0" w:before="0" w:line="240" w:lineRule="auto"/>
       </w:pPr>
       <w:rPr>
+        <w:rFonts w:eastAsia="黑体"/>
         <w:b/>
         <w:bCs/>
       </w:rPr>
@@ -7093,12 +7497,14 @@
     </w:tblStylePr>
     <w:tblStylePr w:type="firstCol">
       <w:rPr>
+        <w:rFonts w:eastAsia="黑体"/>
         <w:b/>
         <w:bCs/>
       </w:rPr>
     </w:tblStylePr>
     <w:tblStylePr w:type="lastCol">
       <w:rPr>
+        <w:rFonts w:eastAsia="黑体"/>
         <w:b/>
         <w:bCs/>
       </w:rPr>
@@ -7160,6 +7566,7 @@
         <w:spacing w:after="0" w:before="0" w:line="240" w:lineRule="auto"/>
       </w:pPr>
       <w:rPr>
+        <w:rFonts w:eastAsia="黑体"/>
         <w:b/>
         <w:bCs/>
         <w:color w:themeColor="background1" w:val="FFFFFF"/>
@@ -7182,6 +7589,7 @@
         <w:spacing w:after="0" w:before="0" w:line="240" w:lineRule="auto"/>
       </w:pPr>
       <w:rPr>
+        <w:rFonts w:eastAsia="黑体"/>
         <w:b/>
         <w:bCs/>
       </w:rPr>
@@ -7199,12 +7607,14 @@
     </w:tblStylePr>
     <w:tblStylePr w:type="firstCol">
       <w:rPr>
+        <w:rFonts w:eastAsia="黑体"/>
         <w:b/>
         <w:bCs/>
       </w:rPr>
     </w:tblStylePr>
     <w:tblStylePr w:type="lastCol">
       <w:rPr>
+        <w:rFonts w:eastAsia="黑体"/>
         <w:b/>
         <w:bCs/>
       </w:rPr>
@@ -7266,6 +7676,7 @@
         <w:spacing w:after="0" w:before="0" w:line="240" w:lineRule="auto"/>
       </w:pPr>
       <w:rPr>
+        <w:rFonts w:eastAsia="黑体"/>
         <w:b/>
         <w:bCs/>
         <w:color w:themeColor="background1" w:val="FFFFFF"/>
@@ -7288,6 +7699,7 @@
         <w:spacing w:after="0" w:before="0" w:line="240" w:lineRule="auto"/>
       </w:pPr>
       <w:rPr>
+        <w:rFonts w:eastAsia="黑体"/>
         <w:b/>
         <w:bCs/>
       </w:rPr>
@@ -7305,12 +7717,14 @@
     </w:tblStylePr>
     <w:tblStylePr w:type="firstCol">
       <w:rPr>
+        <w:rFonts w:eastAsia="黑体"/>
         <w:b/>
         <w:bCs/>
       </w:rPr>
     </w:tblStylePr>
     <w:tblStylePr w:type="lastCol">
       <w:rPr>
+        <w:rFonts w:eastAsia="黑体"/>
         <w:b/>
         <w:bCs/>
       </w:rPr>
@@ -7369,6 +7783,7 @@
         <w:spacing w:after="0" w:before="0" w:line="240" w:lineRule="auto"/>
       </w:pPr>
       <w:rPr>
+        <w:rFonts w:eastAsia="黑体"/>
         <w:b/>
         <w:bCs/>
         <w:color w:themeColor="background1" w:val="FFFFFF"/>
@@ -7391,6 +7806,7 @@
         <w:spacing w:after="0" w:before="0" w:line="240" w:lineRule="auto"/>
       </w:pPr>
       <w:rPr>
+        <w:rFonts w:eastAsia="黑体"/>
         <w:color w:val="auto"/>
       </w:rPr>
       <w:tblPr/>
@@ -7408,6 +7824,7 @@
     </w:tblStylePr>
     <w:tblStylePr w:type="firstCol">
       <w:rPr>
+        <w:rFonts w:eastAsia="黑体"/>
         <w:b/>
         <w:bCs/>
         <w:color w:themeColor="background1" w:val="FFFFFF"/>
@@ -7427,6 +7844,7 @@
     </w:tblStylePr>
     <w:tblStylePr w:type="lastCol">
       <w:rPr>
+        <w:rFonts w:eastAsia="黑体"/>
         <w:b/>
         <w:bCs/>
         <w:color w:themeColor="background1" w:val="FFFFFF"/>
@@ -7475,6 +7893,7 @@
     </w:tblStylePr>
     <w:tblStylePr w:type="nwCell">
       <w:rPr>
+        <w:rFonts w:eastAsia="黑体"/>
         <w:color w:themeColor="background1" w:val="FFFFFF"/>
       </w:rPr>
       <w:tblPr/>
@@ -7518,6 +7937,7 @@
         <w:spacing w:after="0" w:before="0" w:line="240" w:lineRule="auto"/>
       </w:pPr>
       <w:rPr>
+        <w:rFonts w:eastAsia="黑体"/>
         <w:b/>
         <w:bCs/>
         <w:color w:themeColor="background1" w:val="FFFFFF"/>
@@ -7540,6 +7960,7 @@
         <w:spacing w:after="0" w:before="0" w:line="240" w:lineRule="auto"/>
       </w:pPr>
       <w:rPr>
+        <w:rFonts w:eastAsia="黑体"/>
         <w:color w:val="auto"/>
       </w:rPr>
       <w:tblPr/>
@@ -7557,6 +7978,7 @@
     </w:tblStylePr>
     <w:tblStylePr w:type="firstCol">
       <w:rPr>
+        <w:rFonts w:eastAsia="黑体"/>
         <w:b/>
         <w:bCs/>
         <w:color w:themeColor="background1" w:val="FFFFFF"/>
@@ -7576,6 +7998,7 @@
     </w:tblStylePr>
     <w:tblStylePr w:type="lastCol">
       <w:rPr>
+        <w:rFonts w:eastAsia="黑体"/>
         <w:b/>
         <w:bCs/>
         <w:color w:themeColor="background1" w:val="FFFFFF"/>
@@ -7624,6 +8047,7 @@
     </w:tblStylePr>
     <w:tblStylePr w:type="nwCell">
       <w:rPr>
+        <w:rFonts w:eastAsia="黑体"/>
         <w:color w:themeColor="background1" w:val="FFFFFF"/>
       </w:rPr>
       <w:tblPr/>
@@ -7667,6 +8091,7 @@
         <w:spacing w:after="0" w:before="0" w:line="240" w:lineRule="auto"/>
       </w:pPr>
       <w:rPr>
+        <w:rFonts w:eastAsia="黑体"/>
         <w:b/>
         <w:bCs/>
         <w:color w:themeColor="background1" w:val="FFFFFF"/>
@@ -7689,6 +8114,7 @@
         <w:spacing w:after="0" w:before="0" w:line="240" w:lineRule="auto"/>
       </w:pPr>
       <w:rPr>
+        <w:rFonts w:eastAsia="黑体"/>
         <w:color w:val="auto"/>
       </w:rPr>
       <w:tblPr/>
@@ -7706,6 +8132,7 @@
     </w:tblStylePr>
     <w:tblStylePr w:type="firstCol">
       <w:rPr>
+        <w:rFonts w:eastAsia="黑体"/>
         <w:b/>
         <w:bCs/>
         <w:color w:themeColor="background1" w:val="FFFFFF"/>
@@ -7725,6 +8152,7 @@
     </w:tblStylePr>
     <w:tblStylePr w:type="lastCol">
       <w:rPr>
+        <w:rFonts w:eastAsia="黑体"/>
         <w:b/>
         <w:bCs/>
         <w:color w:themeColor="background1" w:val="FFFFFF"/>
@@ -7773,6 +8201,7 @@
     </w:tblStylePr>
     <w:tblStylePr w:type="nwCell">
       <w:rPr>
+        <w:rFonts w:eastAsia="黑体"/>
         <w:color w:themeColor="background1" w:val="FFFFFF"/>
       </w:rPr>
       <w:tblPr/>
@@ -7816,6 +8245,7 @@
         <w:spacing w:after="0" w:before="0" w:line="240" w:lineRule="auto"/>
       </w:pPr>
       <w:rPr>
+        <w:rFonts w:eastAsia="黑体"/>
         <w:b/>
         <w:bCs/>
         <w:color w:themeColor="background1" w:val="FFFFFF"/>
@@ -7838,6 +8268,7 @@
         <w:spacing w:after="0" w:before="0" w:line="240" w:lineRule="auto"/>
       </w:pPr>
       <w:rPr>
+        <w:rFonts w:eastAsia="黑体"/>
         <w:color w:val="auto"/>
       </w:rPr>
       <w:tblPr/>
@@ -7855,6 +8286,7 @@
     </w:tblStylePr>
     <w:tblStylePr w:type="firstCol">
       <w:rPr>
+        <w:rFonts w:eastAsia="黑体"/>
         <w:b/>
         <w:bCs/>
         <w:color w:themeColor="background1" w:val="FFFFFF"/>
@@ -7874,6 +8306,7 @@
     </w:tblStylePr>
     <w:tblStylePr w:type="lastCol">
       <w:rPr>
+        <w:rFonts w:eastAsia="黑体"/>
         <w:b/>
         <w:bCs/>
         <w:color w:themeColor="background1" w:val="FFFFFF"/>
@@ -7922,6 +8355,7 @@
     </w:tblStylePr>
     <w:tblStylePr w:type="nwCell">
       <w:rPr>
+        <w:rFonts w:eastAsia="黑体"/>
         <w:color w:themeColor="background1" w:val="FFFFFF"/>
       </w:rPr>
       <w:tblPr/>
@@ -7965,6 +8399,7 @@
         <w:spacing w:after="0" w:before="0" w:line="240" w:lineRule="auto"/>
       </w:pPr>
       <w:rPr>
+        <w:rFonts w:eastAsia="黑体"/>
         <w:b/>
         <w:bCs/>
         <w:color w:themeColor="background1" w:val="FFFFFF"/>
@@ -7987,6 +8422,7 @@
         <w:spacing w:after="0" w:before="0" w:line="240" w:lineRule="auto"/>
       </w:pPr>
       <w:rPr>
+        <w:rFonts w:eastAsia="黑体"/>
         <w:color w:val="auto"/>
       </w:rPr>
       <w:tblPr/>
@@ -8004,6 +8440,7 @@
     </w:tblStylePr>
     <w:tblStylePr w:type="firstCol">
       <w:rPr>
+        <w:rFonts w:eastAsia="黑体"/>
         <w:b/>
         <w:bCs/>
         <w:color w:themeColor="background1" w:val="FFFFFF"/>
@@ -8023,6 +8460,7 @@
     </w:tblStylePr>
     <w:tblStylePr w:type="lastCol">
       <w:rPr>
+        <w:rFonts w:eastAsia="黑体"/>
         <w:b/>
         <w:bCs/>
         <w:color w:themeColor="background1" w:val="FFFFFF"/>
@@ -8071,6 +8509,7 @@
     </w:tblStylePr>
     <w:tblStylePr w:type="nwCell">
       <w:rPr>
+        <w:rFonts w:eastAsia="黑体"/>
         <w:color w:themeColor="background1" w:val="FFFFFF"/>
       </w:rPr>
       <w:tblPr/>
@@ -8114,6 +8553,7 @@
         <w:spacing w:after="0" w:before="0" w:line="240" w:lineRule="auto"/>
       </w:pPr>
       <w:rPr>
+        <w:rFonts w:eastAsia="黑体"/>
         <w:b/>
         <w:bCs/>
         <w:color w:themeColor="background1" w:val="FFFFFF"/>
@@ -8136,6 +8576,7 @@
         <w:spacing w:after="0" w:before="0" w:line="240" w:lineRule="auto"/>
       </w:pPr>
       <w:rPr>
+        <w:rFonts w:eastAsia="黑体"/>
         <w:color w:val="auto"/>
       </w:rPr>
       <w:tblPr/>
@@ -8153,6 +8594,7 @@
     </w:tblStylePr>
     <w:tblStylePr w:type="firstCol">
       <w:rPr>
+        <w:rFonts w:eastAsia="黑体"/>
         <w:b/>
         <w:bCs/>
         <w:color w:themeColor="background1" w:val="FFFFFF"/>
@@ -8172,6 +8614,7 @@
     </w:tblStylePr>
     <w:tblStylePr w:type="lastCol">
       <w:rPr>
+        <w:rFonts w:eastAsia="黑体"/>
         <w:b/>
         <w:bCs/>
         <w:color w:themeColor="background1" w:val="FFFFFF"/>
@@ -8220,6 +8663,7 @@
     </w:tblStylePr>
     <w:tblStylePr w:type="nwCell">
       <w:rPr>
+        <w:rFonts w:eastAsia="黑体"/>
         <w:color w:themeColor="background1" w:val="FFFFFF"/>
       </w:rPr>
       <w:tblPr/>
@@ -8263,6 +8707,7 @@
         <w:spacing w:after="0" w:before="0" w:line="240" w:lineRule="auto"/>
       </w:pPr>
       <w:rPr>
+        <w:rFonts w:eastAsia="黑体"/>
         <w:b/>
         <w:bCs/>
         <w:color w:themeColor="background1" w:val="FFFFFF"/>
@@ -8285,6 +8730,7 @@
         <w:spacing w:after="0" w:before="0" w:line="240" w:lineRule="auto"/>
       </w:pPr>
       <w:rPr>
+        <w:rFonts w:eastAsia="黑体"/>
         <w:color w:val="auto"/>
       </w:rPr>
       <w:tblPr/>
@@ -8302,6 +8748,7 @@
     </w:tblStylePr>
     <w:tblStylePr w:type="firstCol">
       <w:rPr>
+        <w:rFonts w:eastAsia="黑体"/>
         <w:b/>
         <w:bCs/>
         <w:color w:themeColor="background1" w:val="FFFFFF"/>
@@ -8321,6 +8768,7 @@
     </w:tblStylePr>
     <w:tblStylePr w:type="lastCol">
       <w:rPr>
+        <w:rFonts w:eastAsia="黑体"/>
         <w:b/>
         <w:bCs/>
         <w:color w:themeColor="background1" w:val="FFFFFF"/>
@@ -8369,6 +8817,7 @@
     </w:tblStylePr>
     <w:tblStylePr w:type="nwCell">
       <w:rPr>
+        <w:rFonts w:eastAsia="黑体"/>
         <w:color w:themeColor="background1" w:val="FFFFFF"/>
       </w:rPr>
       <w:tblPr/>
@@ -8393,6 +8842,7 @@
       <w:spacing w:after="0" w:line="240" w:lineRule="auto"/>
     </w:pPr>
     <w:rPr>
+      <w:rFonts w:eastAsia="黑体"/>
       <w:color w:themeColor="text1" w:val="000000"/>
     </w:rPr>
     <w:tblPr>
@@ -8412,7 +8862,7 @@
     </w:tblPr>
     <w:tblStylePr w:type="firstRow">
       <w:rPr>
-        <w:rFonts w:asciiTheme="majorHAnsi" w:cstheme="majorBidi" w:eastAsiaTheme="majorEastAsia" w:hAnsiTheme="majorHAnsi"/>
+        <w:rFonts w:asciiTheme="majorHAnsi" w:cstheme="majorBidi" w:hAnsiTheme="majorHAnsi" w:eastAsia="黑体"/>
       </w:rPr>
       <w:tblPr/>
       <w:tcPr>
@@ -8424,6 +8874,7 @@
     </w:tblStylePr>
     <w:tblStylePr w:type="lastRow">
       <w:rPr>
+        <w:rFonts w:eastAsia="黑体"/>
         <w:b/>
         <w:bCs/>
         <w:color w:themeColor="text2" w:val="1F497D"/>
@@ -8438,12 +8889,14 @@
     </w:tblStylePr>
     <w:tblStylePr w:type="firstCol">
       <w:rPr>
+        <w:rFonts w:eastAsia="黑体"/>
         <w:b/>
         <w:bCs/>
       </w:rPr>
     </w:tblStylePr>
     <w:tblStylePr w:type="lastCol">
       <w:rPr>
+        <w:rFonts w:eastAsia="黑体"/>
         <w:b/>
         <w:bCs/>
       </w:rPr>
@@ -8477,6 +8930,7 @@
       <w:spacing w:after="0" w:line="240" w:lineRule="auto"/>
     </w:pPr>
     <w:rPr>
+      <w:rFonts w:eastAsia="黑体"/>
       <w:color w:themeColor="text1" w:val="000000"/>
     </w:rPr>
     <w:tblPr>
@@ -8496,7 +8950,7 @@
     </w:tblPr>
     <w:tblStylePr w:type="firstRow">
       <w:rPr>
-        <w:rFonts w:asciiTheme="majorHAnsi" w:cstheme="majorBidi" w:eastAsiaTheme="majorEastAsia" w:hAnsiTheme="majorHAnsi"/>
+        <w:rFonts w:asciiTheme="majorHAnsi" w:cstheme="majorBidi" w:hAnsiTheme="majorHAnsi" w:eastAsia="黑体"/>
       </w:rPr>
       <w:tblPr/>
       <w:tcPr>
@@ -8508,6 +8962,7 @@
     </w:tblStylePr>
     <w:tblStylePr w:type="lastRow">
       <w:rPr>
+        <w:rFonts w:eastAsia="黑体"/>
         <w:b/>
         <w:bCs/>
         <w:color w:themeColor="text2" w:val="1F497D"/>
@@ -8522,12 +8977,14 @@
     </w:tblStylePr>
     <w:tblStylePr w:type="firstCol">
       <w:rPr>
+        <w:rFonts w:eastAsia="黑体"/>
         <w:b/>
         <w:bCs/>
       </w:rPr>
     </w:tblStylePr>
     <w:tblStylePr w:type="lastCol">
       <w:rPr>
+        <w:rFonts w:eastAsia="黑体"/>
         <w:b/>
         <w:bCs/>
       </w:rPr>
@@ -8561,6 +9018,7 @@
       <w:spacing w:after="0" w:line="240" w:lineRule="auto"/>
     </w:pPr>
     <w:rPr>
+      <w:rFonts w:eastAsia="黑体"/>
       <w:color w:themeColor="text1" w:val="000000"/>
     </w:rPr>
     <w:tblPr>
@@ -8580,7 +9038,7 @@
     </w:tblPr>
     <w:tblStylePr w:type="firstRow">
       <w:rPr>
-        <w:rFonts w:asciiTheme="majorHAnsi" w:cstheme="majorBidi" w:eastAsiaTheme="majorEastAsia" w:hAnsiTheme="majorHAnsi"/>
+        <w:rFonts w:asciiTheme="majorHAnsi" w:cstheme="majorBidi" w:hAnsiTheme="majorHAnsi" w:eastAsia="黑体"/>
       </w:rPr>
       <w:tblPr/>
       <w:tcPr>
@@ -8592,6 +9050,7 @@
     </w:tblStylePr>
     <w:tblStylePr w:type="lastRow">
       <w:rPr>
+        <w:rFonts w:eastAsia="黑体"/>
         <w:b/>
         <w:bCs/>
         <w:color w:themeColor="text2" w:val="1F497D"/>
@@ -8606,12 +9065,14 @@
     </w:tblStylePr>
     <w:tblStylePr w:type="firstCol">
       <w:rPr>
+        <w:rFonts w:eastAsia="黑体"/>
         <w:b/>
         <w:bCs/>
       </w:rPr>
     </w:tblStylePr>
     <w:tblStylePr w:type="lastCol">
       <w:rPr>
+        <w:rFonts w:eastAsia="黑体"/>
         <w:b/>
         <w:bCs/>
       </w:rPr>
@@ -8645,6 +9106,7 @@
       <w:spacing w:after="0" w:line="240" w:lineRule="auto"/>
     </w:pPr>
     <w:rPr>
+      <w:rFonts w:eastAsia="黑体"/>
       <w:color w:themeColor="text1" w:val="000000"/>
     </w:rPr>
     <w:tblPr>
@@ -8664,7 +9126,7 @@
     </w:tblPr>
     <w:tblStylePr w:type="firstRow">
       <w:rPr>
-        <w:rFonts w:asciiTheme="majorHAnsi" w:cstheme="majorBidi" w:eastAsiaTheme="majorEastAsia" w:hAnsiTheme="majorHAnsi"/>
+        <w:rFonts w:asciiTheme="majorHAnsi" w:cstheme="majorBidi" w:hAnsiTheme="majorHAnsi" w:eastAsia="黑体"/>
       </w:rPr>
       <w:tblPr/>
       <w:tcPr>
@@ -8676,6 +9138,7 @@
     </w:tblStylePr>
     <w:tblStylePr w:type="lastRow">
       <w:rPr>
+        <w:rFonts w:eastAsia="黑体"/>
         <w:b/>
         <w:bCs/>
         <w:color w:themeColor="text2" w:val="1F497D"/>
@@ -8690,12 +9153,14 @@
     </w:tblStylePr>
     <w:tblStylePr w:type="firstCol">
       <w:rPr>
+        <w:rFonts w:eastAsia="黑体"/>
         <w:b/>
         <w:bCs/>
       </w:rPr>
     </w:tblStylePr>
     <w:tblStylePr w:type="lastCol">
       <w:rPr>
+        <w:rFonts w:eastAsia="黑体"/>
         <w:b/>
         <w:bCs/>
       </w:rPr>
@@ -8729,6 +9194,7 @@
       <w:spacing w:after="0" w:line="240" w:lineRule="auto"/>
     </w:pPr>
     <w:rPr>
+      <w:rFonts w:eastAsia="黑体"/>
       <w:color w:themeColor="text1" w:val="000000"/>
     </w:rPr>
     <w:tblPr>
@@ -8748,7 +9214,7 @@
     </w:tblPr>
     <w:tblStylePr w:type="firstRow">
       <w:rPr>
-        <w:rFonts w:asciiTheme="majorHAnsi" w:cstheme="majorBidi" w:eastAsiaTheme="majorEastAsia" w:hAnsiTheme="majorHAnsi"/>
+        <w:rFonts w:asciiTheme="majorHAnsi" w:cstheme="majorBidi" w:hAnsiTheme="majorHAnsi" w:eastAsia="黑体"/>
       </w:rPr>
       <w:tblPr/>
       <w:tcPr>
@@ -8760,6 +9226,7 @@
     </w:tblStylePr>
     <w:tblStylePr w:type="lastRow">
       <w:rPr>
+        <w:rFonts w:eastAsia="黑体"/>
         <w:b/>
         <w:bCs/>
         <w:color w:themeColor="text2" w:val="1F497D"/>
@@ -8774,12 +9241,14 @@
     </w:tblStylePr>
     <w:tblStylePr w:type="firstCol">
       <w:rPr>
+        <w:rFonts w:eastAsia="黑体"/>
         <w:b/>
         <w:bCs/>
       </w:rPr>
     </w:tblStylePr>
     <w:tblStylePr w:type="lastCol">
       <w:rPr>
+        <w:rFonts w:eastAsia="黑体"/>
         <w:b/>
         <w:bCs/>
       </w:rPr>
@@ -8813,6 +9282,7 @@
       <w:spacing w:after="0" w:line="240" w:lineRule="auto"/>
     </w:pPr>
     <w:rPr>
+      <w:rFonts w:eastAsia="黑体"/>
       <w:color w:themeColor="text1" w:val="000000"/>
     </w:rPr>
     <w:tblPr>
@@ -8832,7 +9302,7 @@
     </w:tblPr>
     <w:tblStylePr w:type="firstRow">
       <w:rPr>
-        <w:rFonts w:asciiTheme="majorHAnsi" w:cstheme="majorBidi" w:eastAsiaTheme="majorEastAsia" w:hAnsiTheme="majorHAnsi"/>
+        <w:rFonts w:asciiTheme="majorHAnsi" w:cstheme="majorBidi" w:hAnsiTheme="majorHAnsi" w:eastAsia="黑体"/>
       </w:rPr>
       <w:tblPr/>
       <w:tcPr>
@@ -8844,6 +9314,7 @@
     </w:tblStylePr>
     <w:tblStylePr w:type="lastRow">
       <w:rPr>
+        <w:rFonts w:eastAsia="黑体"/>
         <w:b/>
         <w:bCs/>
         <w:color w:themeColor="text2" w:val="1F497D"/>
@@ -8858,12 +9329,14 @@
     </w:tblStylePr>
     <w:tblStylePr w:type="firstCol">
       <w:rPr>
+        <w:rFonts w:eastAsia="黑体"/>
         <w:b/>
         <w:bCs/>
       </w:rPr>
     </w:tblStylePr>
     <w:tblStylePr w:type="lastCol">
       <w:rPr>
+        <w:rFonts w:eastAsia="黑体"/>
         <w:b/>
         <w:bCs/>
       </w:rPr>
@@ -8897,6 +9370,7 @@
       <w:spacing w:after="0" w:line="240" w:lineRule="auto"/>
     </w:pPr>
     <w:rPr>
+      <w:rFonts w:eastAsia="黑体"/>
       <w:color w:themeColor="text1" w:val="000000"/>
     </w:rPr>
     <w:tblPr>
@@ -8916,7 +9390,7 @@
     </w:tblPr>
     <w:tblStylePr w:type="firstRow">
       <w:rPr>
-        <w:rFonts w:asciiTheme="majorHAnsi" w:cstheme="majorBidi" w:eastAsiaTheme="majorEastAsia" w:hAnsiTheme="majorHAnsi"/>
+        <w:rFonts w:asciiTheme="majorHAnsi" w:cstheme="majorBidi" w:hAnsiTheme="majorHAnsi" w:eastAsia="黑体"/>
       </w:rPr>
       <w:tblPr/>
       <w:tcPr>
@@ -8928,6 +9402,7 @@
     </w:tblStylePr>
     <w:tblStylePr w:type="lastRow">
       <w:rPr>
+        <w:rFonts w:eastAsia="黑体"/>
         <w:b/>
         <w:bCs/>
         <w:color w:themeColor="text2" w:val="1F497D"/>
@@ -8942,12 +9417,14 @@
     </w:tblStylePr>
     <w:tblStylePr w:type="firstCol">
       <w:rPr>
+        <w:rFonts w:eastAsia="黑体"/>
         <w:b/>
         <w:bCs/>
       </w:rPr>
     </w:tblStylePr>
     <w:tblStylePr w:type="lastCol">
       <w:rPr>
+        <w:rFonts w:eastAsia="黑体"/>
         <w:b/>
         <w:bCs/>
       </w:rPr>
@@ -8981,7 +9458,7 @@
       <w:spacing w:after="0" w:line="240" w:lineRule="auto"/>
     </w:pPr>
     <w:rPr>
-      <w:rFonts w:asciiTheme="majorHAnsi" w:cstheme="majorBidi" w:eastAsiaTheme="majorEastAsia" w:hAnsiTheme="majorHAnsi"/>
+      <w:rFonts w:asciiTheme="majorHAnsi" w:cstheme="majorBidi" w:hAnsiTheme="majorHAnsi" w:eastAsia="黑体"/>
       <w:color w:themeColor="text1" w:val="000000"/>
     </w:rPr>
     <w:tblPr>
@@ -9003,6 +9480,7 @@
     </w:tblPr>
     <w:tblStylePr w:type="firstRow">
       <w:rPr>
+        <w:rFonts w:eastAsia="黑体"/>
         <w:sz w:val="24"/>
         <w:szCs w:val="24"/>
       </w:rPr>
@@ -9109,7 +9587,7 @@
       <w:spacing w:after="0" w:line="240" w:lineRule="auto"/>
     </w:pPr>
     <w:rPr>
-      <w:rFonts w:asciiTheme="majorHAnsi" w:cstheme="majorBidi" w:eastAsiaTheme="majorEastAsia" w:hAnsiTheme="majorHAnsi"/>
+      <w:rFonts w:asciiTheme="majorHAnsi" w:cstheme="majorBidi" w:hAnsiTheme="majorHAnsi" w:eastAsia="黑体"/>
       <w:color w:themeColor="text1" w:val="000000"/>
     </w:rPr>
     <w:tblPr>
@@ -9131,6 +9609,7 @@
     </w:tblPr>
     <w:tblStylePr w:type="firstRow">
       <w:rPr>
+        <w:rFonts w:eastAsia="黑体"/>
         <w:sz w:val="24"/>
         <w:szCs w:val="24"/>
       </w:rPr>
@@ -9237,7 +9716,7 @@
       <w:spacing w:after="0" w:line="240" w:lineRule="auto"/>
     </w:pPr>
     <w:rPr>
-      <w:rFonts w:asciiTheme="majorHAnsi" w:cstheme="majorBidi" w:eastAsiaTheme="majorEastAsia" w:hAnsiTheme="majorHAnsi"/>
+      <w:rFonts w:asciiTheme="majorHAnsi" w:cstheme="majorBidi" w:hAnsiTheme="majorHAnsi" w:eastAsia="黑体"/>
       <w:color w:themeColor="text1" w:val="000000"/>
     </w:rPr>
     <w:tblPr>
@@ -9259,6 +9738,7 @@
     </w:tblPr>
     <w:tblStylePr w:type="firstRow">
       <w:rPr>
+        <w:rFonts w:eastAsia="黑体"/>
         <w:sz w:val="24"/>
         <w:szCs w:val="24"/>
       </w:rPr>
@@ -9365,7 +9845,7 @@
       <w:spacing w:after="0" w:line="240" w:lineRule="auto"/>
     </w:pPr>
     <w:rPr>
-      <w:rFonts w:asciiTheme="majorHAnsi" w:cstheme="majorBidi" w:eastAsiaTheme="majorEastAsia" w:hAnsiTheme="majorHAnsi"/>
+      <w:rFonts w:asciiTheme="majorHAnsi" w:cstheme="majorBidi" w:hAnsiTheme="majorHAnsi" w:eastAsia="黑体"/>
       <w:color w:themeColor="text1" w:val="000000"/>
     </w:rPr>
     <w:tblPr>
@@ -9387,6 +9867,7 @@
     </w:tblPr>
     <w:tblStylePr w:type="firstRow">
       <w:rPr>
+        <w:rFonts w:eastAsia="黑体"/>
         <w:sz w:val="24"/>
         <w:szCs w:val="24"/>
       </w:rPr>
@@ -9493,7 +9974,7 @@
       <w:spacing w:after="0" w:line="240" w:lineRule="auto"/>
     </w:pPr>
     <w:rPr>
-      <w:rFonts w:asciiTheme="majorHAnsi" w:cstheme="majorBidi" w:eastAsiaTheme="majorEastAsia" w:hAnsiTheme="majorHAnsi"/>
+      <w:rFonts w:asciiTheme="majorHAnsi" w:cstheme="majorBidi" w:hAnsiTheme="majorHAnsi" w:eastAsia="黑体"/>
       <w:color w:themeColor="text1" w:val="000000"/>
     </w:rPr>
     <w:tblPr>
@@ -9515,6 +9996,7 @@
     </w:tblPr>
     <w:tblStylePr w:type="firstRow">
       <w:rPr>
+        <w:rFonts w:eastAsia="黑体"/>
         <w:sz w:val="24"/>
         <w:szCs w:val="24"/>
       </w:rPr>
@@ -9621,7 +10103,7 @@
       <w:spacing w:after="0" w:line="240" w:lineRule="auto"/>
     </w:pPr>
     <w:rPr>
-      <w:rFonts w:asciiTheme="majorHAnsi" w:cstheme="majorBidi" w:eastAsiaTheme="majorEastAsia" w:hAnsiTheme="majorHAnsi"/>
+      <w:rFonts w:asciiTheme="majorHAnsi" w:cstheme="majorBidi" w:hAnsiTheme="majorHAnsi" w:eastAsia="黑体"/>
       <w:color w:themeColor="text1" w:val="000000"/>
     </w:rPr>
     <w:tblPr>
@@ -9643,6 +10125,7 @@
     </w:tblPr>
     <w:tblStylePr w:type="firstRow">
       <w:rPr>
+        <w:rFonts w:eastAsia="黑体"/>
         <w:sz w:val="24"/>
         <w:szCs w:val="24"/>
       </w:rPr>
@@ -9749,7 +10232,7 @@
       <w:spacing w:after="0" w:line="240" w:lineRule="auto"/>
     </w:pPr>
     <w:rPr>
-      <w:rFonts w:asciiTheme="majorHAnsi" w:cstheme="majorBidi" w:eastAsiaTheme="majorEastAsia" w:hAnsiTheme="majorHAnsi"/>
+      <w:rFonts w:asciiTheme="majorHAnsi" w:cstheme="majorBidi" w:hAnsiTheme="majorHAnsi" w:eastAsia="黑体"/>
       <w:color w:themeColor="text1" w:val="000000"/>
     </w:rPr>
     <w:tblPr>
@@ -9771,6 +10254,7 @@
     </w:tblPr>
     <w:tblStylePr w:type="firstRow">
       <w:rPr>
+        <w:rFonts w:eastAsia="黑体"/>
         <w:sz w:val="24"/>
         <w:szCs w:val="24"/>
       </w:rPr>
@@ -9900,12 +10384,14 @@
     </w:tcPr>
     <w:tblStylePr w:type="firstRow">
       <w:rPr>
+        <w:rFonts w:eastAsia="黑体"/>
         <w:b/>
         <w:bCs/>
       </w:rPr>
     </w:tblStylePr>
     <w:tblStylePr w:type="lastRow">
       <w:rPr>
+        <w:rFonts w:eastAsia="黑体"/>
         <w:b/>
         <w:bCs/>
       </w:rPr>
@@ -9918,12 +10404,14 @@
     </w:tblStylePr>
     <w:tblStylePr w:type="firstCol">
       <w:rPr>
+        <w:rFonts w:eastAsia="黑体"/>
         <w:b/>
         <w:bCs/>
       </w:rPr>
     </w:tblStylePr>
     <w:tblStylePr w:type="lastCol">
       <w:rPr>
+        <w:rFonts w:eastAsia="黑体"/>
         <w:b/>
         <w:bCs/>
       </w:rPr>
@@ -9973,12 +10461,14 @@
     </w:tcPr>
     <w:tblStylePr w:type="firstRow">
       <w:rPr>
+        <w:rFonts w:eastAsia="黑体"/>
         <w:b/>
         <w:bCs/>
       </w:rPr>
     </w:tblStylePr>
     <w:tblStylePr w:type="lastRow">
       <w:rPr>
+        <w:rFonts w:eastAsia="黑体"/>
         <w:b/>
         <w:bCs/>
       </w:rPr>
@@ -9991,12 +10481,14 @@
     </w:tblStylePr>
     <w:tblStylePr w:type="firstCol">
       <w:rPr>
+        <w:rFonts w:eastAsia="黑体"/>
         <w:b/>
         <w:bCs/>
       </w:rPr>
     </w:tblStylePr>
     <w:tblStylePr w:type="lastCol">
       <w:rPr>
+        <w:rFonts w:eastAsia="黑体"/>
         <w:b/>
         <w:bCs/>
       </w:rPr>
@@ -10046,12 +10538,14 @@
     </w:tcPr>
     <w:tblStylePr w:type="firstRow">
       <w:rPr>
+        <w:rFonts w:eastAsia="黑体"/>
         <w:b/>
         <w:bCs/>
       </w:rPr>
     </w:tblStylePr>
     <w:tblStylePr w:type="lastRow">
       <w:rPr>
+        <w:rFonts w:eastAsia="黑体"/>
         <w:b/>
         <w:bCs/>
       </w:rPr>
@@ -10064,12 +10558,14 @@
     </w:tblStylePr>
     <w:tblStylePr w:type="firstCol">
       <w:rPr>
+        <w:rFonts w:eastAsia="黑体"/>
         <w:b/>
         <w:bCs/>
       </w:rPr>
     </w:tblStylePr>
     <w:tblStylePr w:type="lastCol">
       <w:rPr>
+        <w:rFonts w:eastAsia="黑体"/>
         <w:b/>
         <w:bCs/>
       </w:rPr>
@@ -10119,12 +10615,14 @@
     </w:tcPr>
     <w:tblStylePr w:type="firstRow">
       <w:rPr>
+        <w:rFonts w:eastAsia="黑体"/>
         <w:b/>
         <w:bCs/>
       </w:rPr>
     </w:tblStylePr>
     <w:tblStylePr w:type="lastRow">
       <w:rPr>
+        <w:rFonts w:eastAsia="黑体"/>
         <w:b/>
         <w:bCs/>
       </w:rPr>
@@ -10137,12 +10635,14 @@
     </w:tblStylePr>
     <w:tblStylePr w:type="firstCol">
       <w:rPr>
+        <w:rFonts w:eastAsia="黑体"/>
         <w:b/>
         <w:bCs/>
       </w:rPr>
     </w:tblStylePr>
     <w:tblStylePr w:type="lastCol">
       <w:rPr>
+        <w:rFonts w:eastAsia="黑体"/>
         <w:b/>
         <w:bCs/>
       </w:rPr>
@@ -10192,12 +10692,14 @@
     </w:tcPr>
     <w:tblStylePr w:type="firstRow">
       <w:rPr>
+        <w:rFonts w:eastAsia="黑体"/>
         <w:b/>
         <w:bCs/>
       </w:rPr>
     </w:tblStylePr>
     <w:tblStylePr w:type="lastRow">
       <w:rPr>
+        <w:rFonts w:eastAsia="黑体"/>
         <w:b/>
         <w:bCs/>
       </w:rPr>
@@ -10210,12 +10712,14 @@
     </w:tblStylePr>
     <w:tblStylePr w:type="firstCol">
       <w:rPr>
+        <w:rFonts w:eastAsia="黑体"/>
         <w:b/>
         <w:bCs/>
       </w:rPr>
     </w:tblStylePr>
     <w:tblStylePr w:type="lastCol">
       <w:rPr>
+        <w:rFonts w:eastAsia="黑体"/>
         <w:b/>
         <w:bCs/>
       </w:rPr>
@@ -10265,12 +10769,14 @@
     </w:tcPr>
     <w:tblStylePr w:type="firstRow">
       <w:rPr>
+        <w:rFonts w:eastAsia="黑体"/>
         <w:b/>
         <w:bCs/>
       </w:rPr>
     </w:tblStylePr>
     <w:tblStylePr w:type="lastRow">
       <w:rPr>
+        <w:rFonts w:eastAsia="黑体"/>
         <w:b/>
         <w:bCs/>
       </w:rPr>
@@ -10283,12 +10789,14 @@
     </w:tblStylePr>
     <w:tblStylePr w:type="firstCol">
       <w:rPr>
+        <w:rFonts w:eastAsia="黑体"/>
         <w:b/>
         <w:bCs/>
       </w:rPr>
     </w:tblStylePr>
     <w:tblStylePr w:type="lastCol">
       <w:rPr>
+        <w:rFonts w:eastAsia="黑体"/>
         <w:b/>
         <w:bCs/>
       </w:rPr>
@@ -10338,12 +10846,14 @@
     </w:tcPr>
     <w:tblStylePr w:type="firstRow">
       <w:rPr>
+        <w:rFonts w:eastAsia="黑体"/>
         <w:b/>
         <w:bCs/>
       </w:rPr>
     </w:tblStylePr>
     <w:tblStylePr w:type="lastRow">
       <w:rPr>
+        <w:rFonts w:eastAsia="黑体"/>
         <w:b/>
         <w:bCs/>
       </w:rPr>
@@ -10356,12 +10866,14 @@
     </w:tblStylePr>
     <w:tblStylePr w:type="firstCol">
       <w:rPr>
+        <w:rFonts w:eastAsia="黑体"/>
         <w:b/>
         <w:bCs/>
       </w:rPr>
     </w:tblStylePr>
     <w:tblStylePr w:type="lastCol">
       <w:rPr>
+        <w:rFonts w:eastAsia="黑体"/>
         <w:b/>
         <w:bCs/>
       </w:rPr>
@@ -10388,7 +10900,7 @@
       <w:spacing w:after="0" w:line="240" w:lineRule="auto"/>
     </w:pPr>
     <w:rPr>
-      <w:rFonts w:asciiTheme="majorHAnsi" w:cstheme="majorBidi" w:eastAsiaTheme="majorEastAsia" w:hAnsiTheme="majorHAnsi"/>
+      <w:rFonts w:asciiTheme="majorHAnsi" w:cstheme="majorBidi" w:hAnsiTheme="majorHAnsi" w:eastAsia="黑体"/>
       <w:color w:themeColor="text1" w:val="000000"/>
     </w:rPr>
     <w:tblPr>
@@ -10415,6 +10927,7 @@
     </w:tcPr>
     <w:tblStylePr w:type="firstRow">
       <w:rPr>
+        <w:rFonts w:eastAsia="黑体"/>
         <w:b/>
         <w:bCs/>
         <w:color w:themeColor="text1" w:val="000000"/>
@@ -10426,6 +10939,7 @@
     </w:tblStylePr>
     <w:tblStylePr w:type="lastRow">
       <w:rPr>
+        <w:rFonts w:eastAsia="黑体"/>
         <w:b/>
         <w:bCs/>
         <w:color w:themeColor="text1" w:val="000000"/>
@@ -10445,6 +10959,7 @@
     </w:tblStylePr>
     <w:tblStylePr w:type="firstCol">
       <w:rPr>
+        <w:rFonts w:eastAsia="黑体"/>
         <w:b/>
         <w:bCs/>
         <w:color w:themeColor="text1" w:val="000000"/>
@@ -10464,6 +10979,7 @@
     </w:tblStylePr>
     <w:tblStylePr w:type="lastCol">
       <w:rPr>
+        <w:rFonts w:eastAsia="黑体"/>
         <w:b w:val="0"/>
         <w:bCs w:val="0"/>
         <w:color w:themeColor="text1" w:val="000000"/>
@@ -10513,7 +11029,7 @@
       <w:spacing w:after="0" w:line="240" w:lineRule="auto"/>
     </w:pPr>
     <w:rPr>
-      <w:rFonts w:asciiTheme="majorHAnsi" w:cstheme="majorBidi" w:eastAsiaTheme="majorEastAsia" w:hAnsiTheme="majorHAnsi"/>
+      <w:rFonts w:asciiTheme="majorHAnsi" w:cstheme="majorBidi" w:hAnsiTheme="majorHAnsi" w:eastAsia="黑体"/>
       <w:color w:themeColor="text1" w:val="000000"/>
     </w:rPr>
     <w:tblPr>
@@ -10540,6 +11056,7 @@
     </w:tcPr>
     <w:tblStylePr w:type="firstRow">
       <w:rPr>
+        <w:rFonts w:eastAsia="黑体"/>
         <w:b/>
         <w:bCs/>
         <w:color w:themeColor="text1" w:val="000000"/>
@@ -10551,6 +11068,7 @@
     </w:tblStylePr>
     <w:tblStylePr w:type="lastRow">
       <w:rPr>
+        <w:rFonts w:eastAsia="黑体"/>
         <w:b/>
         <w:bCs/>
         <w:color w:themeColor="text1" w:val="000000"/>
@@ -10570,6 +11088,7 @@
     </w:tblStylePr>
     <w:tblStylePr w:type="firstCol">
       <w:rPr>
+        <w:rFonts w:eastAsia="黑体"/>
         <w:b/>
         <w:bCs/>
         <w:color w:themeColor="text1" w:val="000000"/>
@@ -10589,6 +11108,7 @@
     </w:tblStylePr>
     <w:tblStylePr w:type="lastCol">
       <w:rPr>
+        <w:rFonts w:eastAsia="黑体"/>
         <w:b w:val="0"/>
         <w:bCs w:val="0"/>
         <w:color w:themeColor="text1" w:val="000000"/>
@@ -10638,7 +11158,7 @@
       <w:spacing w:after="0" w:line="240" w:lineRule="auto"/>
     </w:pPr>
     <w:rPr>
-      <w:rFonts w:asciiTheme="majorHAnsi" w:cstheme="majorBidi" w:eastAsiaTheme="majorEastAsia" w:hAnsiTheme="majorHAnsi"/>
+      <w:rFonts w:asciiTheme="majorHAnsi" w:cstheme="majorBidi" w:hAnsiTheme="majorHAnsi" w:eastAsia="黑体"/>
       <w:color w:themeColor="text1" w:val="000000"/>
     </w:rPr>
     <w:tblPr>
@@ -10665,6 +11185,7 @@
     </w:tcPr>
     <w:tblStylePr w:type="firstRow">
       <w:rPr>
+        <w:rFonts w:eastAsia="黑体"/>
         <w:b/>
         <w:bCs/>
         <w:color w:themeColor="text1" w:val="000000"/>
@@ -10676,6 +11197,7 @@
     </w:tblStylePr>
     <w:tblStylePr w:type="lastRow">
       <w:rPr>
+        <w:rFonts w:eastAsia="黑体"/>
         <w:b/>
         <w:bCs/>
         <w:color w:themeColor="text1" w:val="000000"/>
@@ -10695,6 +11217,7 @@
     </w:tblStylePr>
     <w:tblStylePr w:type="firstCol">
       <w:rPr>
+        <w:rFonts w:eastAsia="黑体"/>
         <w:b/>
         <w:bCs/>
         <w:color w:themeColor="text1" w:val="000000"/>
@@ -10714,6 +11237,7 @@
     </w:tblStylePr>
     <w:tblStylePr w:type="lastCol">
       <w:rPr>
+        <w:rFonts w:eastAsia="黑体"/>
         <w:b w:val="0"/>
         <w:bCs w:val="0"/>
         <w:color w:themeColor="text1" w:val="000000"/>
@@ -10763,7 +11287,7 @@
       <w:spacing w:after="0" w:line="240" w:lineRule="auto"/>
     </w:pPr>
     <w:rPr>
-      <w:rFonts w:asciiTheme="majorHAnsi" w:cstheme="majorBidi" w:eastAsiaTheme="majorEastAsia" w:hAnsiTheme="majorHAnsi"/>
+      <w:rFonts w:asciiTheme="majorHAnsi" w:cstheme="majorBidi" w:hAnsiTheme="majorHAnsi" w:eastAsia="黑体"/>
       <w:color w:themeColor="text1" w:val="000000"/>
     </w:rPr>
     <w:tblPr>
@@ -10790,6 +11314,7 @@
     </w:tcPr>
     <w:tblStylePr w:type="firstRow">
       <w:rPr>
+        <w:rFonts w:eastAsia="黑体"/>
         <w:b/>
         <w:bCs/>
         <w:color w:themeColor="text1" w:val="000000"/>
@@ -10801,6 +11326,7 @@
     </w:tblStylePr>
     <w:tblStylePr w:type="lastRow">
       <w:rPr>
+        <w:rFonts w:eastAsia="黑体"/>
         <w:b/>
         <w:bCs/>
         <w:color w:themeColor="text1" w:val="000000"/>
@@ -10820,6 +11346,7 @@
     </w:tblStylePr>
     <w:tblStylePr w:type="firstCol">
       <w:rPr>
+        <w:rFonts w:eastAsia="黑体"/>
         <w:b/>
         <w:bCs/>
         <w:color w:themeColor="text1" w:val="000000"/>
@@ -10839,6 +11366,7 @@
     </w:tblStylePr>
     <w:tblStylePr w:type="lastCol">
       <w:rPr>
+        <w:rFonts w:eastAsia="黑体"/>
         <w:b w:val="0"/>
         <w:bCs w:val="0"/>
         <w:color w:themeColor="text1" w:val="000000"/>
@@ -10888,7 +11416,7 @@
       <w:spacing w:after="0" w:line="240" w:lineRule="auto"/>
     </w:pPr>
     <w:rPr>
-      <w:rFonts w:asciiTheme="majorHAnsi" w:cstheme="majorBidi" w:eastAsiaTheme="majorEastAsia" w:hAnsiTheme="majorHAnsi"/>
+      <w:rFonts w:asciiTheme="majorHAnsi" w:cstheme="majorBidi" w:hAnsiTheme="majorHAnsi" w:eastAsia="黑体"/>
       <w:color w:themeColor="text1" w:val="000000"/>
     </w:rPr>
     <w:tblPr>
@@ -10915,6 +11443,7 @@
     </w:tcPr>
     <w:tblStylePr w:type="firstRow">
       <w:rPr>
+        <w:rFonts w:eastAsia="黑体"/>
         <w:b/>
         <w:bCs/>
         <w:color w:themeColor="text1" w:val="000000"/>
@@ -10926,6 +11455,7 @@
     </w:tblStylePr>
     <w:tblStylePr w:type="lastRow">
       <w:rPr>
+        <w:rFonts w:eastAsia="黑体"/>
         <w:b/>
         <w:bCs/>
         <w:color w:themeColor="text1" w:val="000000"/>
@@ -10945,6 +11475,7 @@
     </w:tblStylePr>
     <w:tblStylePr w:type="firstCol">
       <w:rPr>
+        <w:rFonts w:eastAsia="黑体"/>
         <w:b/>
         <w:bCs/>
         <w:color w:themeColor="text1" w:val="000000"/>
@@ -10964,6 +11495,7 @@
     </w:tblStylePr>
     <w:tblStylePr w:type="lastCol">
       <w:rPr>
+        <w:rFonts w:eastAsia="黑体"/>
         <w:b w:val="0"/>
         <w:bCs w:val="0"/>
         <w:color w:themeColor="text1" w:val="000000"/>
@@ -11013,7 +11545,7 @@
       <w:spacing w:after="0" w:line="240" w:lineRule="auto"/>
     </w:pPr>
     <w:rPr>
-      <w:rFonts w:asciiTheme="majorHAnsi" w:cstheme="majorBidi" w:eastAsiaTheme="majorEastAsia" w:hAnsiTheme="majorHAnsi"/>
+      <w:rFonts w:asciiTheme="majorHAnsi" w:cstheme="majorBidi" w:hAnsiTheme="majorHAnsi" w:eastAsia="黑体"/>
       <w:color w:themeColor="text1" w:val="000000"/>
     </w:rPr>
     <w:tblPr>
@@ -11040,6 +11572,7 @@
     </w:tcPr>
     <w:tblStylePr w:type="firstRow">
       <w:rPr>
+        <w:rFonts w:eastAsia="黑体"/>
         <w:b/>
         <w:bCs/>
         <w:color w:themeColor="text1" w:val="000000"/>
@@ -11051,6 +11584,7 @@
     </w:tblStylePr>
     <w:tblStylePr w:type="lastRow">
       <w:rPr>
+        <w:rFonts w:eastAsia="黑体"/>
         <w:b/>
         <w:bCs/>
         <w:color w:themeColor="text1" w:val="000000"/>
@@ -11070,6 +11604,7 @@
     </w:tblStylePr>
     <w:tblStylePr w:type="firstCol">
       <w:rPr>
+        <w:rFonts w:eastAsia="黑体"/>
         <w:b/>
         <w:bCs/>
         <w:color w:themeColor="text1" w:val="000000"/>
@@ -11089,6 +11624,7 @@
     </w:tblStylePr>
     <w:tblStylePr w:type="lastCol">
       <w:rPr>
+        <w:rFonts w:eastAsia="黑体"/>
         <w:b w:val="0"/>
         <w:bCs w:val="0"/>
         <w:color w:themeColor="text1" w:val="000000"/>
@@ -11138,7 +11674,7 @@
       <w:spacing w:after="0" w:line="240" w:lineRule="auto"/>
     </w:pPr>
     <w:rPr>
-      <w:rFonts w:asciiTheme="majorHAnsi" w:cstheme="majorBidi" w:eastAsiaTheme="majorEastAsia" w:hAnsiTheme="majorHAnsi"/>
+      <w:rFonts w:asciiTheme="majorHAnsi" w:cstheme="majorBidi" w:hAnsiTheme="majorHAnsi" w:eastAsia="黑体"/>
       <w:color w:themeColor="text1" w:val="000000"/>
     </w:rPr>
     <w:tblPr>
@@ -11165,6 +11701,7 @@
     </w:tcPr>
     <w:tblStylePr w:type="firstRow">
       <w:rPr>
+        <w:rFonts w:eastAsia="黑体"/>
         <w:b/>
         <w:bCs/>
         <w:color w:themeColor="text1" w:val="000000"/>
@@ -11176,6 +11713,7 @@
     </w:tblStylePr>
     <w:tblStylePr w:type="lastRow">
       <w:rPr>
+        <w:rFonts w:eastAsia="黑体"/>
         <w:b/>
         <w:bCs/>
         <w:color w:themeColor="text1" w:val="000000"/>
@@ -11195,6 +11733,7 @@
     </w:tblStylePr>
     <w:tblStylePr w:type="firstCol">
       <w:rPr>
+        <w:rFonts w:eastAsia="黑体"/>
         <w:b/>
         <w:bCs/>
         <w:color w:themeColor="text1" w:val="000000"/>
@@ -11214,6 +11753,7 @@
     </w:tblStylePr>
     <w:tblStylePr w:type="lastCol">
       <w:rPr>
+        <w:rFonts w:eastAsia="黑体"/>
         <w:b w:val="0"/>
         <w:bCs w:val="0"/>
         <w:color w:themeColor="text1" w:val="000000"/>
@@ -11286,6 +11826,7 @@
     </w:tcPr>
     <w:tblStylePr w:type="firstRow">
       <w:rPr>
+        <w:rFonts w:eastAsia="黑体"/>
         <w:b/>
         <w:bCs/>
         <w:i w:val="0"/>
@@ -11307,6 +11848,7 @@
     </w:tblStylePr>
     <w:tblStylePr w:type="lastRow">
       <w:rPr>
+        <w:rFonts w:eastAsia="黑体"/>
         <w:b/>
         <w:bCs/>
         <w:i w:val="0"/>
@@ -11328,6 +11870,7 @@
     </w:tblStylePr>
     <w:tblStylePr w:type="firstCol">
       <w:rPr>
+        <w:rFonts w:eastAsia="黑体"/>
         <w:b/>
         <w:bCs/>
         <w:i w:val="0"/>
@@ -11347,6 +11890,7 @@
     </w:tblStylePr>
     <w:tblStylePr w:type="lastCol">
       <w:rPr>
+        <w:rFonts w:eastAsia="黑体"/>
         <w:b/>
         <w:bCs/>
         <w:i w:val="0"/>
@@ -11427,6 +11971,7 @@
     </w:tcPr>
     <w:tblStylePr w:type="firstRow">
       <w:rPr>
+        <w:rFonts w:eastAsia="黑体"/>
         <w:b/>
         <w:bCs/>
         <w:i w:val="0"/>
@@ -11448,6 +11993,7 @@
     </w:tblStylePr>
     <w:tblStylePr w:type="lastRow">
       <w:rPr>
+        <w:rFonts w:eastAsia="黑体"/>
         <w:b/>
         <w:bCs/>
         <w:i w:val="0"/>
@@ -11469,6 +12015,7 @@
     </w:tblStylePr>
     <w:tblStylePr w:type="firstCol">
       <w:rPr>
+        <w:rFonts w:eastAsia="黑体"/>
         <w:b/>
         <w:bCs/>
         <w:i w:val="0"/>
@@ -11488,6 +12035,7 @@
     </w:tblStylePr>
     <w:tblStylePr w:type="lastCol">
       <w:rPr>
+        <w:rFonts w:eastAsia="黑体"/>
         <w:b/>
         <w:bCs/>
         <w:i w:val="0"/>
@@ -11568,6 +12116,7 @@
     </w:tcPr>
     <w:tblStylePr w:type="firstRow">
       <w:rPr>
+        <w:rFonts w:eastAsia="黑体"/>
         <w:b/>
         <w:bCs/>
         <w:i w:val="0"/>
@@ -11589,6 +12138,7 @@
     </w:tblStylePr>
     <w:tblStylePr w:type="lastRow">
       <w:rPr>
+        <w:rFonts w:eastAsia="黑体"/>
         <w:b/>
         <w:bCs/>
         <w:i w:val="0"/>
@@ -11610,6 +12160,7 @@
     </w:tblStylePr>
     <w:tblStylePr w:type="firstCol">
       <w:rPr>
+        <w:rFonts w:eastAsia="黑体"/>
         <w:b/>
         <w:bCs/>
         <w:i w:val="0"/>
@@ -11629,6 +12180,7 @@
     </w:tblStylePr>
     <w:tblStylePr w:type="lastCol">
       <w:rPr>
+        <w:rFonts w:eastAsia="黑体"/>
         <w:b/>
         <w:bCs/>
         <w:i w:val="0"/>
@@ -11709,6 +12261,7 @@
     </w:tcPr>
     <w:tblStylePr w:type="firstRow">
       <w:rPr>
+        <w:rFonts w:eastAsia="黑体"/>
         <w:b/>
         <w:bCs/>
         <w:i w:val="0"/>
@@ -11730,6 +12283,7 @@
     </w:tblStylePr>
     <w:tblStylePr w:type="lastRow">
       <w:rPr>
+        <w:rFonts w:eastAsia="黑体"/>
         <w:b/>
         <w:bCs/>
         <w:i w:val="0"/>
@@ -11751,6 +12305,7 @@
     </w:tblStylePr>
     <w:tblStylePr w:type="firstCol">
       <w:rPr>
+        <w:rFonts w:eastAsia="黑体"/>
         <w:b/>
         <w:bCs/>
         <w:i w:val="0"/>
@@ -11770,6 +12325,7 @@
     </w:tblStylePr>
     <w:tblStylePr w:type="lastCol">
       <w:rPr>
+        <w:rFonts w:eastAsia="黑体"/>
         <w:b/>
         <w:bCs/>
         <w:i w:val="0"/>
@@ -11850,6 +12406,7 @@
     </w:tcPr>
     <w:tblStylePr w:type="firstRow">
       <w:rPr>
+        <w:rFonts w:eastAsia="黑体"/>
         <w:b/>
         <w:bCs/>
         <w:i w:val="0"/>
@@ -11871,6 +12428,7 @@
     </w:tblStylePr>
     <w:tblStylePr w:type="lastRow">
       <w:rPr>
+        <w:rFonts w:eastAsia="黑体"/>
         <w:b/>
         <w:bCs/>
         <w:i w:val="0"/>
@@ -11892,6 +12450,7 @@
     </w:tblStylePr>
     <w:tblStylePr w:type="firstCol">
       <w:rPr>
+        <w:rFonts w:eastAsia="黑体"/>
         <w:b/>
         <w:bCs/>
         <w:i w:val="0"/>
@@ -11911,6 +12470,7 @@
     </w:tblStylePr>
     <w:tblStylePr w:type="lastCol">
       <w:rPr>
+        <w:rFonts w:eastAsia="黑体"/>
         <w:b/>
         <w:bCs/>
         <w:i w:val="0"/>
@@ -11991,6 +12551,7 @@
     </w:tcPr>
     <w:tblStylePr w:type="firstRow">
       <w:rPr>
+        <w:rFonts w:eastAsia="黑体"/>
         <w:b/>
         <w:bCs/>
         <w:i w:val="0"/>
@@ -12012,6 +12573,7 @@
     </w:tblStylePr>
     <w:tblStylePr w:type="lastRow">
       <w:rPr>
+        <w:rFonts w:eastAsia="黑体"/>
         <w:b/>
         <w:bCs/>
         <w:i w:val="0"/>
@@ -12033,6 +12595,7 @@
     </w:tblStylePr>
     <w:tblStylePr w:type="firstCol">
       <w:rPr>
+        <w:rFonts w:eastAsia="黑体"/>
         <w:b/>
         <w:bCs/>
         <w:i w:val="0"/>
@@ -12052,6 +12615,7 @@
     </w:tblStylePr>
     <w:tblStylePr w:type="lastCol">
       <w:rPr>
+        <w:rFonts w:eastAsia="黑体"/>
         <w:b/>
         <w:bCs/>
         <w:i w:val="0"/>
@@ -12132,6 +12696,7 @@
     </w:tcPr>
     <w:tblStylePr w:type="firstRow">
       <w:rPr>
+        <w:rFonts w:eastAsia="黑体"/>
         <w:b/>
         <w:bCs/>
         <w:i w:val="0"/>
@@ -12153,6 +12718,7 @@
     </w:tblStylePr>
     <w:tblStylePr w:type="lastRow">
       <w:rPr>
+        <w:rFonts w:eastAsia="黑体"/>
         <w:b/>
         <w:bCs/>
         <w:i w:val="0"/>
@@ -12174,6 +12740,7 @@
     </w:tblStylePr>
     <w:tblStylePr w:type="firstCol">
       <w:rPr>
+        <w:rFonts w:eastAsia="黑体"/>
         <w:b/>
         <w:bCs/>
         <w:i w:val="0"/>
@@ -12193,6 +12760,7 @@
     </w:tblStylePr>
     <w:tblStylePr w:type="lastCol">
       <w:rPr>
+        <w:rFonts w:eastAsia="黑体"/>
         <w:b/>
         <w:bCs/>
         <w:i w:val="0"/>
@@ -12250,6 +12818,7 @@
       <w:spacing w:after="0" w:line="240" w:lineRule="auto"/>
     </w:pPr>
     <w:rPr>
+      <w:rFonts w:eastAsia="黑体"/>
       <w:color w:themeColor="background1" w:val="FFFFFF"/>
     </w:rPr>
     <w:tblPr>
@@ -12268,6 +12837,7 @@
     </w:tcPr>
     <w:tblStylePr w:type="firstRow">
       <w:rPr>
+        <w:rFonts w:eastAsia="黑体"/>
         <w:b/>
         <w:bCs/>
       </w:rPr>
@@ -12364,6 +12934,7 @@
       <w:spacing w:after="0" w:line="240" w:lineRule="auto"/>
     </w:pPr>
     <w:rPr>
+      <w:rFonts w:eastAsia="黑体"/>
       <w:color w:themeColor="background1" w:val="FFFFFF"/>
     </w:rPr>
     <w:tblPr>
@@ -12382,6 +12953,7 @@
     </w:tcPr>
     <w:tblStylePr w:type="firstRow">
       <w:rPr>
+        <w:rFonts w:eastAsia="黑体"/>
         <w:b/>
         <w:bCs/>
       </w:rPr>
@@ -12478,6 +13050,7 @@
       <w:spacing w:after="0" w:line="240" w:lineRule="auto"/>
     </w:pPr>
     <w:rPr>
+      <w:rFonts w:eastAsia="黑体"/>
       <w:color w:themeColor="background1" w:val="FFFFFF"/>
     </w:rPr>
     <w:tblPr>
@@ -12496,6 +13069,7 @@
     </w:tcPr>
     <w:tblStylePr w:type="firstRow">
       <w:rPr>
+        <w:rFonts w:eastAsia="黑体"/>
         <w:b/>
         <w:bCs/>
       </w:rPr>
@@ -12592,6 +13166,7 @@
       <w:spacing w:after="0" w:line="240" w:lineRule="auto"/>
     </w:pPr>
     <w:rPr>
+      <w:rFonts w:eastAsia="黑体"/>
       <w:color w:themeColor="background1" w:val="FFFFFF"/>
     </w:rPr>
     <w:tblPr>
@@ -12610,6 +13185,7 @@
     </w:tcPr>
     <w:tblStylePr w:type="firstRow">
       <w:rPr>
+        <w:rFonts w:eastAsia="黑体"/>
         <w:b/>
         <w:bCs/>
       </w:rPr>
@@ -12706,6 +13282,7 @@
       <w:spacing w:after="0" w:line="240" w:lineRule="auto"/>
     </w:pPr>
     <w:rPr>
+      <w:rFonts w:eastAsia="黑体"/>
       <w:color w:themeColor="background1" w:val="FFFFFF"/>
     </w:rPr>
     <w:tblPr>
@@ -12724,6 +13301,7 @@
     </w:tcPr>
     <w:tblStylePr w:type="firstRow">
       <w:rPr>
+        <w:rFonts w:eastAsia="黑体"/>
         <w:b/>
         <w:bCs/>
       </w:rPr>
@@ -12820,6 +13398,7 @@
       <w:spacing w:after="0" w:line="240" w:lineRule="auto"/>
     </w:pPr>
     <w:rPr>
+      <w:rFonts w:eastAsia="黑体"/>
       <w:color w:themeColor="background1" w:val="FFFFFF"/>
     </w:rPr>
     <w:tblPr>
@@ -12838,6 +13417,7 @@
     </w:tcPr>
     <w:tblStylePr w:type="firstRow">
       <w:rPr>
+        <w:rFonts w:eastAsia="黑体"/>
         <w:b/>
         <w:bCs/>
       </w:rPr>
@@ -12934,6 +13514,7 @@
       <w:spacing w:after="0" w:line="240" w:lineRule="auto"/>
     </w:pPr>
     <w:rPr>
+      <w:rFonts w:eastAsia="黑体"/>
       <w:color w:themeColor="background1" w:val="FFFFFF"/>
     </w:rPr>
     <w:tblPr>
@@ -12952,6 +13533,7 @@
     </w:tcPr>
     <w:tblStylePr w:type="firstRow">
       <w:rPr>
+        <w:rFonts w:eastAsia="黑体"/>
         <w:b/>
         <w:bCs/>
       </w:rPr>
@@ -13048,6 +13630,7 @@
       <w:spacing w:after="0" w:line="240" w:lineRule="auto"/>
     </w:pPr>
     <w:rPr>
+      <w:rFonts w:eastAsia="黑体"/>
       <w:color w:themeColor="text1" w:val="000000"/>
     </w:rPr>
     <w:tblPr>
@@ -13074,6 +13657,7 @@
     </w:tcPr>
     <w:tblStylePr w:type="firstRow">
       <w:rPr>
+        <w:rFonts w:eastAsia="黑体"/>
         <w:b/>
         <w:bCs/>
       </w:rPr>
@@ -13092,6 +13676,7 @@
     </w:tblStylePr>
     <w:tblStylePr w:type="lastRow">
       <w:rPr>
+        <w:rFonts w:eastAsia="黑体"/>
         <w:b/>
         <w:bCs/>
         <w:color w:themeColor="background1" w:val="FFFFFF"/>
@@ -13106,6 +13691,7 @@
     </w:tblStylePr>
     <w:tblStylePr w:type="firstCol">
       <w:rPr>
+        <w:rFonts w:eastAsia="黑体"/>
         <w:color w:themeColor="background1" w:val="FFFFFF"/>
       </w:rPr>
       <w:tblPr/>
@@ -13123,6 +13709,7 @@
     </w:tblStylePr>
     <w:tblStylePr w:type="lastCol">
       <w:rPr>
+        <w:rFonts w:eastAsia="黑体"/>
         <w:color w:themeColor="background1" w:val="FFFFFF"/>
       </w:rPr>
       <w:tblPr/>
@@ -13152,11 +13739,13 @@
     </w:tblStylePr>
     <w:tblStylePr w:type="neCell">
       <w:rPr>
+        <w:rFonts w:eastAsia="黑体"/>
         <w:color w:themeColor="text1" w:val="000000"/>
       </w:rPr>
     </w:tblStylePr>
     <w:tblStylePr w:type="nwCell">
       <w:rPr>
+        <w:rFonts w:eastAsia="黑体"/>
         <w:color w:themeColor="text1" w:val="000000"/>
       </w:rPr>
     </w:tblStylePr>
@@ -13170,6 +13759,7 @@
       <w:spacing w:after="0" w:line="240" w:lineRule="auto"/>
     </w:pPr>
     <w:rPr>
+      <w:rFonts w:eastAsia="黑体"/>
       <w:color w:themeColor="text1" w:val="000000"/>
     </w:rPr>
     <w:tblPr>
@@ -13196,6 +13786,7 @@
     </w:tcPr>
     <w:tblStylePr w:type="firstRow">
       <w:rPr>
+        <w:rFonts w:eastAsia="黑体"/>
         <w:b/>
         <w:bCs/>
       </w:rPr>
@@ -13214,6 +13805,7 @@
     </w:tblStylePr>
     <w:tblStylePr w:type="lastRow">
       <w:rPr>
+        <w:rFonts w:eastAsia="黑体"/>
         <w:b/>
         <w:bCs/>
         <w:color w:themeColor="background1" w:val="FFFFFF"/>
@@ -13228,6 +13820,7 @@
     </w:tblStylePr>
     <w:tblStylePr w:type="firstCol">
       <w:rPr>
+        <w:rFonts w:eastAsia="黑体"/>
         <w:color w:themeColor="background1" w:val="FFFFFF"/>
       </w:rPr>
       <w:tblPr/>
@@ -13245,6 +13838,7 @@
     </w:tblStylePr>
     <w:tblStylePr w:type="lastCol">
       <w:rPr>
+        <w:rFonts w:eastAsia="黑体"/>
         <w:color w:themeColor="background1" w:val="FFFFFF"/>
       </w:rPr>
       <w:tblPr/>
@@ -13274,11 +13868,13 @@
     </w:tblStylePr>
     <w:tblStylePr w:type="neCell">
       <w:rPr>
+        <w:rFonts w:eastAsia="黑体"/>
         <w:color w:themeColor="text1" w:val="000000"/>
       </w:rPr>
     </w:tblStylePr>
     <w:tblStylePr w:type="nwCell">
       <w:rPr>
+        <w:rFonts w:eastAsia="黑体"/>
         <w:color w:themeColor="text1" w:val="000000"/>
       </w:rPr>
     </w:tblStylePr>
@@ -13292,6 +13888,7 @@
       <w:spacing w:after="0" w:line="240" w:lineRule="auto"/>
     </w:pPr>
     <w:rPr>
+      <w:rFonts w:eastAsia="黑体"/>
       <w:color w:themeColor="text1" w:val="000000"/>
     </w:rPr>
     <w:tblPr>
@@ -13318,6 +13915,7 @@
     </w:tcPr>
     <w:tblStylePr w:type="firstRow">
       <w:rPr>
+        <w:rFonts w:eastAsia="黑体"/>
         <w:b/>
         <w:bCs/>
       </w:rPr>
@@ -13336,6 +13934,7 @@
     </w:tblStylePr>
     <w:tblStylePr w:type="lastRow">
       <w:rPr>
+        <w:rFonts w:eastAsia="黑体"/>
         <w:b/>
         <w:bCs/>
         <w:color w:themeColor="background1" w:val="FFFFFF"/>
@@ -13350,6 +13949,7 @@
     </w:tblStylePr>
     <w:tblStylePr w:type="firstCol">
       <w:rPr>
+        <w:rFonts w:eastAsia="黑体"/>
         <w:color w:themeColor="background1" w:val="FFFFFF"/>
       </w:rPr>
       <w:tblPr/>
@@ -13367,6 +13967,7 @@
     </w:tblStylePr>
     <w:tblStylePr w:type="lastCol">
       <w:rPr>
+        <w:rFonts w:eastAsia="黑体"/>
         <w:color w:themeColor="background1" w:val="FFFFFF"/>
       </w:rPr>
       <w:tblPr/>
@@ -13396,11 +13997,13 @@
     </w:tblStylePr>
     <w:tblStylePr w:type="neCell">
       <w:rPr>
+        <w:rFonts w:eastAsia="黑体"/>
         <w:color w:themeColor="text1" w:val="000000"/>
       </w:rPr>
     </w:tblStylePr>
     <w:tblStylePr w:type="nwCell">
       <w:rPr>
+        <w:rFonts w:eastAsia="黑体"/>
         <w:color w:themeColor="text1" w:val="000000"/>
       </w:rPr>
     </w:tblStylePr>
@@ -13414,6 +14017,7 @@
       <w:spacing w:after="0" w:line="240" w:lineRule="auto"/>
     </w:pPr>
     <w:rPr>
+      <w:rFonts w:eastAsia="黑体"/>
       <w:color w:themeColor="text1" w:val="000000"/>
     </w:rPr>
     <w:tblPr>
@@ -13440,6 +14044,7 @@
     </w:tcPr>
     <w:tblStylePr w:type="firstRow">
       <w:rPr>
+        <w:rFonts w:eastAsia="黑体"/>
         <w:b/>
         <w:bCs/>
       </w:rPr>
@@ -13458,6 +14063,7 @@
     </w:tblStylePr>
     <w:tblStylePr w:type="lastRow">
       <w:rPr>
+        <w:rFonts w:eastAsia="黑体"/>
         <w:b/>
         <w:bCs/>
         <w:color w:themeColor="background1" w:val="FFFFFF"/>
@@ -13472,6 +14078,7 @@
     </w:tblStylePr>
     <w:tblStylePr w:type="firstCol">
       <w:rPr>
+        <w:rFonts w:eastAsia="黑体"/>
         <w:color w:themeColor="background1" w:val="FFFFFF"/>
       </w:rPr>
       <w:tblPr/>
@@ -13489,6 +14096,7 @@
     </w:tblStylePr>
     <w:tblStylePr w:type="lastCol">
       <w:rPr>
+        <w:rFonts w:eastAsia="黑体"/>
         <w:color w:themeColor="background1" w:val="FFFFFF"/>
       </w:rPr>
       <w:tblPr/>
@@ -13526,6 +14134,7 @@
       <w:spacing w:after="0" w:line="240" w:lineRule="auto"/>
     </w:pPr>
     <w:rPr>
+      <w:rFonts w:eastAsia="黑体"/>
       <w:color w:themeColor="text1" w:val="000000"/>
     </w:rPr>
     <w:tblPr>
@@ -13552,6 +14161,7 @@
     </w:tcPr>
     <w:tblStylePr w:type="firstRow">
       <w:rPr>
+        <w:rFonts w:eastAsia="黑体"/>
         <w:b/>
         <w:bCs/>
       </w:rPr>
@@ -13570,6 +14180,7 @@
     </w:tblStylePr>
     <w:tblStylePr w:type="lastRow">
       <w:rPr>
+        <w:rFonts w:eastAsia="黑体"/>
         <w:b/>
         <w:bCs/>
         <w:color w:themeColor="background1" w:val="FFFFFF"/>
@@ -13584,6 +14195,7 @@
     </w:tblStylePr>
     <w:tblStylePr w:type="firstCol">
       <w:rPr>
+        <w:rFonts w:eastAsia="黑体"/>
         <w:color w:themeColor="background1" w:val="FFFFFF"/>
       </w:rPr>
       <w:tblPr/>
@@ -13601,6 +14213,7 @@
     </w:tblStylePr>
     <w:tblStylePr w:type="lastCol">
       <w:rPr>
+        <w:rFonts w:eastAsia="黑体"/>
         <w:color w:themeColor="background1" w:val="FFFFFF"/>
       </w:rPr>
       <w:tblPr/>
@@ -13630,11 +14243,13 @@
     </w:tblStylePr>
     <w:tblStylePr w:type="neCell">
       <w:rPr>
+        <w:rFonts w:eastAsia="黑体"/>
         <w:color w:themeColor="text1" w:val="000000"/>
       </w:rPr>
     </w:tblStylePr>
     <w:tblStylePr w:type="nwCell">
       <w:rPr>
+        <w:rFonts w:eastAsia="黑体"/>
         <w:color w:themeColor="text1" w:val="000000"/>
       </w:rPr>
     </w:tblStylePr>
@@ -13648,6 +14263,7 @@
       <w:spacing w:after="0" w:line="240" w:lineRule="auto"/>
     </w:pPr>
     <w:rPr>
+      <w:rFonts w:eastAsia="黑体"/>
       <w:color w:themeColor="text1" w:val="000000"/>
     </w:rPr>
     <w:tblPr>
@@ -13674,6 +14290,7 @@
     </w:tcPr>
     <w:tblStylePr w:type="firstRow">
       <w:rPr>
+        <w:rFonts w:eastAsia="黑体"/>
         <w:b/>
         <w:bCs/>
       </w:rPr>
@@ -13692,6 +14309,7 @@
     </w:tblStylePr>
     <w:tblStylePr w:type="lastRow">
       <w:rPr>
+        <w:rFonts w:eastAsia="黑体"/>
         <w:b/>
         <w:bCs/>
         <w:color w:themeColor="background1" w:val="FFFFFF"/>
@@ -13706,6 +14324,7 @@
     </w:tblStylePr>
     <w:tblStylePr w:type="firstCol">
       <w:rPr>
+        <w:rFonts w:eastAsia="黑体"/>
         <w:color w:themeColor="background1" w:val="FFFFFF"/>
       </w:rPr>
       <w:tblPr/>
@@ -13723,6 +14342,7 @@
     </w:tblStylePr>
     <w:tblStylePr w:type="lastCol">
       <w:rPr>
+        <w:rFonts w:eastAsia="黑体"/>
         <w:color w:themeColor="background1" w:val="FFFFFF"/>
       </w:rPr>
       <w:tblPr/>
@@ -13752,11 +14372,13 @@
     </w:tblStylePr>
     <w:tblStylePr w:type="neCell">
       <w:rPr>
+        <w:rFonts w:eastAsia="黑体"/>
         <w:color w:themeColor="text1" w:val="000000"/>
       </w:rPr>
     </w:tblStylePr>
     <w:tblStylePr w:type="nwCell">
       <w:rPr>
+        <w:rFonts w:eastAsia="黑体"/>
         <w:color w:themeColor="text1" w:val="000000"/>
       </w:rPr>
     </w:tblStylePr>
@@ -13770,6 +14392,7 @@
       <w:spacing w:after="0" w:line="240" w:lineRule="auto"/>
     </w:pPr>
     <w:rPr>
+      <w:rFonts w:eastAsia="黑体"/>
       <w:color w:themeColor="text1" w:val="000000"/>
     </w:rPr>
     <w:tblPr>
@@ -13796,6 +14419,7 @@
     </w:tcPr>
     <w:tblStylePr w:type="firstRow">
       <w:rPr>
+        <w:rFonts w:eastAsia="黑体"/>
         <w:b/>
         <w:bCs/>
       </w:rPr>
@@ -13814,6 +14438,7 @@
     </w:tblStylePr>
     <w:tblStylePr w:type="lastRow">
       <w:rPr>
+        <w:rFonts w:eastAsia="黑体"/>
         <w:b/>
         <w:bCs/>
         <w:color w:themeColor="background1" w:val="FFFFFF"/>
@@ -13828,6 +14453,7 @@
     </w:tblStylePr>
     <w:tblStylePr w:type="firstCol">
       <w:rPr>
+        <w:rFonts w:eastAsia="黑体"/>
         <w:color w:themeColor="background1" w:val="FFFFFF"/>
       </w:rPr>
       <w:tblPr/>
@@ -13845,6 +14471,7 @@
     </w:tblStylePr>
     <w:tblStylePr w:type="lastCol">
       <w:rPr>
+        <w:rFonts w:eastAsia="黑体"/>
         <w:color w:themeColor="background1" w:val="FFFFFF"/>
       </w:rPr>
       <w:tblPr/>
@@ -13874,11 +14501,13 @@
     </w:tblStylePr>
     <w:tblStylePr w:type="neCell">
       <w:rPr>
+        <w:rFonts w:eastAsia="黑体"/>
         <w:color w:themeColor="text1" w:val="000000"/>
       </w:rPr>
     </w:tblStylePr>
     <w:tblStylePr w:type="nwCell">
       <w:rPr>
+        <w:rFonts w:eastAsia="黑体"/>
         <w:color w:themeColor="text1" w:val="000000"/>
       </w:rPr>
     </w:tblStylePr>
@@ -13892,6 +14521,7 @@
       <w:spacing w:after="0" w:line="240" w:lineRule="auto"/>
     </w:pPr>
     <w:rPr>
+      <w:rFonts w:eastAsia="黑体"/>
       <w:color w:themeColor="text1" w:val="000000"/>
     </w:rPr>
     <w:tblPr>
@@ -13910,6 +14540,7 @@
     </w:tcPr>
     <w:tblStylePr w:type="firstRow">
       <w:rPr>
+        <w:rFonts w:eastAsia="黑体"/>
         <w:b/>
         <w:bCs/>
         <w:color w:themeColor="background1" w:val="FFFFFF"/>
@@ -13924,6 +14555,7 @@
     </w:tblStylePr>
     <w:tblStylePr w:type="lastRow">
       <w:rPr>
+        <w:rFonts w:eastAsia="黑体"/>
         <w:b/>
         <w:bCs/>
         <w:color w:themeColor="accent2" w:themeShade="CC" w:val="9E3A38"/>
@@ -13938,12 +14570,14 @@
     </w:tblStylePr>
     <w:tblStylePr w:type="firstCol">
       <w:rPr>
+        <w:rFonts w:eastAsia="黑体"/>
         <w:b/>
         <w:bCs/>
       </w:rPr>
     </w:tblStylePr>
     <w:tblStylePr w:type="lastCol">
       <w:rPr>
+        <w:rFonts w:eastAsia="黑体"/>
         <w:b/>
         <w:bCs/>
       </w:rPr>
@@ -13978,6 +14612,7 @@
       <w:spacing w:after="0" w:line="240" w:lineRule="auto"/>
     </w:pPr>
     <w:rPr>
+      <w:rFonts w:eastAsia="黑体"/>
       <w:color w:themeColor="text1" w:val="000000"/>
     </w:rPr>
     <w:tblPr>
@@ -13996,6 +14631,7 @@
     </w:tcPr>
     <w:tblStylePr w:type="firstRow">
       <w:rPr>
+        <w:rFonts w:eastAsia="黑体"/>
         <w:b/>
         <w:bCs/>
         <w:color w:themeColor="background1" w:val="FFFFFF"/>
@@ -14010,6 +14646,7 @@
     </w:tblStylePr>
     <w:tblStylePr w:type="lastRow">
       <w:rPr>
+        <w:rFonts w:eastAsia="黑体"/>
         <w:b/>
         <w:bCs/>
         <w:color w:themeColor="accent2" w:themeShade="CC" w:val="9E3A38"/>
@@ -14024,12 +14661,14 @@
     </w:tblStylePr>
     <w:tblStylePr w:type="firstCol">
       <w:rPr>
+        <w:rFonts w:eastAsia="黑体"/>
         <w:b/>
         <w:bCs/>
       </w:rPr>
     </w:tblStylePr>
     <w:tblStylePr w:type="lastCol">
       <w:rPr>
+        <w:rFonts w:eastAsia="黑体"/>
         <w:b/>
         <w:bCs/>
       </w:rPr>
@@ -14064,6 +14703,7 @@
       <w:spacing w:after="0" w:line="240" w:lineRule="auto"/>
     </w:pPr>
     <w:rPr>
+      <w:rFonts w:eastAsia="黑体"/>
       <w:color w:themeColor="text1" w:val="000000"/>
     </w:rPr>
     <w:tblPr>
@@ -14082,6 +14722,7 @@
     </w:tcPr>
     <w:tblStylePr w:type="firstRow">
       <w:rPr>
+        <w:rFonts w:eastAsia="黑体"/>
         <w:b/>
         <w:bCs/>
         <w:color w:themeColor="background1" w:val="FFFFFF"/>
@@ -14096,6 +14737,7 @@
     </w:tblStylePr>
     <w:tblStylePr w:type="lastRow">
       <w:rPr>
+        <w:rFonts w:eastAsia="黑体"/>
         <w:b/>
         <w:bCs/>
         <w:color w:themeColor="accent2" w:themeShade="CC" w:val="9E3A38"/>
@@ -14110,12 +14752,14 @@
     </w:tblStylePr>
     <w:tblStylePr w:type="firstCol">
       <w:rPr>
+        <w:rFonts w:eastAsia="黑体"/>
         <w:b/>
         <w:bCs/>
       </w:rPr>
     </w:tblStylePr>
     <w:tblStylePr w:type="lastCol">
       <w:rPr>
+        <w:rFonts w:eastAsia="黑体"/>
         <w:b/>
         <w:bCs/>
       </w:rPr>
@@ -14150,6 +14794,7 @@
       <w:spacing w:after="0" w:line="240" w:lineRule="auto"/>
     </w:pPr>
     <w:rPr>
+      <w:rFonts w:eastAsia="黑体"/>
       <w:color w:themeColor="text1" w:val="000000"/>
     </w:rPr>
     <w:tblPr>
@@ -14168,6 +14813,7 @@
     </w:tcPr>
     <w:tblStylePr w:type="firstRow">
       <w:rPr>
+        <w:rFonts w:eastAsia="黑体"/>
         <w:b/>
         <w:bCs/>
         <w:color w:themeColor="background1" w:val="FFFFFF"/>
@@ -14182,6 +14828,7 @@
     </w:tblStylePr>
     <w:tblStylePr w:type="lastRow">
       <w:rPr>
+        <w:rFonts w:eastAsia="黑体"/>
         <w:b/>
         <w:bCs/>
         <w:color w:themeColor="accent4" w:themeShade="CC" w:val="664E82"/>
@@ -14196,12 +14843,14 @@
     </w:tblStylePr>
     <w:tblStylePr w:type="firstCol">
       <w:rPr>
+        <w:rFonts w:eastAsia="黑体"/>
         <w:b/>
         <w:bCs/>
       </w:rPr>
     </w:tblStylePr>
     <w:tblStylePr w:type="lastCol">
       <w:rPr>
+        <w:rFonts w:eastAsia="黑体"/>
         <w:b/>
         <w:bCs/>
       </w:rPr>
@@ -14236,6 +14885,7 @@
       <w:spacing w:after="0" w:line="240" w:lineRule="auto"/>
     </w:pPr>
     <w:rPr>
+      <w:rFonts w:eastAsia="黑体"/>
       <w:color w:themeColor="text1" w:val="000000"/>
     </w:rPr>
     <w:tblPr>
@@ -14254,6 +14904,7 @@
     </w:tcPr>
     <w:tblStylePr w:type="firstRow">
       <w:rPr>
+        <w:rFonts w:eastAsia="黑体"/>
         <w:b/>
         <w:bCs/>
         <w:color w:themeColor="background1" w:val="FFFFFF"/>
@@ -14268,6 +14919,7 @@
     </w:tblStylePr>
     <w:tblStylePr w:type="lastRow">
       <w:rPr>
+        <w:rFonts w:eastAsia="黑体"/>
         <w:b/>
         <w:bCs/>
         <w:color w:themeColor="accent3" w:themeShade="CC" w:val="7E9C40"/>
@@ -14282,12 +14934,14 @@
     </w:tblStylePr>
     <w:tblStylePr w:type="firstCol">
       <w:rPr>
+        <w:rFonts w:eastAsia="黑体"/>
         <w:b/>
         <w:bCs/>
       </w:rPr>
     </w:tblStylePr>
     <w:tblStylePr w:type="lastCol">
       <w:rPr>
+        <w:rFonts w:eastAsia="黑体"/>
         <w:b/>
         <w:bCs/>
       </w:rPr>
@@ -14322,6 +14976,7 @@
       <w:spacing w:after="0" w:line="240" w:lineRule="auto"/>
     </w:pPr>
     <w:rPr>
+      <w:rFonts w:eastAsia="黑体"/>
       <w:color w:themeColor="text1" w:val="000000"/>
     </w:rPr>
     <w:tblPr>
@@ -14340,6 +14995,7 @@
     </w:tcPr>
     <w:tblStylePr w:type="firstRow">
       <w:rPr>
+        <w:rFonts w:eastAsia="黑体"/>
         <w:b/>
         <w:bCs/>
         <w:color w:themeColor="background1" w:val="FFFFFF"/>
@@ -14354,6 +15010,7 @@
     </w:tblStylePr>
     <w:tblStylePr w:type="lastRow">
       <w:rPr>
+        <w:rFonts w:eastAsia="黑体"/>
         <w:b/>
         <w:bCs/>
         <w:color w:themeColor="accent6" w:themeShade="CC" w:val="F2730A"/>
@@ -14368,12 +15025,14 @@
     </w:tblStylePr>
     <w:tblStylePr w:type="firstCol">
       <w:rPr>
+        <w:rFonts w:eastAsia="黑体"/>
         <w:b/>
         <w:bCs/>
       </w:rPr>
     </w:tblStylePr>
     <w:tblStylePr w:type="lastCol">
       <w:rPr>
+        <w:rFonts w:eastAsia="黑体"/>
         <w:b/>
         <w:bCs/>
       </w:rPr>
@@ -14408,6 +15067,7 @@
       <w:spacing w:after="0" w:line="240" w:lineRule="auto"/>
     </w:pPr>
     <w:rPr>
+      <w:rFonts w:eastAsia="黑体"/>
       <w:color w:themeColor="text1" w:val="000000"/>
     </w:rPr>
     <w:tblPr>
@@ -14426,6 +15086,7 @@
     </w:tcPr>
     <w:tblStylePr w:type="firstRow">
       <w:rPr>
+        <w:rFonts w:eastAsia="黑体"/>
         <w:b/>
         <w:bCs/>
         <w:color w:themeColor="background1" w:val="FFFFFF"/>
@@ -14440,6 +15101,7 @@
     </w:tblStylePr>
     <w:tblStylePr w:type="lastRow">
       <w:rPr>
+        <w:rFonts w:eastAsia="黑体"/>
         <w:b/>
         <w:bCs/>
         <w:color w:themeColor="accent5" w:themeShade="CC" w:val="348DA5"/>
@@ -14454,12 +15116,14 @@
     </w:tblStylePr>
     <w:tblStylePr w:type="firstCol">
       <w:rPr>
+        <w:rFonts w:eastAsia="黑体"/>
         <w:b/>
         <w:bCs/>
       </w:rPr>
     </w:tblStylePr>
     <w:tblStylePr w:type="lastCol">
       <w:rPr>
+        <w:rFonts w:eastAsia="黑体"/>
         <w:b/>
         <w:bCs/>
       </w:rPr>
@@ -14494,6 +15158,7 @@
       <w:spacing w:after="0" w:line="240" w:lineRule="auto"/>
     </w:pPr>
     <w:rPr>
+      <w:rFonts w:eastAsia="黑体"/>
       <w:color w:themeColor="text1" w:val="000000"/>
     </w:rPr>
     <w:tblPr>
@@ -14515,6 +15180,7 @@
     </w:tcPr>
     <w:tblStylePr w:type="firstRow">
       <w:rPr>
+        <w:rFonts w:eastAsia="黑体"/>
         <w:b/>
         <w:bCs/>
       </w:rPr>
@@ -14525,6 +15191,7 @@
     </w:tblStylePr>
     <w:tblStylePr w:type="lastRow">
       <w:rPr>
+        <w:rFonts w:eastAsia="黑体"/>
         <w:b/>
         <w:bCs/>
         <w:color w:themeColor="text1" w:val="000000"/>
@@ -14536,6 +15203,7 @@
     </w:tblStylePr>
     <w:tblStylePr w:type="firstCol">
       <w:rPr>
+        <w:rFonts w:eastAsia="黑体"/>
         <w:color w:themeColor="background1" w:val="FFFFFF"/>
       </w:rPr>
       <w:tblPr/>
@@ -14545,6 +15213,7 @@
     </w:tblStylePr>
     <w:tblStylePr w:type="lastCol">
       <w:rPr>
+        <w:rFonts w:eastAsia="黑体"/>
         <w:color w:themeColor="background1" w:val="FFFFFF"/>
       </w:rPr>
       <w:tblPr/>
@@ -14574,6 +15243,7 @@
       <w:spacing w:after="0" w:line="240" w:lineRule="auto"/>
     </w:pPr>
     <w:rPr>
+      <w:rFonts w:eastAsia="黑体"/>
       <w:color w:themeColor="text1" w:val="000000"/>
     </w:rPr>
     <w:tblPr>
@@ -14595,6 +15265,7 @@
     </w:tcPr>
     <w:tblStylePr w:type="firstRow">
       <w:rPr>
+        <w:rFonts w:eastAsia="黑体"/>
         <w:b/>
         <w:bCs/>
       </w:rPr>
@@ -14605,6 +15276,7 @@
     </w:tblStylePr>
     <w:tblStylePr w:type="lastRow">
       <w:rPr>
+        <w:rFonts w:eastAsia="黑体"/>
         <w:b/>
         <w:bCs/>
         <w:color w:themeColor="text1" w:val="000000"/>
@@ -14616,6 +15288,7 @@
     </w:tblStylePr>
     <w:tblStylePr w:type="firstCol">
       <w:rPr>
+        <w:rFonts w:eastAsia="黑体"/>
         <w:color w:themeColor="background1" w:val="FFFFFF"/>
       </w:rPr>
       <w:tblPr/>
@@ -14625,6 +15298,7 @@
     </w:tblStylePr>
     <w:tblStylePr w:type="lastCol">
       <w:rPr>
+        <w:rFonts w:eastAsia="黑体"/>
         <w:color w:themeColor="background1" w:val="FFFFFF"/>
       </w:rPr>
       <w:tblPr/>
@@ -14654,6 +15328,7 @@
       <w:spacing w:after="0" w:line="240" w:lineRule="auto"/>
     </w:pPr>
     <w:rPr>
+      <w:rFonts w:eastAsia="黑体"/>
       <w:color w:themeColor="text1" w:val="000000"/>
     </w:rPr>
     <w:tblPr>
@@ -14675,6 +15350,7 @@
     </w:tcPr>
     <w:tblStylePr w:type="firstRow">
       <w:rPr>
+        <w:rFonts w:eastAsia="黑体"/>
         <w:b/>
         <w:bCs/>
       </w:rPr>
@@ -14685,6 +15361,7 @@
     </w:tblStylePr>
     <w:tblStylePr w:type="lastRow">
       <w:rPr>
+        <w:rFonts w:eastAsia="黑体"/>
         <w:b/>
         <w:bCs/>
         <w:color w:themeColor="text1" w:val="000000"/>
@@ -14696,6 +15373,7 @@
     </w:tblStylePr>
     <w:tblStylePr w:type="firstCol">
       <w:rPr>
+        <w:rFonts w:eastAsia="黑体"/>
         <w:color w:themeColor="background1" w:val="FFFFFF"/>
       </w:rPr>
       <w:tblPr/>
@@ -14705,6 +15383,7 @@
     </w:tblStylePr>
     <w:tblStylePr w:type="lastCol">
       <w:rPr>
+        <w:rFonts w:eastAsia="黑体"/>
         <w:color w:themeColor="background1" w:val="FFFFFF"/>
       </w:rPr>
       <w:tblPr/>
@@ -14734,6 +15413,7 @@
       <w:spacing w:after="0" w:line="240" w:lineRule="auto"/>
     </w:pPr>
     <w:rPr>
+      <w:rFonts w:eastAsia="黑体"/>
       <w:color w:themeColor="text1" w:val="000000"/>
     </w:rPr>
     <w:tblPr>
@@ -14755,6 +15435,7 @@
     </w:tcPr>
     <w:tblStylePr w:type="firstRow">
       <w:rPr>
+        <w:rFonts w:eastAsia="黑体"/>
         <w:b/>
         <w:bCs/>
       </w:rPr>
@@ -14765,6 +15446,7 @@
     </w:tblStylePr>
     <w:tblStylePr w:type="lastRow">
       <w:rPr>
+        <w:rFonts w:eastAsia="黑体"/>
         <w:b/>
         <w:bCs/>
         <w:color w:themeColor="text1" w:val="000000"/>
@@ -14776,6 +15458,7 @@
     </w:tblStylePr>
     <w:tblStylePr w:type="firstCol">
       <w:rPr>
+        <w:rFonts w:eastAsia="黑体"/>
         <w:color w:themeColor="background1" w:val="FFFFFF"/>
       </w:rPr>
       <w:tblPr/>
@@ -14785,6 +15468,7 @@
     </w:tblStylePr>
     <w:tblStylePr w:type="lastCol">
       <w:rPr>
+        <w:rFonts w:eastAsia="黑体"/>
         <w:color w:themeColor="background1" w:val="FFFFFF"/>
       </w:rPr>
       <w:tblPr/>
@@ -14814,6 +15498,7 @@
       <w:spacing w:after="0" w:line="240" w:lineRule="auto"/>
     </w:pPr>
     <w:rPr>
+      <w:rFonts w:eastAsia="黑体"/>
       <w:color w:themeColor="text1" w:val="000000"/>
     </w:rPr>
     <w:tblPr>
@@ -14835,6 +15520,7 @@
     </w:tcPr>
     <w:tblStylePr w:type="firstRow">
       <w:rPr>
+        <w:rFonts w:eastAsia="黑体"/>
         <w:b/>
         <w:bCs/>
       </w:rPr>
@@ -14845,6 +15531,7 @@
     </w:tblStylePr>
     <w:tblStylePr w:type="lastRow">
       <w:rPr>
+        <w:rFonts w:eastAsia="黑体"/>
         <w:b/>
         <w:bCs/>
         <w:color w:themeColor="text1" w:val="000000"/>
@@ -14856,6 +15543,7 @@
     </w:tblStylePr>
     <w:tblStylePr w:type="firstCol">
       <w:rPr>
+        <w:rFonts w:eastAsia="黑体"/>
         <w:color w:themeColor="background1" w:val="FFFFFF"/>
       </w:rPr>
       <w:tblPr/>
@@ -14865,6 +15553,7 @@
     </w:tblStylePr>
     <w:tblStylePr w:type="lastCol">
       <w:rPr>
+        <w:rFonts w:eastAsia="黑体"/>
         <w:color w:themeColor="background1" w:val="FFFFFF"/>
       </w:rPr>
       <w:tblPr/>
@@ -14894,6 +15583,7 @@
       <w:spacing w:after="0" w:line="240" w:lineRule="auto"/>
     </w:pPr>
     <w:rPr>
+      <w:rFonts w:eastAsia="黑体"/>
       <w:color w:themeColor="text1" w:val="000000"/>
     </w:rPr>
     <w:tblPr>
@@ -14915,6 +15605,7 @@
     </w:tcPr>
     <w:tblStylePr w:type="firstRow">
       <w:rPr>
+        <w:rFonts w:eastAsia="黑体"/>
         <w:b/>
         <w:bCs/>
       </w:rPr>
@@ -14925,6 +15616,7 @@
     </w:tblStylePr>
     <w:tblStylePr w:type="lastRow">
       <w:rPr>
+        <w:rFonts w:eastAsia="黑体"/>
         <w:b/>
         <w:bCs/>
         <w:color w:themeColor="text1" w:val="000000"/>
@@ -14936,6 +15628,7 @@
     </w:tblStylePr>
     <w:tblStylePr w:type="firstCol">
       <w:rPr>
+        <w:rFonts w:eastAsia="黑体"/>
         <w:color w:themeColor="background1" w:val="FFFFFF"/>
       </w:rPr>
       <w:tblPr/>
@@ -14945,6 +15638,7 @@
     </w:tblStylePr>
     <w:tblStylePr w:type="lastCol">
       <w:rPr>
+        <w:rFonts w:eastAsia="黑体"/>
         <w:color w:themeColor="background1" w:val="FFFFFF"/>
       </w:rPr>
       <w:tblPr/>
@@ -14974,6 +15668,7 @@
       <w:spacing w:after="0" w:line="240" w:lineRule="auto"/>
     </w:pPr>
     <w:rPr>
+      <w:rFonts w:eastAsia="黑体"/>
       <w:color w:themeColor="text1" w:val="000000"/>
     </w:rPr>
     <w:tblPr>
@@ -14995,6 +15690,7 @@
     </w:tcPr>
     <w:tblStylePr w:type="firstRow">
       <w:rPr>
+        <w:rFonts w:eastAsia="黑体"/>
         <w:b/>
         <w:bCs/>
       </w:rPr>
@@ -15005,6 +15701,7 @@
     </w:tblStylePr>
     <w:tblStylePr w:type="lastRow">
       <w:rPr>
+        <w:rFonts w:eastAsia="黑体"/>
         <w:b/>
         <w:bCs/>
         <w:color w:themeColor="text1" w:val="000000"/>
@@ -15016,6 +15713,7 @@
     </w:tblStylePr>
     <w:tblStylePr w:type="firstCol">
       <w:rPr>
+        <w:rFonts w:eastAsia="黑体"/>
         <w:color w:themeColor="background1" w:val="FFFFFF"/>
       </w:rPr>
       <w:tblPr/>
@@ -15025,6 +15723,7 @@
     </w:tblStylePr>
     <w:tblStylePr w:type="lastCol">
       <w:rPr>
+        <w:rFonts w:eastAsia="黑体"/>
         <w:color w:themeColor="background1" w:val="FFFFFF"/>
       </w:rPr>
       <w:tblPr/>
@@ -15057,6 +15756,7 @@
     <w:name w:val="KeywordTok"/>
     <w:basedOn w:val="VerbatimChar"/>
     <w:rPr>
+      <w:rFonts w:eastAsia="黑体"/>
       <w:b/>
       <w:color w:val="007020"/>
     </w:rPr>
@@ -15065,6 +15765,7 @@
     <w:name w:val="DataTypeTok"/>
     <w:basedOn w:val="VerbatimChar"/>
     <w:rPr>
+      <w:rFonts w:eastAsia="黑体"/>
       <w:color w:val="902000"/>
     </w:rPr>
   </w:style>
@@ -15072,6 +15773,7 @@
     <w:name w:val="DecValTok"/>
     <w:basedOn w:val="VerbatimChar"/>
     <w:rPr>
+      <w:rFonts w:eastAsia="黑体"/>
       <w:color w:val="40a070"/>
     </w:rPr>
   </w:style>
@@ -15079,6 +15781,7 @@
     <w:name w:val="BaseNTok"/>
     <w:basedOn w:val="VerbatimChar"/>
     <w:rPr>
+      <w:rFonts w:eastAsia="黑体"/>
       <w:color w:val="40a070"/>
     </w:rPr>
   </w:style>
@@ -15086,6 +15789,7 @@
     <w:name w:val="FloatTok"/>
     <w:basedOn w:val="VerbatimChar"/>
     <w:rPr>
+      <w:rFonts w:eastAsia="黑体"/>
       <w:color w:val="40a070"/>
     </w:rPr>
   </w:style>
@@ -15093,6 +15797,7 @@
     <w:name w:val="ConstantTok"/>
     <w:basedOn w:val="VerbatimChar"/>
     <w:rPr>
+      <w:rFonts w:eastAsia="黑体"/>
       <w:color w:val="880000"/>
     </w:rPr>
   </w:style>
@@ -15100,6 +15805,7 @@
     <w:name w:val="CharTok"/>
     <w:basedOn w:val="VerbatimChar"/>
     <w:rPr>
+      <w:rFonts w:eastAsia="黑体"/>
       <w:color w:val="4070a0"/>
     </w:rPr>
   </w:style>
@@ -15107,6 +15813,7 @@
     <w:name w:val="SpecialCharTok"/>
     <w:basedOn w:val="VerbatimChar"/>
     <w:rPr>
+      <w:rFonts w:eastAsia="黑体"/>
       <w:color w:val="4070a0"/>
     </w:rPr>
   </w:style>
@@ -15114,6 +15821,7 @@
     <w:name w:val="StringTok"/>
     <w:basedOn w:val="VerbatimChar"/>
     <w:rPr>
+      <w:rFonts w:eastAsia="黑体"/>
       <w:color w:val="4070a0"/>
     </w:rPr>
   </w:style>
@@ -15121,6 +15829,7 @@
     <w:name w:val="VerbatimStringTok"/>
     <w:basedOn w:val="VerbatimChar"/>
     <w:rPr>
+      <w:rFonts w:eastAsia="黑体"/>
       <w:color w:val="4070a0"/>
     </w:rPr>
   </w:style>
@@ -15128,6 +15837,7 @@
     <w:name w:val="SpecialStringTok"/>
     <w:basedOn w:val="VerbatimChar"/>
     <w:rPr>
+      <w:rFonts w:eastAsia="黑体"/>
       <w:color w:val="bb6688"/>
     </w:rPr>
   </w:style>
@@ -15135,6 +15845,7 @@
     <w:name w:val="ImportTok"/>
     <w:basedOn w:val="VerbatimChar"/>
     <w:rPr>
+      <w:rFonts w:eastAsia="黑体"/>
       <w:b/>
       <w:color w:val="008000"/>
     </w:rPr>
@@ -15143,6 +15854,7 @@
     <w:name w:val="CommentTok"/>
     <w:basedOn w:val="VerbatimChar"/>
     <w:rPr>
+      <w:rFonts w:eastAsia="黑体"/>
       <w:i/>
       <w:color w:val="60a0b0"/>
     </w:rPr>
@@ -15151,6 +15863,7 @@
     <w:name w:val="DocumentationTok"/>
     <w:basedOn w:val="VerbatimChar"/>
     <w:rPr>
+      <w:rFonts w:eastAsia="黑体"/>
       <w:i/>
       <w:color w:val="ba2121"/>
     </w:rPr>
@@ -15159,6 +15872,7 @@
     <w:name w:val="AnnotationTok"/>
     <w:basedOn w:val="VerbatimChar"/>
     <w:rPr>
+      <w:rFonts w:eastAsia="黑体"/>
       <w:b/>
       <w:i/>
       <w:color w:val="60a0b0"/>
@@ -15168,6 +15882,7 @@
     <w:name w:val="CommentVarTok"/>
     <w:basedOn w:val="VerbatimChar"/>
     <w:rPr>
+      <w:rFonts w:eastAsia="黑体"/>
       <w:b/>
       <w:i/>
       <w:color w:val="60a0b0"/>
@@ -15177,6 +15892,7 @@
     <w:name w:val="OtherTok"/>
     <w:basedOn w:val="VerbatimChar"/>
     <w:rPr>
+      <w:rFonts w:eastAsia="黑体"/>
       <w:color w:val="007020"/>
     </w:rPr>
   </w:style>
@@ -15184,6 +15900,7 @@
     <w:name w:val="FunctionTok"/>
     <w:basedOn w:val="VerbatimChar"/>
     <w:rPr>
+      <w:rFonts w:eastAsia="黑体"/>
       <w:color w:val="06287e"/>
     </w:rPr>
   </w:style>
@@ -15191,6 +15908,7 @@
     <w:name w:val="VariableTok"/>
     <w:basedOn w:val="VerbatimChar"/>
     <w:rPr>
+      <w:rFonts w:eastAsia="黑体"/>
       <w:color w:val="19177c"/>
     </w:rPr>
   </w:style>
@@ -15198,6 +15916,7 @@
     <w:name w:val="ControlFlowTok"/>
     <w:basedOn w:val="VerbatimChar"/>
     <w:rPr>
+      <w:rFonts w:eastAsia="黑体"/>
       <w:b/>
       <w:color w:val="007020"/>
     </w:rPr>
@@ -15206,6 +15925,7 @@
     <w:name w:val="OperatorTok"/>
     <w:basedOn w:val="VerbatimChar"/>
     <w:rPr>
+      <w:rFonts w:eastAsia="黑体"/>
       <w:color w:val="666666"/>
     </w:rPr>
   </w:style>
@@ -15213,18 +15933,22 @@
     <w:name w:val="BuiltInTok"/>
     <w:basedOn w:val="VerbatimChar"/>
     <w:rPr>
+      <w:rFonts w:eastAsia="黑体"/>
       <w:color w:val="008000"/>
     </w:rPr>
   </w:style>
   <w:style w:type="character" w:customStyle="1" w:styleId="ExtensionTok">
     <w:name w:val="ExtensionTok"/>
     <w:basedOn w:val="VerbatimChar"/>
-    <w:rPr/>
+    <w:rPr>
+      <w:rFonts w:eastAsia="黑体"/>
+    </w:rPr>
   </w:style>
   <w:style w:type="character" w:customStyle="1" w:styleId="PreprocessorTok">
     <w:name w:val="PreprocessorTok"/>
     <w:basedOn w:val="VerbatimChar"/>
     <w:rPr>
+      <w:rFonts w:eastAsia="黑体"/>
       <w:color w:val="bc7a00"/>
     </w:rPr>
   </w:style>
@@ -15232,18 +15956,22 @@
     <w:name w:val="AttributeTok"/>
     <w:basedOn w:val="VerbatimChar"/>
     <w:rPr>
+      <w:rFonts w:eastAsia="黑体"/>
       <w:color w:val="7d9029"/>
     </w:rPr>
   </w:style>
   <w:style w:type="character" w:customStyle="1" w:styleId="RegionMarkerTok">
     <w:name w:val="RegionMarkerTok"/>
     <w:basedOn w:val="VerbatimChar"/>
-    <w:rPr/>
+    <w:rPr>
+      <w:rFonts w:eastAsia="黑体"/>
+    </w:rPr>
   </w:style>
   <w:style w:type="character" w:customStyle="1" w:styleId="InformationTok">
     <w:name w:val="InformationTok"/>
     <w:basedOn w:val="VerbatimChar"/>
     <w:rPr>
+      <w:rFonts w:eastAsia="黑体"/>
       <w:b/>
       <w:i/>
       <w:color w:val="60a0b0"/>
@@ -15253,6 +15981,7 @@
     <w:name w:val="WarningTok"/>
     <w:basedOn w:val="VerbatimChar"/>
     <w:rPr>
+      <w:rFonts w:eastAsia="黑体"/>
       <w:b/>
       <w:i/>
       <w:color w:val="60a0b0"/>
@@ -15262,6 +15991,7 @@
     <w:name w:val="AlertTok"/>
     <w:basedOn w:val="VerbatimChar"/>
     <w:rPr>
+      <w:rFonts w:eastAsia="黑体"/>
       <w:b/>
       <w:color w:val="ff0000"/>
     </w:rPr>
@@ -15270,6 +16000,7 @@
     <w:name w:val="ErrorTok"/>
     <w:basedOn w:val="VerbatimChar"/>
     <w:rPr>
+      <w:rFonts w:eastAsia="黑体"/>
       <w:b/>
       <w:color w:val="ff0000"/>
     </w:rPr>
@@ -15277,7 +16008,9 @@
   <w:style w:type="character" w:customStyle="1" w:styleId="NormalTok">
     <w:name w:val="NormalTok"/>
     <w:basedOn w:val="VerbatimChar"/>
-    <w:rPr/>
+    <w:rPr>
+      <w:rFonts w:eastAsia="黑体"/>
+    </w:rPr>
   </w:style>
 </w:styles>
 </file>
@@ -15326,12 +16059,12 @@
     <a:fontScheme name="Office">
       <a:majorFont>
         <a:latin typeface="Calibri"/>
-        <a:ea typeface=""/>
+        <a:ea typeface="黑体"/>
         <a:cs typeface=""/>
         <a:font script="Jpan" typeface="ＭＳ ゴシック"/>
         <a:font script="Hang" typeface="맑은 고딕"/>
-        <a:font script="Hans" typeface="宋体"/>
-        <a:font script="Hant" typeface="新細明體"/>
+        <a:font script="Hans" typeface="黑体"/>
+        <a:font script="Hant" typeface="黑体"/>
         <a:font script="Arab" typeface="Times New Roman"/>
         <a:font script="Hebr" typeface="Times New Roman"/>
         <a:font script="Thai" typeface="Angsana New"/>
@@ -15361,12 +16094,12 @@
       </a:majorFont>
       <a:minorFont>
         <a:latin typeface="Cambria"/>
-        <a:ea typeface=""/>
+        <a:ea typeface="黑体"/>
         <a:cs typeface=""/>
         <a:font script="Jpan" typeface="ＭＳ 明朝"/>
         <a:font script="Hang" typeface="맑은 고딕"/>
-        <a:font script="Hans" typeface="宋体"/>
-        <a:font script="Hant" typeface="新細明體"/>
+        <a:font script="Hans" typeface="黑体"/>
+        <a:font script="Hant" typeface="黑体"/>
         <a:font script="Arab" typeface="Arial"/>
         <a:font script="Hebr" typeface="Arial"/>
         <a:font script="Thai" typeface="Cordia New"/>

--- a/05-数字电路/02-时序逻辑电路/FIFO先入先出电路/FIFO先入先出电路.docx
+++ b/05-数字电路/02-时序逻辑电路/FIFO先入先出电路/FIFO先入先出电路.docx
@@ -2988,7 +2988,7 @@
           <w:color w:val="555555"/>
           <w:sz w:val="21"/>
         </w:rPr>
-        <w:t>材料收集者：杜文杰，WX手机：19519196569，QQ:3478827729</w:t>
+        <w:t>材料收集者：杜文杰，微信/手机：19519196569，QQ:3478827729</w:t>
       </w:r>
     </w:p>
     <w:sectPr>
